--- a/MANUAL_DE_EN_TL.docx
+++ b/MANUAL_DE_EN_TL.docx
@@ -4,11 +4,19 @@
   <w:body>
     <w:p>
       <w:pPr>
-        <w:pStyle w:val="Title"/>
+        <w:spacing w:before="1560"/>
         <w:jc w:val="center"/>
       </w:pPr>
       <w:r>
-        <w:t>eZ430-Chronos Custom Firmware - Benutzerhandbuch</w:t>
+        <w:rPr>
+          <w:rFonts w:ascii="Arial" w:hAnsi="Arial"/>
+          <w:b/>
+          <w:color w:val="17365D"/>
+          <w:sz w:val="62"/>
+        </w:rPr>
+        <w:t>eZ430-Chronos</w:t>
+        <w:br/>
+        <w:t>Custom Firmware</w:t>
       </w:r>
     </w:p>
     <w:p>
@@ -17,544 +25,44 @@
       </w:pPr>
       <w:r>
         <w:rPr>
+          <w:rFonts w:ascii="Arial" w:hAnsi="Arial"/>
           <w:b/>
+          <w:color w:val="2F75B5"/>
+          <w:sz w:val="30"/>
         </w:rPr>
-        <w:t>Custom Beta - MSP430-GCC - CC430F6137</w:t>
-      </w:r>
-    </w:p>
-    <w:p>
-      <w:r>
-        <w:t>Dieses Handbuch beschreibt den aktuellen Beta-Stand der angepassten MSP430-GCC-Firmware.</w:t>
+        <w:t>COMPLETE USER MANUAL</w:t>
       </w:r>
     </w:p>
     <w:p>
       <w:pPr>
-        <w:pStyle w:val="Heading1"/>
+        <w:spacing w:before="360"/>
+        <w:jc w:val="center"/>
       </w:pPr>
       <w:r>
-        <w:t>Tasten / Buttons / Mga Pindutan</w:t>
-      </w:r>
-    </w:p>
-    <w:tbl>
-      <w:tblPr>
-        <w:tblStyle w:val="TableGrid"/>
-        <w:tblW w:type="auto" w:w="0"/>
-        <w:tblLook w:firstColumn="1" w:firstRow="1" w:lastColumn="0" w:lastRow="0" w:noHBand="0" w:noVBand="1" w:val="04A0"/>
-      </w:tblPr>
-      <w:tblGrid>
-        <w:gridCol w:w="5112"/>
-        <w:gridCol w:w="5112"/>
-      </w:tblGrid>
-      <w:tr>
-        <w:tc>
-          <w:tcPr>
-            <w:tcW w:type="dxa" w:w="5112"/>
-          </w:tcPr>
-          <w:p>
-            <w:r>
-              <w:t>Button</w:t>
-            </w:r>
-          </w:p>
-        </w:tc>
-        <w:tc>
-          <w:tcPr>
-            <w:tcW w:type="dxa" w:w="5112"/>
-          </w:tcPr>
-          <w:p>
-            <w:r>
-              <w:t>Function</w:t>
-            </w:r>
-          </w:p>
-        </w:tc>
-      </w:tr>
-      <w:tr>
-        <w:tc>
-          <w:tcPr>
-            <w:tcW w:type="dxa" w:w="5112"/>
-          </w:tcPr>
-          <w:p>
-            <w:r>
-              <w:t>* kurz</w:t>
-            </w:r>
-          </w:p>
-        </w:tc>
-        <w:tc>
-          <w:tcPr>
-            <w:tcW w:type="dxa" w:w="5112"/>
-          </w:tcPr>
-          <w:p>
-            <w:r>
-              <w:t>Oberes Menü weiterschalten.</w:t>
-            </w:r>
-          </w:p>
-        </w:tc>
-      </w:tr>
-      <w:tr>
-        <w:tc>
-          <w:tcPr>
-            <w:tcW w:type="dxa" w:w="5112"/>
-          </w:tcPr>
-          <w:p>
-            <w:r>
-              <w:t>* lang</w:t>
-            </w:r>
-          </w:p>
-        </w:tc>
-        <w:tc>
-          <w:tcPr>
-            <w:tcW w:type="dxa" w:w="5112"/>
-          </w:tcPr>
-          <w:p>
-            <w:r>
-              <w:t>Einstellungen des aktuellen oberen Menüpunktes öffnen.</w:t>
-            </w:r>
-          </w:p>
-        </w:tc>
-      </w:tr>
-      <w:tr>
-        <w:tc>
-          <w:tcPr>
-            <w:tcW w:type="dxa" w:w="5112"/>
-          </w:tcPr>
-          <w:p>
-            <w:r>
-              <w:t># kurz</w:t>
-            </w:r>
-          </w:p>
-        </w:tc>
-        <w:tc>
-          <w:tcPr>
-            <w:tcW w:type="dxa" w:w="5112"/>
-          </w:tcPr>
-          <w:p>
-            <w:r>
-              <w:t>Unteres Menü weiterschalten.</w:t>
-            </w:r>
-          </w:p>
-        </w:tc>
-      </w:tr>
-      <w:tr>
-        <w:tc>
-          <w:tcPr>
-            <w:tcW w:type="dxa" w:w="5112"/>
-          </w:tcPr>
-          <w:p>
-            <w:r>
-              <w:t># lang</w:t>
-            </w:r>
-          </w:p>
-        </w:tc>
-        <w:tc>
-          <w:tcPr>
-            <w:tcW w:type="dxa" w:w="5112"/>
-          </w:tcPr>
-          <w:p>
-            <w:r>
-              <w:t>Einstellungen des aktuellen unteren Menüpunktes öffnen.</w:t>
-            </w:r>
-          </w:p>
-        </w:tc>
-      </w:tr>
-      <w:tr>
-        <w:tc>
-          <w:tcPr>
-            <w:tcW w:type="dxa" w:w="5112"/>
-          </w:tcPr>
-          <w:p>
-            <w:r>
-              <w:t>UP</w:t>
-            </w:r>
-          </w:p>
-        </w:tc>
-        <w:tc>
-          <w:tcPr>
-            <w:tcW w:type="dxa" w:w="5112"/>
-          </w:tcPr>
-          <w:p>
-            <w:r>
-              <w:t>Direktfunktion oben; im Alarm-Menü Alarm EIN/AUS.</w:t>
-            </w:r>
-          </w:p>
-        </w:tc>
-      </w:tr>
-      <w:tr>
-        <w:tc>
-          <w:tcPr>
-            <w:tcW w:type="dxa" w:w="5112"/>
-          </w:tcPr>
-          <w:p>
-            <w:r>
-              <w:t>DOWN</w:t>
-            </w:r>
-          </w:p>
-        </w:tc>
-        <w:tc>
-          <w:tcPr>
-            <w:tcW w:type="dxa" w:w="5112"/>
-          </w:tcPr>
-          <w:p>
-            <w:r>
-              <w:t>Direktfunktion unten.</w:t>
-            </w:r>
-          </w:p>
-        </w:tc>
-      </w:tr>
-      <w:tr>
-        <w:tc>
-          <w:tcPr>
-            <w:tcW w:type="dxa" w:w="5112"/>
-          </w:tcPr>
-          <w:p>
-            <w:r>
-              <w:t>LIGHT kurz</w:t>
-            </w:r>
-          </w:p>
-        </w:tc>
-        <w:tc>
-          <w:tcPr>
-            <w:tcW w:type="dxa" w:w="5112"/>
-          </w:tcPr>
-          <w:p>
-            <w:r>
-              <w:t>Beleuchtung einschalten.</w:t>
-            </w:r>
-          </w:p>
-        </w:tc>
-      </w:tr>
-      <w:tr>
-        <w:tc>
-          <w:tcPr>
-            <w:tcW w:type="dxa" w:w="5112"/>
-          </w:tcPr>
-          <w:p>
-            <w:r>
-              <w:t>LIGHT lang</w:t>
-            </w:r>
-          </w:p>
-        </w:tc>
-        <w:tc>
-          <w:tcPr>
-            <w:tcW w:type="dxa" w:w="5112"/>
-          </w:tcPr>
-          <w:p>
-            <w:r>
-              <w:t>Lichtmenü: DOWN 1-30 s, UP Dauerlicht ON/OFF, LIGHT speichern/verlassen.</w:t>
-            </w:r>
-          </w:p>
-        </w:tc>
-      </w:tr>
-    </w:tbl>
-    <w:p>
-      <w:pPr>
-        <w:pStyle w:val="Heading1"/>
-      </w:pPr>
-      <w:r>
-        <w:t>Menu</w:t>
-      </w:r>
-    </w:p>
-    <w:p>
-      <w:r>
-        <w:t>LINE 1 (*): Uhrzeit -&gt; Alarm -&gt; Temperatur -&gt; Höhe -&gt; Beschleunigung</w:t>
-      </w:r>
-    </w:p>
-    <w:p>
-      <w:r>
-        <w:t>LINE 2 (#): Datum -&gt; TZ2 -&gt; Swatch Beat Time -&gt; BIN Watch -&gt; Stoppuhr -&gt; Countdown -&gt; Random -&gt; Batterie</w:t>
+        <w:rPr>
+          <w:rFonts w:ascii="Arial" w:hAnsi="Arial"/>
+          <w:color w:val="5B6573"/>
+          <w:sz w:val="28"/>
+        </w:rPr>
+        <w:t>Deutsch  |  English  |  Tagalog</w:t>
       </w:r>
     </w:p>
     <w:p>
       <w:pPr>
-        <w:jc w:val="center"/>
-      </w:pPr>
-      <w:r>
-        <w:drawing>
-          <wp:inline xmlns:a="http://schemas.openxmlformats.org/drawingml/2006/main" xmlns:pic="http://schemas.openxmlformats.org/drawingml/2006/picture">
-            <wp:extent cx="6400800" cy="2560320"/>
-            <wp:docPr id="1" name="Picture 1"/>
-            <wp:cNvGraphicFramePr>
-              <a:graphicFrameLocks noChangeAspect="1"/>
-            </wp:cNvGraphicFramePr>
-            <a:graphic>
-              <a:graphicData uri="http://schemas.openxmlformats.org/drawingml/2006/picture">
-                <pic:pic>
-                  <pic:nvPicPr>
-                    <pic:cNvPr id="0" name="de_line1.png"/>
-                    <pic:cNvPicPr/>
-                  </pic:nvPicPr>
-                  <pic:blipFill>
-                    <a:blip r:embed="rId9"/>
-                    <a:stretch>
-                      <a:fillRect/>
-                    </a:stretch>
-                  </pic:blipFill>
-                  <pic:spPr>
-                    <a:xfrm>
-                      <a:off x="0" y="0"/>
-                      <a:ext cx="6400800" cy="2560320"/>
-                    </a:xfrm>
-                    <a:prstGeom prst="rect"/>
-                  </pic:spPr>
-                </pic:pic>
-              </a:graphicData>
-            </a:graphic>
-          </wp:inline>
-        </w:drawing>
-      </w:r>
-    </w:p>
-    <w:p>
-      <w:pPr>
+        <w:spacing w:before="800"/>
         <w:jc w:val="center"/>
       </w:pPr>
       <w:r>
         <w:rPr>
-          <w:b/>
+          <w:rFonts w:ascii="Arial" w:hAnsi="Arial"/>
+          <w:color w:val="334E68"/>
+          <w:sz w:val="22"/>
         </w:rPr>
-        <w:t>Figure A - Line 1 / *</w:t>
-      </w:r>
-    </w:p>
-    <w:p>
-      <w:pPr>
-        <w:jc w:val="center"/>
-      </w:pPr>
-      <w:r>
-        <w:drawing>
-          <wp:inline xmlns:a="http://schemas.openxmlformats.org/drawingml/2006/main" xmlns:pic="http://schemas.openxmlformats.org/drawingml/2006/picture">
-            <wp:extent cx="6400800" cy="2560320"/>
-            <wp:docPr id="2" name="Picture 2"/>
-            <wp:cNvGraphicFramePr>
-              <a:graphicFrameLocks noChangeAspect="1"/>
-            </wp:cNvGraphicFramePr>
-            <a:graphic>
-              <a:graphicData uri="http://schemas.openxmlformats.org/drawingml/2006/picture">
-                <pic:pic>
-                  <pic:nvPicPr>
-                    <pic:cNvPr id="0" name="de_line2.png"/>
-                    <pic:cNvPicPr/>
-                  </pic:nvPicPr>
-                  <pic:blipFill>
-                    <a:blip r:embed="rId10"/>
-                    <a:stretch>
-                      <a:fillRect/>
-                    </a:stretch>
-                  </pic:blipFill>
-                  <pic:spPr>
-                    <a:xfrm>
-                      <a:off x="0" y="0"/>
-                      <a:ext cx="6400800" cy="2560320"/>
-                    </a:xfrm>
-                    <a:prstGeom prst="rect"/>
-                  </pic:spPr>
-                </pic:pic>
-              </a:graphicData>
-            </a:graphic>
-          </wp:inline>
-        </w:drawing>
-      </w:r>
-    </w:p>
-    <w:p>
-      <w:pPr>
-        <w:jc w:val="center"/>
-      </w:pPr>
-      <w:r>
-        <w:rPr>
-          <w:b/>
-        </w:rPr>
-        <w:t>Figure B - Line 2 / #</w:t>
-      </w:r>
-    </w:p>
-    <w:p>
-      <w:pPr>
-        <w:pStyle w:val="Heading1"/>
-      </w:pPr>
-      <w:r>
-        <w:t>Funktionen / Functions / Mga Function</w:t>
-      </w:r>
-    </w:p>
-    <w:p>
-      <w:pPr>
-        <w:pStyle w:val="Heading2"/>
-      </w:pPr>
-      <w:r>
-        <w:t>Uhrzeit</w:t>
-      </w:r>
-    </w:p>
-    <w:p>
-      <w:r>
-        <w:t>Longpress * öffnet die Uhreinstellungen. HOUR schaltet das stündliche Doppel-Piep ein/aus. UTC definiert den Abstand der angezeigten Ortszeit zu UTC; DST/Sommerzeit wird zusätzlich berücksichtigt.</w:t>
-      </w:r>
-    </w:p>
-    <w:p>
-      <w:pPr>
-        <w:pStyle w:val="Heading2"/>
-      </w:pPr>
-      <w:r>
-        <w:t>Alarm</w:t>
-      </w:r>
-    </w:p>
-    <w:p>
-      <w:r>
-        <w:t>UP schaltet EIN/AUS und zeigt kurz ON/OFF. Longpress * stellt die Alarmzeit ein.</w:t>
-      </w:r>
-    </w:p>
-    <w:p>
-      <w:pPr>
-        <w:pStyle w:val="Heading2"/>
-      </w:pPr>
-      <w:r>
-        <w:t>Temperatur</w:t>
-      </w:r>
-    </w:p>
-    <w:p>
-      <w:r>
-        <w:t>Interne Temperaturanzeige; Longpress * öffnet die vorhandene Einstellung/Kalibrierung.</w:t>
-      </w:r>
-    </w:p>
-    <w:p>
-      <w:pPr>
-        <w:pStyle w:val="Heading2"/>
-      </w:pPr>
-      <w:r>
-        <w:t>Höhe</w:t>
-      </w:r>
-    </w:p>
-    <w:p>
-      <w:r>
-        <w:t>Höhen-/Luftdruckfunktion des Drucksensors; vorhandene Direkt- und Einstellfunktionen bleiben erhalten.</w:t>
-      </w:r>
-    </w:p>
-    <w:p>
-      <w:pPr>
-        <w:pStyle w:val="Heading2"/>
-      </w:pPr>
-      <w:r>
-        <w:t>Beschleunigung</w:t>
-      </w:r>
-    </w:p>
-    <w:p>
-      <w:r>
-        <w:t>Beschleunigungs-/Tilt-Anzeige des Sensors.</w:t>
-      </w:r>
-    </w:p>
-    <w:p>
-      <w:pPr>
-        <w:pStyle w:val="Heading2"/>
-      </w:pPr>
-      <w:r>
-        <w:t>Datum</w:t>
-      </w:r>
-    </w:p>
-    <w:p>
-      <w:r>
-        <w:t>Datumsansichten; Longpress # öffnet die Datumseinstellungen.</w:t>
-      </w:r>
-    </w:p>
-    <w:p>
-      <w:pPr>
-        <w:pStyle w:val="Heading2"/>
-      </w:pPr>
-      <w:r>
-        <w:t>TZ2</w:t>
-      </w:r>
-    </w:p>
-    <w:p>
-      <w:r>
-        <w:t>Zweite Zeitzone. Longpress # stellt den Offset ein. Halbstundenzonen werden unterstützt, z. B. Indien +5,5 h. Anzeige mit Stunden, Minuten und Sekunden.</w:t>
-      </w:r>
-    </w:p>
-    <w:p>
-      <w:pPr>
-        <w:pStyle w:val="Heading2"/>
-      </w:pPr>
-      <w:r>
-        <w:t>Swatch Beat Time</w:t>
-      </w:r>
-    </w:p>
-    <w:p>
-      <w:r>
-        <w:t>Beat-Anzeige im Format xxx.xx, aus UTC berechnet. Benutzer-UTC und DST werden berücksichtigt.</w:t>
-      </w:r>
-    </w:p>
-    <w:p>
-      <w:pPr>
-        <w:pStyle w:val="Heading2"/>
-      </w:pPr>
-      <w:r>
-        <w:t>BIN Watch</w:t>
-      </w:r>
-    </w:p>
-    <w:p>
-      <w:r>
-        <w:t>Binäres Watchface über beide LCD-Zeilen; PM kennzeichnet die zweite Tageshälfte.</w:t>
-      </w:r>
-    </w:p>
-    <w:p>
-      <w:pPr>
-        <w:pStyle w:val="Heading2"/>
-      </w:pPr>
-      <w:r>
-        <w:t>Stoppuhr</w:t>
-      </w:r>
-    </w:p>
-    <w:p>
-      <w:r>
-        <w:t>DOWN bedient die Direktfunktion; Longpress # öffnet die Moduseinstellung STOP/LAP.</w:t>
-      </w:r>
-    </w:p>
-    <w:p>
-      <w:pPr>
-        <w:pStyle w:val="Heading2"/>
-      </w:pPr>
-      <w:r>
-        <w:t>Countdown</w:t>
-      </w:r>
-    </w:p>
-    <w:p>
-      <w:r>
-        <w:t>Countdown-Timer mit Direktfunktion und Einstellmenü.</w:t>
-      </w:r>
-    </w:p>
-    <w:p>
-      <w:pPr>
-        <w:pStyle w:val="Heading2"/>
-      </w:pPr>
-      <w:r>
-        <w:t>Random</w:t>
-      </w:r>
-    </w:p>
-    <w:p>
-      <w:r>
-        <w:t>Zufallszahlengenerator mit MIN, MAX, MODE und STYL. MIN=1/MAX=6 erzeugt nur 1 bis 6.</w:t>
-      </w:r>
-    </w:p>
-    <w:p>
-      <w:pPr>
-        <w:pStyle w:val="Heading2"/>
-      </w:pPr>
-      <w:r>
-        <w:t>Batterie</w:t>
-      </w:r>
-    </w:p>
-    <w:p>
-      <w:r>
-        <w:t>Beim Öffnen erfolgt eine ADC-Messung; während der Anzeige wird aktualisiert. Unter 2,40 V blinkt das Batteriesymbol global. Die absolute Spannung im aktuellen Beta-Stand als Trendwert betrachten.</w:t>
-      </w:r>
-    </w:p>
-    <w:p>
-      <w:pPr>
-        <w:pStyle w:val="Heading1"/>
-      </w:pPr>
-      <w:r>
-        <w:t>Beta / Technical</w:t>
-      </w:r>
-    </w:p>
-    <w:p>
-      <w:r>
-        <w:t>Watchdog ist aktiv. LPM3/Sleep ist absichtlich deaktiviert, weil der frühere Sleep-Pfad nach längerer Laufzeit fehlerhafte bzw. verzögerte Tastenreaktionen verursachte.</w:t>
-      </w:r>
-    </w:p>
-    <w:p>
-      <w:r>
-        <w:t>Build: make clean &amp;&amp; make FREQUENCY=868 SUPPORT_DIR=C:/ti/msp430-gcc/include</w:t>
+        <w:t>Custom RC1 - Universal RF-free image</w:t>
+        <w:br/>
+        <w:t>433/434 MHz  |  868 MHz  |  915 MHz</w:t>
+        <w:br/>
+        <w:t>MSP430-GCC / CC430F6137</w:t>
       </w:r>
     </w:p>
     <w:p>
@@ -564,65 +72,77 @@
     </w:p>
     <w:p>
       <w:pPr>
-        <w:pStyle w:val="Title"/>
-        <w:jc w:val="center"/>
-      </w:pPr>
-      <w:r>
-        <w:t>eZ430-Chronos Custom Firmware - User Manual</w:t>
-      </w:r>
-    </w:p>
-    <w:p>
-      <w:pPr>
-        <w:jc w:val="center"/>
-      </w:pPr>
-      <w:r>
-        <w:rPr>
-          <w:b/>
-        </w:rPr>
-        <w:t>Custom Beta - MSP430-GCC - CC430F6137</w:t>
-      </w:r>
-    </w:p>
-    <w:p>
-      <w:r>
-        <w:t>This manual describes the current beta build of the customized MSP430-GCC firmware.</w:t>
-      </w:r>
-    </w:p>
-    <w:p>
-      <w:pPr>
         <w:pStyle w:val="Heading1"/>
       </w:pPr>
       <w:r>
-        <w:t>Tasten / Buttons / Mga Pindutan</w:t>
+        <w:t>Inhalt / Contents / Nilalaman</w:t>
       </w:r>
     </w:p>
     <w:tbl>
       <w:tblPr>
         <w:tblStyle w:val="TableGrid"/>
         <w:tblW w:type="auto" w:w="0"/>
+        <w:jc w:val="center"/>
+        <w:tblLayout w:type="fixed"/>
         <w:tblLook w:firstColumn="1" w:firstRow="1" w:lastColumn="0" w:lastRow="0" w:noHBand="0" w:noVBand="1" w:val="04A0"/>
       </w:tblPr>
       <w:tblGrid>
-        <w:gridCol w:w="5112"/>
-        <w:gridCol w:w="5112"/>
+        <w:gridCol w:w="4917"/>
+        <w:gridCol w:w="4917"/>
       </w:tblGrid>
       <w:tr>
+        <w:trPr>
+          <w:tblHeader w:val="true"/>
+        </w:trPr>
         <w:tc>
           <w:tcPr>
-            <w:tcW w:type="dxa" w:w="5112"/>
+            <w:tcW w:type="dxa" w:w="2880"/>
+            <w:shd w:fill="17365D"/>
+            <w:tcMar>
+              <w:top w:w="90" w:type="dxa"/>
+              <w:start w:w="100" w:type="dxa"/>
+              <w:bottom w:w="90" w:type="dxa"/>
+              <w:end w:w="100" w:type="dxa"/>
+            </w:tcMar>
+            <w:vAlign w:val="center"/>
           </w:tcPr>
           <w:p>
+            <w:pPr>
+              <w:jc w:val="center"/>
+            </w:pPr>
             <w:r>
-              <w:t>Button</w:t>
+              <w:rPr>
+                <w:b/>
+                <w:color w:val="FFFFFF"/>
+                <w:sz w:val="17"/>
+              </w:rPr>
+              <w:t>Sprache / Language / Wika</w:t>
             </w:r>
           </w:p>
         </w:tc>
         <w:tc>
           <w:tcPr>
-            <w:tcW w:type="dxa" w:w="5112"/>
+            <w:tcW w:type="dxa" w:w="6624"/>
+            <w:shd w:fill="17365D"/>
+            <w:tcMar>
+              <w:top w:w="90" w:type="dxa"/>
+              <w:start w:w="100" w:type="dxa"/>
+              <w:bottom w:w="90" w:type="dxa"/>
+              <w:end w:w="100" w:type="dxa"/>
+            </w:tcMar>
+            <w:vAlign w:val="center"/>
           </w:tcPr>
           <w:p>
+            <w:pPr>
+              <w:jc w:val="center"/>
+            </w:pPr>
             <w:r>
-              <w:t>Function</w:t>
+              <w:rPr>
+                <w:b/>
+                <w:color w:val="FFFFFF"/>
+                <w:sz w:val="17"/>
+              </w:rPr>
+              <w:t>Abschnitt / Section</w:t>
             </w:r>
           </w:p>
         </w:tc>
@@ -630,21 +150,47 @@
       <w:tr>
         <w:tc>
           <w:tcPr>
-            <w:tcW w:type="dxa" w:w="5112"/>
+            <w:tcW w:type="dxa" w:w="2880"/>
+            <w:tcMar>
+              <w:top w:w="90" w:type="dxa"/>
+              <w:start w:w="100" w:type="dxa"/>
+              <w:bottom w:w="90" w:type="dxa"/>
+              <w:end w:w="100" w:type="dxa"/>
+            </w:tcMar>
+            <w:vAlign w:val="center"/>
           </w:tcPr>
           <w:p>
+            <w:pPr>
+              <w:spacing w:after="0"/>
+            </w:pPr>
             <w:r>
-              <w:t>short *</w:t>
+              <w:rPr>
+                <w:sz w:val="16"/>
+              </w:rPr>
+              <w:t>Deutsch</w:t>
             </w:r>
           </w:p>
         </w:tc>
         <w:tc>
           <w:tcPr>
-            <w:tcW w:type="dxa" w:w="5112"/>
+            <w:tcW w:type="dxa" w:w="6624"/>
+            <w:tcMar>
+              <w:top w:w="90" w:type="dxa"/>
+              <w:start w:w="100" w:type="dxa"/>
+              <w:bottom w:w="90" w:type="dxa"/>
+              <w:end w:w="100" w:type="dxa"/>
+            </w:tcMar>
+            <w:vAlign w:val="center"/>
           </w:tcPr>
           <w:p>
+            <w:pPr>
+              <w:spacing w:after="0"/>
+            </w:pPr>
             <w:r>
-              <w:t>Advance upper menu.</w:t>
+              <w:rPr>
+                <w:sz w:val="16"/>
+              </w:rPr>
+              <w:t>Tasten, Menüfolge, Funktionen, optionale Menüs, Hardware &amp; Energiesparen</w:t>
             </w:r>
           </w:p>
         </w:tc>
@@ -652,21 +198,49 @@
       <w:tr>
         <w:tc>
           <w:tcPr>
-            <w:tcW w:type="dxa" w:w="5112"/>
+            <w:tcW w:type="dxa" w:w="2880"/>
+            <w:tcMar>
+              <w:top w:w="90" w:type="dxa"/>
+              <w:start w:w="100" w:type="dxa"/>
+              <w:bottom w:w="90" w:type="dxa"/>
+              <w:end w:w="100" w:type="dxa"/>
+            </w:tcMar>
+            <w:vAlign w:val="center"/>
+            <w:shd w:fill="F7FAFD"/>
           </w:tcPr>
           <w:p>
+            <w:pPr>
+              <w:spacing w:after="0"/>
+            </w:pPr>
             <w:r>
-              <w:t>long *</w:t>
+              <w:rPr>
+                <w:sz w:val="16"/>
+              </w:rPr>
+              <w:t>English</w:t>
             </w:r>
           </w:p>
         </w:tc>
         <w:tc>
           <w:tcPr>
-            <w:tcW w:type="dxa" w:w="5112"/>
+            <w:tcW w:type="dxa" w:w="6624"/>
+            <w:tcMar>
+              <w:top w:w="90" w:type="dxa"/>
+              <w:start w:w="100" w:type="dxa"/>
+              <w:bottom w:w="90" w:type="dxa"/>
+              <w:end w:w="100" w:type="dxa"/>
+            </w:tcMar>
+            <w:vAlign w:val="center"/>
+            <w:shd w:fill="F7FAFD"/>
           </w:tcPr>
           <w:p>
+            <w:pPr>
+              <w:spacing w:after="0"/>
+            </w:pPr>
             <w:r>
-              <w:t>Open settings for current upper item.</w:t>
+              <w:rPr>
+                <w:sz w:val="16"/>
+              </w:rPr>
+              <w:t>Buttons, menu sequence, functions, optional menus, hardware &amp; power saving</w:t>
             </w:r>
           </w:p>
         </w:tc>
@@ -674,131 +248,47 @@
       <w:tr>
         <w:tc>
           <w:tcPr>
-            <w:tcW w:type="dxa" w:w="5112"/>
+            <w:tcW w:type="dxa" w:w="2880"/>
+            <w:tcMar>
+              <w:top w:w="90" w:type="dxa"/>
+              <w:start w:w="100" w:type="dxa"/>
+              <w:bottom w:w="90" w:type="dxa"/>
+              <w:end w:w="100" w:type="dxa"/>
+            </w:tcMar>
+            <w:vAlign w:val="center"/>
           </w:tcPr>
           <w:p>
+            <w:pPr>
+              <w:spacing w:after="0"/>
+            </w:pPr>
             <w:r>
-              <w:t>short #</w:t>
+              <w:rPr>
+                <w:sz w:val="16"/>
+              </w:rPr>
+              <w:t>Tagalog</w:t>
             </w:r>
           </w:p>
         </w:tc>
         <w:tc>
           <w:tcPr>
-            <w:tcW w:type="dxa" w:w="5112"/>
+            <w:tcW w:type="dxa" w:w="6624"/>
+            <w:tcMar>
+              <w:top w:w="90" w:type="dxa"/>
+              <w:start w:w="100" w:type="dxa"/>
+              <w:bottom w:w="90" w:type="dxa"/>
+              <w:end w:w="100" w:type="dxa"/>
+            </w:tcMar>
+            <w:vAlign w:val="center"/>
           </w:tcPr>
           <w:p>
+            <w:pPr>
+              <w:spacing w:after="0"/>
+            </w:pPr>
             <w:r>
-              <w:t>Advance lower menu.</w:t>
-            </w:r>
-          </w:p>
-        </w:tc>
-      </w:tr>
-      <w:tr>
-        <w:tc>
-          <w:tcPr>
-            <w:tcW w:type="dxa" w:w="5112"/>
-          </w:tcPr>
-          <w:p>
-            <w:r>
-              <w:t>long #</w:t>
-            </w:r>
-          </w:p>
-        </w:tc>
-        <w:tc>
-          <w:tcPr>
-            <w:tcW w:type="dxa" w:w="5112"/>
-          </w:tcPr>
-          <w:p>
-            <w:r>
-              <w:t>Open settings for current lower item.</w:t>
-            </w:r>
-          </w:p>
-        </w:tc>
-      </w:tr>
-      <w:tr>
-        <w:tc>
-          <w:tcPr>
-            <w:tcW w:type="dxa" w:w="5112"/>
-          </w:tcPr>
-          <w:p>
-            <w:r>
-              <w:t>UP</w:t>
-            </w:r>
-          </w:p>
-        </w:tc>
-        <w:tc>
-          <w:tcPr>
-            <w:tcW w:type="dxa" w:w="5112"/>
-          </w:tcPr>
-          <w:p>
-            <w:r>
-              <w:t>Upper direct action; in Alarm toggles ON/OFF.</w:t>
-            </w:r>
-          </w:p>
-        </w:tc>
-      </w:tr>
-      <w:tr>
-        <w:tc>
-          <w:tcPr>
-            <w:tcW w:type="dxa" w:w="5112"/>
-          </w:tcPr>
-          <w:p>
-            <w:r>
-              <w:t>DOWN</w:t>
-            </w:r>
-          </w:p>
-        </w:tc>
-        <w:tc>
-          <w:tcPr>
-            <w:tcW w:type="dxa" w:w="5112"/>
-          </w:tcPr>
-          <w:p>
-            <w:r>
-              <w:t>Lower direct action.</w:t>
-            </w:r>
-          </w:p>
-        </w:tc>
-      </w:tr>
-      <w:tr>
-        <w:tc>
-          <w:tcPr>
-            <w:tcW w:type="dxa" w:w="5112"/>
-          </w:tcPr>
-          <w:p>
-            <w:r>
-              <w:t>short LIGHT</w:t>
-            </w:r>
-          </w:p>
-        </w:tc>
-        <w:tc>
-          <w:tcPr>
-            <w:tcW w:type="dxa" w:w="5112"/>
-          </w:tcPr>
-          <w:p>
-            <w:r>
-              <w:t>Turn on backlight.</w:t>
-            </w:r>
-          </w:p>
-        </w:tc>
-      </w:tr>
-      <w:tr>
-        <w:tc>
-          <w:tcPr>
-            <w:tcW w:type="dxa" w:w="5112"/>
-          </w:tcPr>
-          <w:p>
-            <w:r>
-              <w:t>long LIGHT</w:t>
-            </w:r>
-          </w:p>
-        </w:tc>
-        <w:tc>
-          <w:tcPr>
-            <w:tcW w:type="dxa" w:w="5112"/>
-          </w:tcPr>
-          <w:p>
-            <w:r>
-              <w:t>Light setup: DOWN 1-30 s, UP continuous ON/OFF, LIGHT save/exit.</w:t>
+              <w:rPr>
+                <w:sz w:val="16"/>
+              </w:rPr>
+              <w:t>Mga pindutan, ayos ng menu, mga function, optional menus, hardware at power saving</w:t>
             </w:r>
           </w:p>
         </w:tc>
@@ -806,316 +296,53 @@
     </w:tbl>
     <w:p>
       <w:pPr>
-        <w:pStyle w:val="Heading1"/>
+        <w:spacing w:after="0"/>
       </w:pPr>
-      <w:r>
-        <w:t>Menu</w:t>
-      </w:r>
     </w:p>
-    <w:p>
-      <w:r>
-        <w:t>LINE 1 (*): Time -&gt; Alarm -&gt; Temperature -&gt; Altitude -&gt; Acceleration</w:t>
-      </w:r>
-    </w:p>
-    <w:p>
-      <w:r>
-        <w:t>LINE 2 (#): Date -&gt; TZ2 -&gt; Swatch Beat Time -&gt; BIN Watch -&gt; Stopwatch -&gt; Countdown -&gt; Random -&gt; Battery</w:t>
-      </w:r>
-    </w:p>
+    <w:tbl>
+      <w:tblPr>
+        <w:tblW w:type="auto" w:w="0"/>
+        <w:jc w:val="center"/>
+        <w:tblLayout w:type="fixed"/>
+        <w:tblLook w:firstColumn="1" w:firstRow="1" w:lastColumn="0" w:lastRow="0" w:noHBand="0" w:noVBand="1" w:val="04A0"/>
+      </w:tblPr>
+      <w:tblGrid>
+        <w:gridCol w:w="9648"/>
+      </w:tblGrid>
+      <w:tr>
+        <w:tc>
+          <w:tcPr>
+            <w:tcW w:type="dxa" w:w="9835"/>
+            <w:shd w:fill="EDF4FA"/>
+            <w:tcMar>
+              <w:top w:w="110" w:type="dxa"/>
+              <w:start w:w="150" w:type="dxa"/>
+              <w:bottom w:w="110" w:type="dxa"/>
+              <w:end w:w="150" w:type="dxa"/>
+            </w:tcMar>
+          </w:tcPr>
+          <w:p>
+            <w:pPr>
+              <w:spacing w:after="0"/>
+            </w:pPr>
+            <w:r>
+              <w:rPr>
+                <w:b/>
+                <w:color w:val="17365D"/>
+              </w:rPr>
+              <w:t xml:space="preserve">Version  </w:t>
+            </w:r>
+            <w:r>
+              <w:t>Release Candidate 1 (RC1) nach fixed91 einschließlich aller späteren Menü- und Bedienungsänderungen. Das frühere PWR-Testmenü ist nicht mehr Bestandteil der Benutzeroberfläche.</w:t>
+            </w:r>
+          </w:p>
+        </w:tc>
+      </w:tr>
+    </w:tbl>
     <w:p>
       <w:pPr>
-        <w:jc w:val="center"/>
+        <w:spacing w:after="0"/>
       </w:pPr>
-      <w:r>
-        <w:drawing>
-          <wp:inline xmlns:a="http://schemas.openxmlformats.org/drawingml/2006/main" xmlns:pic="http://schemas.openxmlformats.org/drawingml/2006/picture">
-            <wp:extent cx="6400800" cy="2560320"/>
-            <wp:docPr id="3" name="Picture 3"/>
-            <wp:cNvGraphicFramePr>
-              <a:graphicFrameLocks noChangeAspect="1"/>
-            </wp:cNvGraphicFramePr>
-            <a:graphic>
-              <a:graphicData uri="http://schemas.openxmlformats.org/drawingml/2006/picture">
-                <pic:pic>
-                  <pic:nvPicPr>
-                    <pic:cNvPr id="0" name="en_line1.png"/>
-                    <pic:cNvPicPr/>
-                  </pic:nvPicPr>
-                  <pic:blipFill>
-                    <a:blip r:embed="rId11"/>
-                    <a:stretch>
-                      <a:fillRect/>
-                    </a:stretch>
-                  </pic:blipFill>
-                  <pic:spPr>
-                    <a:xfrm>
-                      <a:off x="0" y="0"/>
-                      <a:ext cx="6400800" cy="2560320"/>
-                    </a:xfrm>
-                    <a:prstGeom prst="rect"/>
-                  </pic:spPr>
-                </pic:pic>
-              </a:graphicData>
-            </a:graphic>
-          </wp:inline>
-        </w:drawing>
-      </w:r>
-    </w:p>
-    <w:p>
-      <w:pPr>
-        <w:jc w:val="center"/>
-      </w:pPr>
-      <w:r>
-        <w:rPr>
-          <w:b/>
-        </w:rPr>
-        <w:t>Figure A - Line 1 / *</w:t>
-      </w:r>
-    </w:p>
-    <w:p>
-      <w:pPr>
-        <w:jc w:val="center"/>
-      </w:pPr>
-      <w:r>
-        <w:drawing>
-          <wp:inline xmlns:a="http://schemas.openxmlformats.org/drawingml/2006/main" xmlns:pic="http://schemas.openxmlformats.org/drawingml/2006/picture">
-            <wp:extent cx="6400800" cy="2560320"/>
-            <wp:docPr id="4" name="Picture 4"/>
-            <wp:cNvGraphicFramePr>
-              <a:graphicFrameLocks noChangeAspect="1"/>
-            </wp:cNvGraphicFramePr>
-            <a:graphic>
-              <a:graphicData uri="http://schemas.openxmlformats.org/drawingml/2006/picture">
-                <pic:pic>
-                  <pic:nvPicPr>
-                    <pic:cNvPr id="0" name="en_line2.png"/>
-                    <pic:cNvPicPr/>
-                  </pic:nvPicPr>
-                  <pic:blipFill>
-                    <a:blip r:embed="rId12"/>
-                    <a:stretch>
-                      <a:fillRect/>
-                    </a:stretch>
-                  </pic:blipFill>
-                  <pic:spPr>
-                    <a:xfrm>
-                      <a:off x="0" y="0"/>
-                      <a:ext cx="6400800" cy="2560320"/>
-                    </a:xfrm>
-                    <a:prstGeom prst="rect"/>
-                  </pic:spPr>
-                </pic:pic>
-              </a:graphicData>
-            </a:graphic>
-          </wp:inline>
-        </w:drawing>
-      </w:r>
-    </w:p>
-    <w:p>
-      <w:pPr>
-        <w:jc w:val="center"/>
-      </w:pPr>
-      <w:r>
-        <w:rPr>
-          <w:b/>
-        </w:rPr>
-        <w:t>Figure B - Line 2 / #</w:t>
-      </w:r>
-    </w:p>
-    <w:p>
-      <w:pPr>
-        <w:pStyle w:val="Heading1"/>
-      </w:pPr>
-      <w:r>
-        <w:t>Funktionen / Functions / Mga Function</w:t>
-      </w:r>
-    </w:p>
-    <w:p>
-      <w:pPr>
-        <w:pStyle w:val="Heading2"/>
-      </w:pPr>
-      <w:r>
-        <w:t>Time</w:t>
-      </w:r>
-    </w:p>
-    <w:p>
-      <w:r>
-        <w:t>Long-press * opens time settings. HOUR toggles the hourly double beep. UTC defines the user-selected relationship between displayed local time and UTC; DST is handled separately.</w:t>
-      </w:r>
-    </w:p>
-    <w:p>
-      <w:pPr>
-        <w:pStyle w:val="Heading2"/>
-      </w:pPr>
-      <w:r>
-        <w:t>Alarm</w:t>
-      </w:r>
-    </w:p>
-    <w:p>
-      <w:r>
-        <w:t>UP toggles ON/OFF and briefly displays ON/OFF. Long-press * sets alarm time.</w:t>
-      </w:r>
-    </w:p>
-    <w:p>
-      <w:pPr>
-        <w:pStyle w:val="Heading2"/>
-      </w:pPr>
-      <w:r>
-        <w:t>Temperature</w:t>
-      </w:r>
-    </w:p>
-    <w:p>
-      <w:r>
-        <w:t>Internal temperature display; long-press * opens existing setup/calibration.</w:t>
-      </w:r>
-    </w:p>
-    <w:p>
-      <w:pPr>
-        <w:pStyle w:val="Heading2"/>
-      </w:pPr>
-      <w:r>
-        <w:t>Altitude</w:t>
-      </w:r>
-    </w:p>
-    <w:p>
-      <w:r>
-        <w:t>Altitude/pressure sensor function; existing direct/setup functions are retained.</w:t>
-      </w:r>
-    </w:p>
-    <w:p>
-      <w:pPr>
-        <w:pStyle w:val="Heading2"/>
-      </w:pPr>
-      <w:r>
-        <w:t>Acceleration</w:t>
-      </w:r>
-    </w:p>
-    <w:p>
-      <w:r>
-        <w:t>Accelerometer/tilt display.</w:t>
-      </w:r>
-    </w:p>
-    <w:p>
-      <w:pPr>
-        <w:pStyle w:val="Heading2"/>
-      </w:pPr>
-      <w:r>
-        <w:t>Date</w:t>
-      </w:r>
-    </w:p>
-    <w:p>
-      <w:r>
-        <w:t>Date views; long-press # opens date settings.</w:t>
-      </w:r>
-    </w:p>
-    <w:p>
-      <w:pPr>
-        <w:pStyle w:val="Heading2"/>
-      </w:pPr>
-      <w:r>
-        <w:t>TZ2</w:t>
-      </w:r>
-    </w:p>
-    <w:p>
-      <w:r>
-        <w:t>Second time zone. Long-press # sets the offset. Half-hour zones are supported, e.g. India +5.5 h. Displays hours, minutes and seconds.</w:t>
-      </w:r>
-    </w:p>
-    <w:p>
-      <w:pPr>
-        <w:pStyle w:val="Heading2"/>
-      </w:pPr>
-      <w:r>
-        <w:t>Swatch Beat Time</w:t>
-      </w:r>
-    </w:p>
-    <w:p>
-      <w:r>
-        <w:t>Beat display in xxx.xx format, derived from UTC using the configured UTC relationship and DST.</w:t>
-      </w:r>
-    </w:p>
-    <w:p>
-      <w:pPr>
-        <w:pStyle w:val="Heading2"/>
-      </w:pPr>
-      <w:r>
-        <w:t>BIN Watch</w:t>
-      </w:r>
-    </w:p>
-    <w:p>
-      <w:r>
-        <w:t>Binary watch face using both LCD lines; PM marks the second half of the day.</w:t>
-      </w:r>
-    </w:p>
-    <w:p>
-      <w:pPr>
-        <w:pStyle w:val="Heading2"/>
-      </w:pPr>
-      <w:r>
-        <w:t>Stopwatch</w:t>
-      </w:r>
-    </w:p>
-    <w:p>
-      <w:r>
-        <w:t>DOWN operates the direct function; long-press # opens STOP/LAP mode setup.</w:t>
-      </w:r>
-    </w:p>
-    <w:p>
-      <w:pPr>
-        <w:pStyle w:val="Heading2"/>
-      </w:pPr>
-      <w:r>
-        <w:t>Countdown</w:t>
-      </w:r>
-    </w:p>
-    <w:p>
-      <w:r>
-        <w:t>Countdown timer with direct control and settings.</w:t>
-      </w:r>
-    </w:p>
-    <w:p>
-      <w:pPr>
-        <w:pStyle w:val="Heading2"/>
-      </w:pPr>
-      <w:r>
-        <w:t>Random</w:t>
-      </w:r>
-    </w:p>
-    <w:p>
-      <w:r>
-        <w:t>Random generator with MIN, MAX, MODE and STYL. MIN=1/MAX=6 produces only 1 through 6.</w:t>
-      </w:r>
-    </w:p>
-    <w:p>
-      <w:pPr>
-        <w:pStyle w:val="Heading2"/>
-      </w:pPr>
-      <w:r>
-        <w:t>Battery</w:t>
-      </w:r>
-    </w:p>
-    <w:p>
-      <w:r>
-        <w:t>A real ADC measurement is triggered on entry and refreshed while visible. Below 2.40 V the battery icon blinks globally. In this beta, treat absolute voltage primarily as a trend value.</w:t>
-      </w:r>
-    </w:p>
-    <w:p>
-      <w:pPr>
-        <w:pStyle w:val="Heading1"/>
-      </w:pPr>
-      <w:r>
-        <w:t>Beta / Technical</w:t>
-      </w:r>
-    </w:p>
-    <w:p>
-      <w:r>
-        <w:t>Watchdog is enabled. LPM3/sleep is intentionally disabled because the previous sleep path caused delayed or incorrect button behavior after longer runtime.</w:t>
-      </w:r>
-    </w:p>
-    <w:p>
-      <w:r>
-        <w:t>Build: make clean &amp;&amp; make FREQUENCY=868 SUPPORT_DIR=C:/ti/msp430-gcc/include</w:t>
-      </w:r>
     </w:p>
     <w:p>
       <w:r>
@@ -1125,26 +352,27 @@
     <w:p>
       <w:pPr>
         <w:pStyle w:val="Title"/>
-        <w:jc w:val="center"/>
       </w:pPr>
       <w:r>
-        <w:t>eZ430-Chronos Custom Firmware - Manwal ng Gumagamit</w:t>
+        <w:t>eZ430-Chronos Custom Firmware</w:t>
+        <w:br/>
+        <w:t>Benutzerhandbuch</w:t>
       </w:r>
     </w:p>
     <w:p>
       <w:pPr>
-        <w:jc w:val="center"/>
+        <w:pStyle w:val="Subtitle"/>
       </w:pPr>
       <w:r>
-        <w:rPr>
-          <w:b/>
-        </w:rPr>
-        <w:t>Custom Beta - MSP430-GCC - CC430F6137</w:t>
+        <w:t>Custom RC1 - MSP430-GCC - CC430F6137</w:t>
       </w:r>
     </w:p>
     <w:p>
+      <w:pPr>
+        <w:spacing w:after="180"/>
+      </w:pPr>
       <w:r>
-        <w:t>Inilalarawan ng manwal na ito ang kasalukuyang beta build ng binagong MSP430-GCC firmware.</w:t>
+        <w:t>Vollständige Bedienungsanleitung für den aktuellen Custom-RC1-Stand.</w:t>
       </w:r>
     </w:p>
     <w:p>
@@ -1152,36 +380,2081 @@
         <w:pStyle w:val="Heading1"/>
       </w:pPr>
       <w:r>
-        <w:t>Tasten / Buttons / Mga Pindutan</w:t>
+        <w:t>Schnellstart</w:t>
+      </w:r>
+    </w:p>
+    <w:tbl>
+      <w:tblPr>
+        <w:tblW w:type="auto" w:w="0"/>
+        <w:jc w:val="center"/>
+        <w:tblLayout w:type="fixed"/>
+        <w:tblLook w:firstColumn="1" w:firstRow="1" w:lastColumn="0" w:lastRow="0" w:noHBand="0" w:noVBand="1" w:val="04A0"/>
+      </w:tblPr>
+      <w:tblGrid>
+        <w:gridCol w:w="9648"/>
+      </w:tblGrid>
+      <w:tr>
+        <w:tc>
+          <w:tcPr>
+            <w:tcW w:type="dxa" w:w="9835"/>
+            <w:shd w:fill="EDF4FA"/>
+            <w:tcMar>
+              <w:top w:w="110" w:type="dxa"/>
+              <w:start w:w="150" w:type="dxa"/>
+              <w:bottom w:w="110" w:type="dxa"/>
+              <w:end w:w="150" w:type="dxa"/>
+            </w:tcMar>
+          </w:tcPr>
+          <w:p>
+            <w:pPr>
+              <w:spacing w:after="0"/>
+            </w:pPr>
+            <w:r>
+              <w:rPr>
+                <w:b/>
+                <w:color w:val="17365D"/>
+              </w:rPr>
+              <w:t xml:space="preserve">Schnellstart  </w:t>
+            </w:r>
+            <w:r>
+              <w:t>Kurzes * schaltet die obere Zeile weiter, kurzes # die untere Zeile. UP bedient die obere, DOWN die untere Direktfunktion. Ein langer Druck öffnet - sofern vorhanden - die Einstellung des gerade sichtbaren Menüpunktes.</w:t>
+            </w:r>
+          </w:p>
+        </w:tc>
+      </w:tr>
+    </w:tbl>
+    <w:p>
+      <w:pPr>
+        <w:spacing w:after="0"/>
+      </w:pPr>
+    </w:p>
+    <w:p>
+      <w:pPr>
+        <w:pStyle w:val="Heading2"/>
+      </w:pPr>
+      <w:r>
+        <w:t>Tasten</w:t>
       </w:r>
     </w:p>
     <w:tbl>
       <w:tblPr>
         <w:tblStyle w:val="TableGrid"/>
         <w:tblW w:type="auto" w:w="0"/>
+        <w:jc w:val="center"/>
+        <w:tblLayout w:type="fixed"/>
         <w:tblLook w:firstColumn="1" w:firstRow="1" w:lastColumn="0" w:lastRow="0" w:noHBand="0" w:noVBand="1" w:val="04A0"/>
       </w:tblPr>
       <w:tblGrid>
-        <w:gridCol w:w="5112"/>
-        <w:gridCol w:w="5112"/>
+        <w:gridCol w:w="4917"/>
+        <w:gridCol w:w="4917"/>
+      </w:tblGrid>
+      <w:tr>
+        <w:trPr>
+          <w:tblHeader w:val="true"/>
+        </w:trPr>
+        <w:tc>
+          <w:tcPr>
+            <w:tcW w:type="dxa" w:w="1944"/>
+            <w:shd w:fill="17365D"/>
+            <w:tcMar>
+              <w:top w:w="90" w:type="dxa"/>
+              <w:start w:w="100" w:type="dxa"/>
+              <w:bottom w:w="90" w:type="dxa"/>
+              <w:end w:w="100" w:type="dxa"/>
+            </w:tcMar>
+            <w:vAlign w:val="center"/>
+          </w:tcPr>
+          <w:p>
+            <w:pPr>
+              <w:jc w:val="center"/>
+            </w:pPr>
+            <w:r>
+              <w:rPr>
+                <w:b/>
+                <w:color w:val="FFFFFF"/>
+                <w:sz w:val="17"/>
+              </w:rPr>
+              <w:t>Taste</w:t>
+            </w:r>
+          </w:p>
+        </w:tc>
+        <w:tc>
+          <w:tcPr>
+            <w:tcW w:type="dxa" w:w="7560"/>
+            <w:shd w:fill="17365D"/>
+            <w:tcMar>
+              <w:top w:w="90" w:type="dxa"/>
+              <w:start w:w="100" w:type="dxa"/>
+              <w:bottom w:w="90" w:type="dxa"/>
+              <w:end w:w="100" w:type="dxa"/>
+            </w:tcMar>
+            <w:vAlign w:val="center"/>
+          </w:tcPr>
+          <w:p>
+            <w:pPr>
+              <w:jc w:val="center"/>
+            </w:pPr>
+            <w:r>
+              <w:rPr>
+                <w:b/>
+                <w:color w:val="FFFFFF"/>
+                <w:sz w:val="17"/>
+              </w:rPr>
+              <w:t>Funktion</w:t>
+            </w:r>
+          </w:p>
+        </w:tc>
+      </w:tr>
+      <w:tr>
+        <w:tc>
+          <w:tcPr>
+            <w:tcW w:type="dxa" w:w="1944"/>
+            <w:tcMar>
+              <w:top w:w="90" w:type="dxa"/>
+              <w:start w:w="100" w:type="dxa"/>
+              <w:bottom w:w="90" w:type="dxa"/>
+              <w:end w:w="100" w:type="dxa"/>
+            </w:tcMar>
+            <w:vAlign w:val="center"/>
+          </w:tcPr>
+          <w:p>
+            <w:pPr>
+              <w:spacing w:after="0"/>
+            </w:pPr>
+            <w:r>
+              <w:rPr>
+                <w:sz w:val="16"/>
+              </w:rPr>
+              <w:t>* kurz</w:t>
+            </w:r>
+          </w:p>
+        </w:tc>
+        <w:tc>
+          <w:tcPr>
+            <w:tcW w:type="dxa" w:w="7560"/>
+            <w:tcMar>
+              <w:top w:w="90" w:type="dxa"/>
+              <w:start w:w="100" w:type="dxa"/>
+              <w:bottom w:w="90" w:type="dxa"/>
+              <w:end w:w="100" w:type="dxa"/>
+            </w:tcMar>
+            <w:vAlign w:val="center"/>
+          </w:tcPr>
+          <w:p>
+            <w:pPr>
+              <w:spacing w:after="0"/>
+            </w:pPr>
+            <w:r>
+              <w:rPr>
+                <w:sz w:val="16"/>
+              </w:rPr>
+              <w:t>Nächster Menüpunkt der oberen Zeile.</w:t>
+            </w:r>
+          </w:p>
+        </w:tc>
+      </w:tr>
+      <w:tr>
+        <w:tc>
+          <w:tcPr>
+            <w:tcW w:type="dxa" w:w="1944"/>
+            <w:tcMar>
+              <w:top w:w="90" w:type="dxa"/>
+              <w:start w:w="100" w:type="dxa"/>
+              <w:bottom w:w="90" w:type="dxa"/>
+              <w:end w:w="100" w:type="dxa"/>
+            </w:tcMar>
+            <w:vAlign w:val="center"/>
+            <w:shd w:fill="F7FAFD"/>
+          </w:tcPr>
+          <w:p>
+            <w:pPr>
+              <w:spacing w:after="0"/>
+            </w:pPr>
+            <w:r>
+              <w:rPr>
+                <w:sz w:val="16"/>
+              </w:rPr>
+              <w:t>* lang</w:t>
+            </w:r>
+          </w:p>
+        </w:tc>
+        <w:tc>
+          <w:tcPr>
+            <w:tcW w:type="dxa" w:w="7560"/>
+            <w:tcMar>
+              <w:top w:w="90" w:type="dxa"/>
+              <w:start w:w="100" w:type="dxa"/>
+              <w:bottom w:w="90" w:type="dxa"/>
+              <w:end w:w="100" w:type="dxa"/>
+            </w:tcMar>
+            <w:vAlign w:val="center"/>
+            <w:shd w:fill="F7FAFD"/>
+          </w:tcPr>
+          <w:p>
+            <w:pPr>
+              <w:spacing w:after="0"/>
+            </w:pPr>
+            <w:r>
+              <w:rPr>
+                <w:sz w:val="16"/>
+              </w:rPr>
+              <w:t>Einstellung des oberen Menüpunktes.</w:t>
+            </w:r>
+          </w:p>
+        </w:tc>
+      </w:tr>
+      <w:tr>
+        <w:tc>
+          <w:tcPr>
+            <w:tcW w:type="dxa" w:w="1944"/>
+            <w:tcMar>
+              <w:top w:w="90" w:type="dxa"/>
+              <w:start w:w="100" w:type="dxa"/>
+              <w:bottom w:w="90" w:type="dxa"/>
+              <w:end w:w="100" w:type="dxa"/>
+            </w:tcMar>
+            <w:vAlign w:val="center"/>
+          </w:tcPr>
+          <w:p>
+            <w:pPr>
+              <w:spacing w:after="0"/>
+            </w:pPr>
+            <w:r>
+              <w:rPr>
+                <w:sz w:val="16"/>
+              </w:rPr>
+              <w:t># kurz</w:t>
+            </w:r>
+          </w:p>
+        </w:tc>
+        <w:tc>
+          <w:tcPr>
+            <w:tcW w:type="dxa" w:w="7560"/>
+            <w:tcMar>
+              <w:top w:w="90" w:type="dxa"/>
+              <w:start w:w="100" w:type="dxa"/>
+              <w:bottom w:w="90" w:type="dxa"/>
+              <w:end w:w="100" w:type="dxa"/>
+            </w:tcMar>
+            <w:vAlign w:val="center"/>
+          </w:tcPr>
+          <w:p>
+            <w:pPr>
+              <w:spacing w:after="0"/>
+            </w:pPr>
+            <w:r>
+              <w:rPr>
+                <w:sz w:val="16"/>
+              </w:rPr>
+              <w:t>Nächster Menüpunkt der unteren Zeile.</w:t>
+            </w:r>
+          </w:p>
+        </w:tc>
+      </w:tr>
+      <w:tr>
+        <w:tc>
+          <w:tcPr>
+            <w:tcW w:type="dxa" w:w="1944"/>
+            <w:tcMar>
+              <w:top w:w="90" w:type="dxa"/>
+              <w:start w:w="100" w:type="dxa"/>
+              <w:bottom w:w="90" w:type="dxa"/>
+              <w:end w:w="100" w:type="dxa"/>
+            </w:tcMar>
+            <w:vAlign w:val="center"/>
+            <w:shd w:fill="F7FAFD"/>
+          </w:tcPr>
+          <w:p>
+            <w:pPr>
+              <w:spacing w:after="0"/>
+            </w:pPr>
+            <w:r>
+              <w:rPr>
+                <w:sz w:val="16"/>
+              </w:rPr>
+              <w:t># lang</w:t>
+            </w:r>
+          </w:p>
+        </w:tc>
+        <w:tc>
+          <w:tcPr>
+            <w:tcW w:type="dxa" w:w="7560"/>
+            <w:tcMar>
+              <w:top w:w="90" w:type="dxa"/>
+              <w:start w:w="100" w:type="dxa"/>
+              <w:bottom w:w="90" w:type="dxa"/>
+              <w:end w:w="100" w:type="dxa"/>
+            </w:tcMar>
+            <w:vAlign w:val="center"/>
+            <w:shd w:fill="F7FAFD"/>
+          </w:tcPr>
+          <w:p>
+            <w:pPr>
+              <w:spacing w:after="0"/>
+            </w:pPr>
+            <w:r>
+              <w:rPr>
+                <w:sz w:val="16"/>
+              </w:rPr>
+              <w:t>Einstellung des unteren Menüpunktes.</w:t>
+            </w:r>
+          </w:p>
+        </w:tc>
+      </w:tr>
+      <w:tr>
+        <w:tc>
+          <w:tcPr>
+            <w:tcW w:type="dxa" w:w="1944"/>
+            <w:tcMar>
+              <w:top w:w="90" w:type="dxa"/>
+              <w:start w:w="100" w:type="dxa"/>
+              <w:bottom w:w="90" w:type="dxa"/>
+              <w:end w:w="100" w:type="dxa"/>
+            </w:tcMar>
+            <w:vAlign w:val="center"/>
+          </w:tcPr>
+          <w:p>
+            <w:pPr>
+              <w:spacing w:after="0"/>
+            </w:pPr>
+            <w:r>
+              <w:rPr>
+                <w:sz w:val="16"/>
+              </w:rPr>
+              <w:t>UP</w:t>
+            </w:r>
+          </w:p>
+        </w:tc>
+        <w:tc>
+          <w:tcPr>
+            <w:tcW w:type="dxa" w:w="7560"/>
+            <w:tcMar>
+              <w:top w:w="90" w:type="dxa"/>
+              <w:start w:w="100" w:type="dxa"/>
+              <w:bottom w:w="90" w:type="dxa"/>
+              <w:end w:w="100" w:type="dxa"/>
+            </w:tcMar>
+            <w:vAlign w:val="center"/>
+          </w:tcPr>
+          <w:p>
+            <w:pPr>
+              <w:spacing w:after="0"/>
+            </w:pPr>
+            <w:r>
+              <w:rPr>
+                <w:sz w:val="16"/>
+              </w:rPr>
+              <w:t>Direktfunktion oben; Alarm EIN/AUS; in Stoppuhr/Countdown Rückstellung.</w:t>
+            </w:r>
+          </w:p>
+        </w:tc>
+      </w:tr>
+      <w:tr>
+        <w:tc>
+          <w:tcPr>
+            <w:tcW w:type="dxa" w:w="1944"/>
+            <w:tcMar>
+              <w:top w:w="90" w:type="dxa"/>
+              <w:start w:w="100" w:type="dxa"/>
+              <w:bottom w:w="90" w:type="dxa"/>
+              <w:end w:w="100" w:type="dxa"/>
+            </w:tcMar>
+            <w:vAlign w:val="center"/>
+            <w:shd w:fill="F7FAFD"/>
+          </w:tcPr>
+          <w:p>
+            <w:pPr>
+              <w:spacing w:after="0"/>
+            </w:pPr>
+            <w:r>
+              <w:rPr>
+                <w:sz w:val="16"/>
+              </w:rPr>
+              <w:t>DOWN</w:t>
+            </w:r>
+          </w:p>
+        </w:tc>
+        <w:tc>
+          <w:tcPr>
+            <w:tcW w:type="dxa" w:w="7560"/>
+            <w:tcMar>
+              <w:top w:w="90" w:type="dxa"/>
+              <w:start w:w="100" w:type="dxa"/>
+              <w:bottom w:w="90" w:type="dxa"/>
+              <w:end w:w="100" w:type="dxa"/>
+            </w:tcMar>
+            <w:vAlign w:val="center"/>
+            <w:shd w:fill="F7FAFD"/>
+          </w:tcPr>
+          <w:p>
+            <w:pPr>
+              <w:spacing w:after="0"/>
+            </w:pPr>
+            <w:r>
+              <w:rPr>
+                <w:sz w:val="16"/>
+              </w:rPr>
+              <w:t>Direktfunktion unten.</w:t>
+            </w:r>
+          </w:p>
+        </w:tc>
+      </w:tr>
+      <w:tr>
+        <w:tc>
+          <w:tcPr>
+            <w:tcW w:type="dxa" w:w="1944"/>
+            <w:tcMar>
+              <w:top w:w="90" w:type="dxa"/>
+              <w:start w:w="100" w:type="dxa"/>
+              <w:bottom w:w="90" w:type="dxa"/>
+              <w:end w:w="100" w:type="dxa"/>
+            </w:tcMar>
+            <w:vAlign w:val="center"/>
+          </w:tcPr>
+          <w:p>
+            <w:pPr>
+              <w:spacing w:after="0"/>
+            </w:pPr>
+            <w:r>
+              <w:rPr>
+                <w:sz w:val="16"/>
+              </w:rPr>
+              <w:t>LIGHT kurz</w:t>
+            </w:r>
+          </w:p>
+        </w:tc>
+        <w:tc>
+          <w:tcPr>
+            <w:tcW w:type="dxa" w:w="7560"/>
+            <w:tcMar>
+              <w:top w:w="90" w:type="dxa"/>
+              <w:start w:w="100" w:type="dxa"/>
+              <w:bottom w:w="90" w:type="dxa"/>
+              <w:end w:w="100" w:type="dxa"/>
+            </w:tcMar>
+            <w:vAlign w:val="center"/>
+          </w:tcPr>
+          <w:p>
+            <w:pPr>
+              <w:spacing w:after="0"/>
+            </w:pPr>
+            <w:r>
+              <w:rPr>
+                <w:sz w:val="16"/>
+              </w:rPr>
+              <w:t>Beleuchtung einschalten; die Taste bleibt immer stumm.</w:t>
+            </w:r>
+          </w:p>
+        </w:tc>
+      </w:tr>
+      <w:tr>
+        <w:tc>
+          <w:tcPr>
+            <w:tcW w:type="dxa" w:w="1944"/>
+            <w:tcMar>
+              <w:top w:w="90" w:type="dxa"/>
+              <w:start w:w="100" w:type="dxa"/>
+              <w:bottom w:w="90" w:type="dxa"/>
+              <w:end w:w="100" w:type="dxa"/>
+            </w:tcMar>
+            <w:vAlign w:val="center"/>
+            <w:shd w:fill="F7FAFD"/>
+          </w:tcPr>
+          <w:p>
+            <w:pPr>
+              <w:spacing w:after="0"/>
+            </w:pPr>
+            <w:r>
+              <w:rPr>
+                <w:sz w:val="16"/>
+              </w:rPr>
+              <w:t>LIGHT lang</w:t>
+            </w:r>
+          </w:p>
+        </w:tc>
+        <w:tc>
+          <w:tcPr>
+            <w:tcW w:type="dxa" w:w="7560"/>
+            <w:tcMar>
+              <w:top w:w="90" w:type="dxa"/>
+              <w:start w:w="100" w:type="dxa"/>
+              <w:bottom w:w="90" w:type="dxa"/>
+              <w:end w:w="100" w:type="dxa"/>
+            </w:tcMar>
+            <w:vAlign w:val="center"/>
+            <w:shd w:fill="F7FAFD"/>
+          </w:tcPr>
+          <w:p>
+            <w:pPr>
+              <w:spacing w:after="0"/>
+            </w:pPr>
+            <w:r>
+              <w:rPr>
+                <w:sz w:val="16"/>
+              </w:rPr>
+              <w:t>Lichtmenü: DOWN = 1-30 s, UP = Dauerlicht ON/OFF, LIGHT = speichern/verlassen.</w:t>
+            </w:r>
+          </w:p>
+        </w:tc>
+      </w:tr>
+    </w:tbl>
+    <w:p>
+      <w:pPr>
+        <w:spacing w:after="0"/>
+      </w:pPr>
+    </w:p>
+    <w:p>
+      <w:pPr>
+        <w:pStyle w:val="Heading1"/>
+      </w:pPr>
+      <w:r>
+        <w:t>Menüfolge</w:t>
+      </w:r>
+    </w:p>
+    <w:p>
+      <w:pPr>
+        <w:pStyle w:val="MenuPath"/>
+      </w:pPr>
+      <w:r>
+        <w:t>OBEN (*)  ZEIT -&gt; ALARM -&gt; TEMP -&gt; ALTI -&gt; BATT</w:t>
+      </w:r>
+    </w:p>
+    <w:p>
+      <w:pPr>
+        <w:pStyle w:val="MenuPath"/>
+      </w:pPr>
+      <w:r>
+        <w:t>UNTEN (#)  DATUM -&gt; TZ2 -&gt; BEAT -&gt; BIN -&gt; MOON -&gt; STOPPUHR -&gt; COUNTDOWN -&gt; DICE</w:t>
+      </w:r>
+    </w:p>
+    <w:tbl>
+      <w:tblPr>
+        <w:tblW w:type="auto" w:w="0"/>
+        <w:jc w:val="center"/>
+        <w:tblLayout w:type="fixed"/>
+        <w:tblLook w:firstColumn="1" w:firstRow="1" w:lastColumn="0" w:lastRow="0" w:noHBand="0" w:noVBand="1" w:val="04A0"/>
+      </w:tblPr>
+      <w:tblGrid>
+        <w:gridCol w:w="9648"/>
       </w:tblGrid>
       <w:tr>
         <w:tc>
           <w:tcPr>
-            <w:tcW w:type="dxa" w:w="5112"/>
+            <w:tcW w:type="dxa" w:w="9835"/>
+            <w:shd w:fill="EDF4FA"/>
+            <w:tcMar>
+              <w:top w:w="110" w:type="dxa"/>
+              <w:start w:w="150" w:type="dxa"/>
+              <w:bottom w:w="110" w:type="dxa"/>
+              <w:end w:w="150" w:type="dxa"/>
+            </w:tcMar>
           </w:tcPr>
           <w:p>
+            <w:pPr>
+              <w:spacing w:after="0"/>
+            </w:pPr>
             <w:r>
+              <w:rPr>
+                <w:b/>
+                <w:color w:val="17365D"/>
+              </w:rPr>
+              <w:t xml:space="preserve">Hinweis  </w:t>
+            </w:r>
+            <w:r>
+              <w:t>Ausgeschaltete optionale Punkte werden automatisch übersprungen. Sind alle acht optionalen Punkte aus, bleiben oben ZEIT und ALARM sowie unten DATUM, STOPPUHR und COUNTDOWN.</w:t>
+            </w:r>
+          </w:p>
+        </w:tc>
+      </w:tr>
+    </w:tbl>
+    <w:p>
+      <w:pPr>
+        <w:spacing w:after="0"/>
+      </w:pPr>
+    </w:p>
+    <w:p>
+      <w:pPr>
+        <w:pStyle w:val="Heading1"/>
+      </w:pPr>
+      <w:r>
+        <w:t>Funktionen</w:t>
+      </w:r>
+    </w:p>
+    <w:tbl>
+      <w:tblPr>
+        <w:tblStyle w:val="TableGrid"/>
+        <w:tblW w:type="auto" w:w="0"/>
+        <w:jc w:val="center"/>
+        <w:tblLayout w:type="fixed"/>
+        <w:tblLook w:firstColumn="1" w:firstRow="1" w:lastColumn="0" w:lastRow="0" w:noHBand="0" w:noVBand="1" w:val="04A0"/>
+      </w:tblPr>
+      <w:tblGrid>
+        <w:gridCol w:w="4917"/>
+        <w:gridCol w:w="4917"/>
+      </w:tblGrid>
+      <w:tr>
+        <w:trPr>
+          <w:tblHeader w:val="true"/>
+        </w:trPr>
+        <w:tc>
+          <w:tcPr>
+            <w:tcW w:type="dxa" w:w="1656"/>
+            <w:shd w:fill="17365D"/>
+            <w:tcMar>
+              <w:top w:w="90" w:type="dxa"/>
+              <w:start w:w="100" w:type="dxa"/>
+              <w:bottom w:w="90" w:type="dxa"/>
+              <w:end w:w="100" w:type="dxa"/>
+            </w:tcMar>
+            <w:vAlign w:val="center"/>
+          </w:tcPr>
+          <w:p>
+            <w:pPr>
+              <w:jc w:val="center"/>
+            </w:pPr>
+            <w:r>
+              <w:rPr>
+                <w:b/>
+                <w:color w:val="FFFFFF"/>
+                <w:sz w:val="17"/>
+              </w:rPr>
+              <w:t>Menü</w:t>
+            </w:r>
+          </w:p>
+        </w:tc>
+        <w:tc>
+          <w:tcPr>
+            <w:tcW w:type="dxa" w:w="7848"/>
+            <w:shd w:fill="17365D"/>
+            <w:tcMar>
+              <w:top w:w="90" w:type="dxa"/>
+              <w:start w:w="100" w:type="dxa"/>
+              <w:bottom w:w="90" w:type="dxa"/>
+              <w:end w:w="100" w:type="dxa"/>
+            </w:tcMar>
+            <w:vAlign w:val="center"/>
+          </w:tcPr>
+          <w:p>
+            <w:pPr>
+              <w:jc w:val="center"/>
+            </w:pPr>
+            <w:r>
+              <w:rPr>
+                <w:b/>
+                <w:color w:val="FFFFFF"/>
+                <w:sz w:val="17"/>
+              </w:rPr>
+              <w:t>Bedienung und Anzeige</w:t>
+            </w:r>
+          </w:p>
+        </w:tc>
+      </w:tr>
+      <w:tr>
+        <w:tc>
+          <w:tcPr>
+            <w:tcW w:type="dxa" w:w="1656"/>
+            <w:tcMar>
+              <w:top w:w="90" w:type="dxa"/>
+              <w:start w:w="100" w:type="dxa"/>
+              <w:bottom w:w="90" w:type="dxa"/>
+              <w:end w:w="100" w:type="dxa"/>
+            </w:tcMar>
+            <w:vAlign w:val="center"/>
+          </w:tcPr>
+          <w:p>
+            <w:pPr>
+              <w:spacing w:after="0"/>
+            </w:pPr>
+            <w:r>
+              <w:rPr>
+                <w:sz w:val="16"/>
+              </w:rPr>
+              <w:t>ZEIT</w:t>
+            </w:r>
+          </w:p>
+        </w:tc>
+        <w:tc>
+          <w:tcPr>
+            <w:tcW w:type="dxa" w:w="7848"/>
+            <w:tcMar>
+              <w:top w:w="90" w:type="dxa"/>
+              <w:start w:w="100" w:type="dxa"/>
+              <w:bottom w:w="90" w:type="dxa"/>
+              <w:end w:w="100" w:type="dxa"/>
+            </w:tcMar>
+            <w:vAlign w:val="center"/>
+          </w:tcPr>
+          <w:p>
+            <w:pPr>
+              <w:spacing w:after="0"/>
+            </w:pPr>
+            <w:r>
+              <w:rPr>
+                <w:sz w:val="16"/>
+              </w:rPr>
+              <w:t>Normale Uhrzeit; der Doppelpunkt blinkt im Sekundentakt. UP wechselt zwischen HH:MM und Sekundenansicht. Langer *: 12/24 h, Stunde, Minute, Sekunde, ADJ, DST, HOUR, BEEP und UTC.</w:t>
+            </w:r>
+          </w:p>
+        </w:tc>
+      </w:tr>
+      <w:tr>
+        <w:tc>
+          <w:tcPr>
+            <w:tcW w:type="dxa" w:w="1656"/>
+            <w:tcMar>
+              <w:top w:w="90" w:type="dxa"/>
+              <w:start w:w="100" w:type="dxa"/>
+              <w:bottom w:w="90" w:type="dxa"/>
+              <w:end w:w="100" w:type="dxa"/>
+            </w:tcMar>
+            <w:vAlign w:val="center"/>
+            <w:shd w:fill="F7FAFD"/>
+          </w:tcPr>
+          <w:p>
+            <w:pPr>
+              <w:spacing w:after="0"/>
+            </w:pPr>
+            <w:r>
+              <w:rPr>
+                <w:sz w:val="16"/>
+              </w:rPr>
+              <w:t>ADJ</w:t>
+            </w:r>
+          </w:p>
+        </w:tc>
+        <w:tc>
+          <w:tcPr>
+            <w:tcW w:type="dxa" w:w="7848"/>
+            <w:tcMar>
+              <w:top w:w="90" w:type="dxa"/>
+              <w:start w:w="100" w:type="dxa"/>
+              <w:bottom w:w="90" w:type="dxa"/>
+              <w:end w:w="100" w:type="dxa"/>
+            </w:tcMar>
+            <w:vAlign w:val="center"/>
+            <w:shd w:fill="F7FAFD"/>
+          </w:tcPr>
+          <w:p>
+            <w:pPr>
+              <w:spacing w:after="0"/>
+            </w:pPr>
+            <w:r>
+              <w:rPr>
+                <w:sz w:val="16"/>
+              </w:rPr>
+              <w:t>Feinjustierung in Sekunden pro Woche von -99 bis +99. Positiver Wert beschleunigt, negativer Wert verlangsamt die Uhr.</w:t>
+            </w:r>
+          </w:p>
+        </w:tc>
+      </w:tr>
+      <w:tr>
+        <w:tc>
+          <w:tcPr>
+            <w:tcW w:type="dxa" w:w="1656"/>
+            <w:tcMar>
+              <w:top w:w="90" w:type="dxa"/>
+              <w:start w:w="100" w:type="dxa"/>
+              <w:bottom w:w="90" w:type="dxa"/>
+              <w:end w:w="100" w:type="dxa"/>
+            </w:tcMar>
+            <w:vAlign w:val="center"/>
+          </w:tcPr>
+          <w:p>
+            <w:pPr>
+              <w:spacing w:after="0"/>
+            </w:pPr>
+            <w:r>
+              <w:rPr>
+                <w:sz w:val="16"/>
+              </w:rPr>
+              <w:t>DST / UTC</w:t>
+            </w:r>
+          </w:p>
+        </w:tc>
+        <w:tc>
+          <w:tcPr>
+            <w:tcW w:type="dxa" w:w="7848"/>
+            <w:tcMar>
+              <w:top w:w="90" w:type="dxa"/>
+              <w:start w:w="100" w:type="dxa"/>
+              <w:bottom w:w="90" w:type="dxa"/>
+              <w:end w:w="100" w:type="dxa"/>
+            </w:tcMar>
+            <w:vAlign w:val="center"/>
+          </w:tcPr>
+          <w:p>
+            <w:pPr>
+              <w:spacing w:after="0"/>
+            </w:pPr>
+            <w:r>
+              <w:rPr>
+                <w:sz w:val="16"/>
+              </w:rPr>
+              <w:t>DST folgt der EU-Regel. UTC-Offset in 30-Minuten-Schritten; gültig für die Hauptzeit und die Berechnung von Internet Time.</w:t>
+            </w:r>
+          </w:p>
+        </w:tc>
+      </w:tr>
+      <w:tr>
+        <w:tc>
+          <w:tcPr>
+            <w:tcW w:type="dxa" w:w="1656"/>
+            <w:tcMar>
+              <w:top w:w="90" w:type="dxa"/>
+              <w:start w:w="100" w:type="dxa"/>
+              <w:bottom w:w="90" w:type="dxa"/>
+              <w:end w:w="100" w:type="dxa"/>
+            </w:tcMar>
+            <w:vAlign w:val="center"/>
+            <w:shd w:fill="F7FAFD"/>
+          </w:tcPr>
+          <w:p>
+            <w:pPr>
+              <w:spacing w:after="0"/>
+            </w:pPr>
+            <w:r>
+              <w:rPr>
+                <w:sz w:val="16"/>
+              </w:rPr>
+              <w:t>HOUR / BEEP</w:t>
+            </w:r>
+          </w:p>
+        </w:tc>
+        <w:tc>
+          <w:tcPr>
+            <w:tcW w:type="dxa" w:w="7848"/>
+            <w:tcMar>
+              <w:top w:w="90" w:type="dxa"/>
+              <w:start w:w="100" w:type="dxa"/>
+              <w:bottom w:w="90" w:type="dxa"/>
+              <w:end w:w="100" w:type="dxa"/>
+            </w:tcMar>
+            <w:vAlign w:val="center"/>
+            <w:shd w:fill="F7FAFD"/>
+          </w:tcPr>
+          <w:p>
+            <w:pPr>
+              <w:spacing w:after="0"/>
+            </w:pPr>
+            <w:r>
+              <w:rPr>
+                <w:sz w:val="16"/>
+              </w:rPr>
+              <w:t>HOUR schaltet den Doppel-Piep zur vollen Stunde. BEEP schaltet Tastentöne. Gesperrte Tasten sowie LIGHT bleiben stumm.</w:t>
+            </w:r>
+          </w:p>
+        </w:tc>
+      </w:tr>
+      <w:tr>
+        <w:tc>
+          <w:tcPr>
+            <w:tcW w:type="dxa" w:w="1656"/>
+            <w:tcMar>
+              <w:top w:w="90" w:type="dxa"/>
+              <w:start w:w="100" w:type="dxa"/>
+              <w:bottom w:w="90" w:type="dxa"/>
+              <w:end w:w="100" w:type="dxa"/>
+            </w:tcMar>
+            <w:vAlign w:val="center"/>
+          </w:tcPr>
+          <w:p>
+            <w:pPr>
+              <w:spacing w:after="0"/>
+            </w:pPr>
+            <w:r>
+              <w:rPr>
+                <w:sz w:val="16"/>
+              </w:rPr>
+              <w:t>ALARM</w:t>
+            </w:r>
+          </w:p>
+        </w:tc>
+        <w:tc>
+          <w:tcPr>
+            <w:tcW w:type="dxa" w:w="7848"/>
+            <w:tcMar>
+              <w:top w:w="90" w:type="dxa"/>
+              <w:start w:w="100" w:type="dxa"/>
+              <w:bottom w:w="90" w:type="dxa"/>
+              <w:end w:w="100" w:type="dxa"/>
+            </w:tcMar>
+            <w:vAlign w:val="center"/>
+          </w:tcPr>
+          <w:p>
+            <w:pPr>
+              <w:spacing w:after="0"/>
+            </w:pPr>
+            <w:r>
+              <w:rPr>
+                <w:sz w:val="16"/>
+              </w:rPr>
+              <w:t>UP schaltet den Alarm EIN/AUS und zeigt kurz ON/OFF. Langer * stellt Stunde und Minute ein. Das Alarmsymbol zeigt den aktiven Alarm.</w:t>
+            </w:r>
+          </w:p>
+        </w:tc>
+      </w:tr>
+      <w:tr>
+        <w:tc>
+          <w:tcPr>
+            <w:tcW w:type="dxa" w:w="1656"/>
+            <w:tcMar>
+              <w:top w:w="90" w:type="dxa"/>
+              <w:start w:w="100" w:type="dxa"/>
+              <w:bottom w:w="90" w:type="dxa"/>
+              <w:end w:w="100" w:type="dxa"/>
+            </w:tcMar>
+            <w:vAlign w:val="center"/>
+            <w:shd w:fill="F7FAFD"/>
+          </w:tcPr>
+          <w:p>
+            <w:pPr>
+              <w:spacing w:after="0"/>
+            </w:pPr>
+            <w:r>
+              <w:rPr>
+                <w:sz w:val="16"/>
+              </w:rPr>
+              <w:t>TEMP</w:t>
+            </w:r>
+          </w:p>
+        </w:tc>
+        <w:tc>
+          <w:tcPr>
+            <w:tcW w:type="dxa" w:w="7848"/>
+            <w:tcMar>
+              <w:top w:w="90" w:type="dxa"/>
+              <w:start w:w="100" w:type="dxa"/>
+              <w:bottom w:w="90" w:type="dxa"/>
+              <w:end w:w="100" w:type="dxa"/>
+            </w:tcMar>
+            <w:vAlign w:val="center"/>
+            <w:shd w:fill="F7FAFD"/>
+          </w:tcPr>
+          <w:p>
+            <w:pPr>
+              <w:spacing w:after="0"/>
+            </w:pPr>
+            <w:r>
+              <w:rPr>
+                <w:sz w:val="16"/>
+              </w:rPr>
+              <w:t>Interner Temperatursensor in °C oder °F. Langer * kalibriert die Anzeige. UP hat keine Funktion und bleibt stumm.</w:t>
+            </w:r>
+          </w:p>
+        </w:tc>
+      </w:tr>
+      <w:tr>
+        <w:tc>
+          <w:tcPr>
+            <w:tcW w:type="dxa" w:w="1656"/>
+            <w:tcMar>
+              <w:top w:w="90" w:type="dxa"/>
+              <w:start w:w="100" w:type="dxa"/>
+              <w:bottom w:w="90" w:type="dxa"/>
+              <w:end w:w="100" w:type="dxa"/>
+            </w:tcMar>
+            <w:vAlign w:val="center"/>
+          </w:tcPr>
+          <w:p>
+            <w:pPr>
+              <w:spacing w:after="0"/>
+            </w:pPr>
+            <w:r>
+              <w:rPr>
+                <w:sz w:val="16"/>
+              </w:rPr>
+              <w:t>ALTI</w:t>
+            </w:r>
+          </w:p>
+        </w:tc>
+        <w:tc>
+          <w:tcPr>
+            <w:tcW w:type="dxa" w:w="7848"/>
+            <w:tcMar>
+              <w:top w:w="90" w:type="dxa"/>
+              <w:start w:w="100" w:type="dxa"/>
+              <w:bottom w:w="90" w:type="dxa"/>
+              <w:end w:w="100" w:type="dxa"/>
+            </w:tcMar>
+            <w:vAlign w:val="center"/>
+          </w:tcPr>
+          <w:p>
+            <w:pPr>
+              <w:spacing w:after="0"/>
+            </w:pPr>
+            <w:r>
+              <w:rPr>
+                <w:sz w:val="16"/>
+              </w:rPr>
+              <w:t>UP wechselt zwischen Höhe, Luftdruck in mbar/hPa und Druck in PSI. Langer * kalibriert aktuelle Höhe und Referenzdruck. Der Sensor läuft nur während dieses Menüs.</w:t>
+            </w:r>
+          </w:p>
+        </w:tc>
+      </w:tr>
+      <w:tr>
+        <w:tc>
+          <w:tcPr>
+            <w:tcW w:type="dxa" w:w="1656"/>
+            <w:tcMar>
+              <w:top w:w="90" w:type="dxa"/>
+              <w:start w:w="100" w:type="dxa"/>
+              <w:bottom w:w="90" w:type="dxa"/>
+              <w:end w:w="100" w:type="dxa"/>
+            </w:tcMar>
+            <w:vAlign w:val="center"/>
+            <w:shd w:fill="F7FAFD"/>
+          </w:tcPr>
+          <w:p>
+            <w:pPr>
+              <w:spacing w:after="0"/>
+            </w:pPr>
+            <w:r>
+              <w:rPr>
+                <w:sz w:val="16"/>
+              </w:rPr>
+              <w:t>BATT</w:t>
+            </w:r>
+          </w:p>
+        </w:tc>
+        <w:tc>
+          <w:tcPr>
+            <w:tcW w:type="dxa" w:w="7848"/>
+            <w:tcMar>
+              <w:top w:w="90" w:type="dxa"/>
+              <w:start w:w="100" w:type="dxa"/>
+              <w:bottom w:w="90" w:type="dxa"/>
+              <w:end w:w="100" w:type="dxa"/>
+            </w:tcMar>
+            <w:vAlign w:val="center"/>
+            <w:shd w:fill="F7FAFD"/>
+          </w:tcPr>
+          <w:p>
+            <w:pPr>
+              <w:spacing w:after="0"/>
+            </w:pPr>
+            <w:r>
+              <w:rPr>
+                <w:sz w:val="16"/>
+              </w:rPr>
+              <w:t>Oben steht BATT, unten die gemessene Spannung mit V-Symbol. Die Messung wird aktualisiert; unter 2,40 V blinkt das Batteriesymbol. # ist hier gesperrt und stumm.</w:t>
+            </w:r>
+          </w:p>
+        </w:tc>
+      </w:tr>
+      <w:tr>
+        <w:tc>
+          <w:tcPr>
+            <w:tcW w:type="dxa" w:w="1656"/>
+            <w:tcMar>
+              <w:top w:w="90" w:type="dxa"/>
+              <w:start w:w="100" w:type="dxa"/>
+              <w:bottom w:w="90" w:type="dxa"/>
+              <w:end w:w="100" w:type="dxa"/>
+            </w:tcMar>
+            <w:vAlign w:val="center"/>
+          </w:tcPr>
+          <w:p>
+            <w:pPr>
+              <w:spacing w:after="0"/>
+            </w:pPr>
+            <w:r>
+              <w:rPr>
+                <w:sz w:val="16"/>
+              </w:rPr>
+              <w:t>DATUM</w:t>
+            </w:r>
+          </w:p>
+        </w:tc>
+        <w:tc>
+          <w:tcPr>
+            <w:tcW w:type="dxa" w:w="7848"/>
+            <w:tcMar>
+              <w:top w:w="90" w:type="dxa"/>
+              <w:start w:w="100" w:type="dxa"/>
+              <w:bottom w:w="90" w:type="dxa"/>
+              <w:end w:w="100" w:type="dxa"/>
+            </w:tcMar>
+            <w:vAlign w:val="center"/>
+          </w:tcPr>
+          <w:p>
+            <w:pPr>
+              <w:spacing w:after="0"/>
+            </w:pPr>
+            <w:r>
+              <w:rPr>
+                <w:sz w:val="16"/>
+              </w:rPr>
+              <w:t>DOWN wechselt zwischen Datum, Jahr, Wochentag und laufender Sekundenanzeige. Langer #: Jahr, Monat, Tag, Sprache des Wochentags und Wochentag einstellen.</w:t>
+            </w:r>
+          </w:p>
+        </w:tc>
+      </w:tr>
+      <w:tr>
+        <w:tc>
+          <w:tcPr>
+            <w:tcW w:type="dxa" w:w="1656"/>
+            <w:tcMar>
+              <w:top w:w="90" w:type="dxa"/>
+              <w:start w:w="100" w:type="dxa"/>
+              <w:bottom w:w="90" w:type="dxa"/>
+              <w:end w:w="100" w:type="dxa"/>
+            </w:tcMar>
+            <w:vAlign w:val="center"/>
+            <w:shd w:fill="F7FAFD"/>
+          </w:tcPr>
+          <w:p>
+            <w:pPr>
+              <w:spacing w:after="0"/>
+            </w:pPr>
+            <w:r>
+              <w:rPr>
+                <w:sz w:val="16"/>
+              </w:rPr>
+              <w:t>TZ2</w:t>
+            </w:r>
+          </w:p>
+        </w:tc>
+        <w:tc>
+          <w:tcPr>
+            <w:tcW w:type="dxa" w:w="7848"/>
+            <w:tcMar>
+              <w:top w:w="90" w:type="dxa"/>
+              <w:start w:w="100" w:type="dxa"/>
+              <w:bottom w:w="90" w:type="dxa"/>
+              <w:end w:w="100" w:type="dxa"/>
+            </w:tcMar>
+            <w:vAlign w:val="center"/>
+            <w:shd w:fill="F7FAFD"/>
+          </w:tcPr>
+          <w:p>
+            <w:pPr>
+              <w:spacing w:after="0"/>
+            </w:pPr>
+            <w:r>
+              <w:rPr>
+                <w:sz w:val="16"/>
+              </w:rPr>
+              <w:t>DOWN wechselt zwischen zweiter Zeitzone (HH:MM), Internet Time (XXX.XX, Herz an) und Hauptzeit (HH:MM:SS, immer 12 h mit PM). Langer #: SWAP, TZ2-Offset, DST.</w:t>
+            </w:r>
+          </w:p>
+        </w:tc>
+      </w:tr>
+      <w:tr>
+        <w:tc>
+          <w:tcPr>
+            <w:tcW w:type="dxa" w:w="1656"/>
+            <w:tcMar>
+              <w:top w:w="90" w:type="dxa"/>
+              <w:start w:w="100" w:type="dxa"/>
+              <w:bottom w:w="90" w:type="dxa"/>
+              <w:end w:w="100" w:type="dxa"/>
+            </w:tcMar>
+            <w:vAlign w:val="center"/>
+          </w:tcPr>
+          <w:p>
+            <w:pPr>
+              <w:spacing w:after="0"/>
+            </w:pPr>
+            <w:r>
+              <w:rPr>
+                <w:sz w:val="16"/>
+              </w:rPr>
+              <w:t>SWAP</w:t>
+            </w:r>
+          </w:p>
+        </w:tc>
+        <w:tc>
+          <w:tcPr>
+            <w:tcW w:type="dxa" w:w="7848"/>
+            <w:tcMar>
+              <w:top w:w="90" w:type="dxa"/>
+              <w:start w:w="100" w:type="dxa"/>
+              <w:bottom w:w="90" w:type="dxa"/>
+              <w:end w:w="100" w:type="dxa"/>
+            </w:tcMar>
+            <w:vAlign w:val="center"/>
+          </w:tcPr>
+          <w:p>
+            <w:pPr>
+              <w:spacing w:after="0"/>
+            </w:pPr>
+            <w:r>
+              <w:rPr>
+                <w:sz w:val="16"/>
+              </w:rPr>
+              <w:t>Tauscht Hauptzeit und TZ2 einschließlich UTC-Offset und DST. Zeitpunkt, Sekunden und korrektes Datum bleiben erhalten.</w:t>
+            </w:r>
+          </w:p>
+        </w:tc>
+      </w:tr>
+      <w:tr>
+        <w:tc>
+          <w:tcPr>
+            <w:tcW w:type="dxa" w:w="1656"/>
+            <w:tcMar>
+              <w:top w:w="90" w:type="dxa"/>
+              <w:start w:w="100" w:type="dxa"/>
+              <w:bottom w:w="90" w:type="dxa"/>
+              <w:end w:w="100" w:type="dxa"/>
+            </w:tcMar>
+            <w:vAlign w:val="center"/>
+            <w:shd w:fill="F7FAFD"/>
+          </w:tcPr>
+          <w:p>
+            <w:pPr>
+              <w:spacing w:after="0"/>
+            </w:pPr>
+            <w:r>
+              <w:rPr>
+                <w:sz w:val="16"/>
+              </w:rPr>
+              <w:t>BEAT</w:t>
+            </w:r>
+          </w:p>
+        </w:tc>
+        <w:tc>
+          <w:tcPr>
+            <w:tcW w:type="dxa" w:w="7848"/>
+            <w:tcMar>
+              <w:top w:w="90" w:type="dxa"/>
+              <w:start w:w="100" w:type="dxa"/>
+              <w:bottom w:w="90" w:type="dxa"/>
+              <w:end w:w="100" w:type="dxa"/>
+            </w:tcMar>
+            <w:vAlign w:val="center"/>
+            <w:shd w:fill="F7FAFD"/>
+          </w:tcPr>
+          <w:p>
+            <w:pPr>
+              <w:spacing w:after="0"/>
+            </w:pPr>
+            <w:r>
+              <w:rPr>
+                <w:sz w:val="16"/>
+              </w:rPr>
+              <w:t>Swatch Internet Time im Vollbild. Oben der Beat-Wert, unten BEAT. UP und * sind gesperrt und stumm. Die TZ2-Beat-Ansicht bleibt auch bei ausgeschaltetem Vollbild-BEAT verfügbar.</w:t>
+            </w:r>
+          </w:p>
+        </w:tc>
+      </w:tr>
+      <w:tr>
+        <w:tc>
+          <w:tcPr>
+            <w:tcW w:type="dxa" w:w="1656"/>
+            <w:tcMar>
+              <w:top w:w="90" w:type="dxa"/>
+              <w:start w:w="100" w:type="dxa"/>
+              <w:bottom w:w="90" w:type="dxa"/>
+              <w:end w:w="100" w:type="dxa"/>
+            </w:tcMar>
+            <w:vAlign w:val="center"/>
+          </w:tcPr>
+          <w:p>
+            <w:pPr>
+              <w:spacing w:after="0"/>
+            </w:pPr>
+            <w:r>
+              <w:rPr>
+                <w:sz w:val="16"/>
+              </w:rPr>
+              <w:t>BIN</w:t>
+            </w:r>
+          </w:p>
+        </w:tc>
+        <w:tc>
+          <w:tcPr>
+            <w:tcW w:type="dxa" w:w="7848"/>
+            <w:tcMar>
+              <w:top w:w="90" w:type="dxa"/>
+              <w:start w:w="100" w:type="dxa"/>
+              <w:bottom w:w="90" w:type="dxa"/>
+              <w:end w:w="100" w:type="dxa"/>
+            </w:tcMar>
+            <w:vAlign w:val="center"/>
+          </w:tcPr>
+          <w:p>
+            <w:pPr>
+              <w:spacing w:after="0"/>
+            </w:pPr>
+            <w:r>
+              <w:rPr>
+                <w:sz w:val="16"/>
+              </w:rPr>
+              <w:t>Binäre Uhr über beide LCD-Zeilen; PM kennzeichnet die zweite Tageshälfte. * ist gesperrt und stumm.</w:t>
+            </w:r>
+          </w:p>
+        </w:tc>
+      </w:tr>
+      <w:tr>
+        <w:tc>
+          <w:tcPr>
+            <w:tcW w:type="dxa" w:w="1656"/>
+            <w:tcMar>
+              <w:top w:w="90" w:type="dxa"/>
+              <w:start w:w="100" w:type="dxa"/>
+              <w:bottom w:w="90" w:type="dxa"/>
+              <w:end w:w="100" w:type="dxa"/>
+            </w:tcMar>
+            <w:vAlign w:val="center"/>
+            <w:shd w:fill="F7FAFD"/>
+          </w:tcPr>
+          <w:p>
+            <w:pPr>
+              <w:spacing w:after="0"/>
+            </w:pPr>
+            <w:r>
+              <w:rPr>
+                <w:sz w:val="16"/>
+              </w:rPr>
+              <w:t>MOON</w:t>
+            </w:r>
+          </w:p>
+        </w:tc>
+        <w:tc>
+          <w:tcPr>
+            <w:tcW w:type="dxa" w:w="7848"/>
+            <w:tcMar>
+              <w:top w:w="90" w:type="dxa"/>
+              <w:start w:w="100" w:type="dxa"/>
+              <w:bottom w:w="90" w:type="dxa"/>
+              <w:end w:w="100" w:type="dxa"/>
+            </w:tcMar>
+            <w:vAlign w:val="center"/>
+            <w:shd w:fill="F7FAFD"/>
+          </w:tcPr>
+          <w:p>
+            <w:pPr>
+              <w:spacing w:after="0"/>
+            </w:pPr>
+            <w:r>
+              <w:rPr>
+                <w:sz w:val="16"/>
+              </w:rPr>
+              <w:t>UP wechselt zwischen Mondphase 0-100 % (Pfeile: zunehmend/abnehmend), Tagen bis NEW und Tagen bis FULL. * ist gesperrt und stumm.</w:t>
+            </w:r>
+          </w:p>
+        </w:tc>
+      </w:tr>
+      <w:tr>
+        <w:tc>
+          <w:tcPr>
+            <w:tcW w:type="dxa" w:w="1656"/>
+            <w:tcMar>
+              <w:top w:w="90" w:type="dxa"/>
+              <w:start w:w="100" w:type="dxa"/>
+              <w:bottom w:w="90" w:type="dxa"/>
+              <w:end w:w="100" w:type="dxa"/>
+            </w:tcMar>
+            <w:vAlign w:val="center"/>
+          </w:tcPr>
+          <w:p>
+            <w:pPr>
+              <w:spacing w:after="0"/>
+            </w:pPr>
+            <w:r>
+              <w:rPr>
+                <w:sz w:val="16"/>
+              </w:rPr>
+              <w:t>STOPPUHR</w:t>
+            </w:r>
+          </w:p>
+        </w:tc>
+        <w:tc>
+          <w:tcPr>
+            <w:tcW w:type="dxa" w:w="7848"/>
+            <w:tcMar>
+              <w:top w:w="90" w:type="dxa"/>
+              <w:start w:w="100" w:type="dxa"/>
+              <w:bottom w:w="90" w:type="dxa"/>
+              <w:end w:w="100" w:type="dxa"/>
+            </w:tcMar>
+            <w:vAlign w:val="center"/>
+          </w:tcPr>
+          <w:p>
+            <w:pPr>
+              <w:spacing w:after="0"/>
+            </w:pPr>
+            <w:r>
+              <w:rPr>
+                <w:sz w:val="16"/>
+              </w:rPr>
+              <w:t>DOWN startet/stoppt. UP stoppt und setzt zurück. Langer # öffnet die STOP/LAP-Moduseinstellung; die LAP-Funktion bleibt erhalten.</w:t>
+            </w:r>
+          </w:p>
+        </w:tc>
+      </w:tr>
+      <w:tr>
+        <w:tc>
+          <w:tcPr>
+            <w:tcW w:type="dxa" w:w="1656"/>
+            <w:tcMar>
+              <w:top w:w="90" w:type="dxa"/>
+              <w:start w:w="100" w:type="dxa"/>
+              <w:bottom w:w="90" w:type="dxa"/>
+              <w:end w:w="100" w:type="dxa"/>
+            </w:tcMar>
+            <w:vAlign w:val="center"/>
+            <w:shd w:fill="F7FAFD"/>
+          </w:tcPr>
+          <w:p>
+            <w:pPr>
+              <w:spacing w:after="0"/>
+            </w:pPr>
+            <w:r>
+              <w:rPr>
+                <w:sz w:val="16"/>
+              </w:rPr>
+              <w:t>COUNTDOWN</w:t>
+            </w:r>
+          </w:p>
+        </w:tc>
+        <w:tc>
+          <w:tcPr>
+            <w:tcW w:type="dxa" w:w="7848"/>
+            <w:tcMar>
+              <w:top w:w="90" w:type="dxa"/>
+              <w:start w:w="100" w:type="dxa"/>
+              <w:bottom w:w="90" w:type="dxa"/>
+              <w:end w:w="100" w:type="dxa"/>
+            </w:tcMar>
+            <w:vAlign w:val="center"/>
+            <w:shd w:fill="F7FAFD"/>
+          </w:tcPr>
+          <w:p>
+            <w:pPr>
+              <w:spacing w:after="0"/>
+            </w:pPr>
+            <w:r>
+              <w:rPr>
+                <w:sz w:val="16"/>
+              </w:rPr>
+              <w:t>DOWN startet/stoppt. UP setzt auf den eingestellten Startwert zurück. Langer # stellt HH:MM:SS und den vorhandenen Modus ein.</w:t>
+            </w:r>
+          </w:p>
+        </w:tc>
+      </w:tr>
+      <w:tr>
+        <w:tc>
+          <w:tcPr>
+            <w:tcW w:type="dxa" w:w="1656"/>
+            <w:tcMar>
+              <w:top w:w="90" w:type="dxa"/>
+              <w:start w:w="100" w:type="dxa"/>
+              <w:bottom w:w="90" w:type="dxa"/>
+              <w:end w:w="100" w:type="dxa"/>
+            </w:tcMar>
+            <w:vAlign w:val="center"/>
+          </w:tcPr>
+          <w:p>
+            <w:pPr>
+              <w:spacing w:after="0"/>
+            </w:pPr>
+            <w:r>
+              <w:rPr>
+                <w:sz w:val="16"/>
+              </w:rPr>
+              <w:t>DICE</w:t>
+            </w:r>
+          </w:p>
+        </w:tc>
+        <w:tc>
+          <w:tcPr>
+            <w:tcW w:type="dxa" w:w="7848"/>
+            <w:tcMar>
+              <w:top w:w="90" w:type="dxa"/>
+              <w:start w:w="100" w:type="dxa"/>
+              <w:bottom w:w="90" w:type="dxa"/>
+              <w:end w:w="100" w:type="dxa"/>
+            </w:tcMar>
+            <w:vAlign w:val="center"/>
+          </w:tcPr>
+          <w:p>
+            <w:pPr>
+              <w:spacing w:after="0"/>
+            </w:pPr>
+            <w:r>
+              <w:rPr>
+                <w:sz w:val="16"/>
+              </w:rPr>
+              <w:t>Zufallszahlengenerator. DOWN erzeugt einen neuen Wert. Langer #: MIN, MAX, MODE und STYL. MIN=1 und MAX=6 ergibt einen Würfel.</w:t>
+            </w:r>
+          </w:p>
+        </w:tc>
+      </w:tr>
+    </w:tbl>
+    <w:p>
+      <w:pPr>
+        <w:spacing w:after="0"/>
+      </w:pPr>
+    </w:p>
+    <w:p>
+      <w:pPr>
+        <w:pStyle w:val="Heading1"/>
+      </w:pPr>
+      <w:r>
+        <w:t>Optionale Menüpunkte ein-/ausschalten</w:t>
+      </w:r>
+    </w:p>
+    <w:tbl>
+      <w:tblPr>
+        <w:tblW w:type="auto" w:w="0"/>
+        <w:jc w:val="left"/>
+        <w:tblLayout w:type="fixed"/>
+        <w:tblLook w:firstColumn="1" w:firstRow="1" w:lastColumn="0" w:lastRow="0" w:noHBand="0" w:noVBand="1" w:val="04A0"/>
+      </w:tblPr>
+      <w:tblGrid>
+        <w:gridCol w:w="4917"/>
+        <w:gridCol w:w="4917"/>
+      </w:tblGrid>
+      <w:tr>
+        <w:tc>
+          <w:tcPr>
+            <w:tcW w:type="dxa" w:w="403"/>
+            <w:tcMar>
+              <w:top w:w="25" w:type="dxa"/>
+              <w:start w:w="30" w:type="dxa"/>
+              <w:bottom w:w="25" w:type="dxa"/>
+              <w:end w:w="30" w:type="dxa"/>
+            </w:tcMar>
+            <w:tcBorders>
+              <w:top w:val="nil"/>
+              <w:left w:val="nil"/>
+              <w:bottom w:val="nil"/>
+              <w:right w:val="nil"/>
+              <w:insideH w:val="nil"/>
+              <w:insideV w:val="nil"/>
+            </w:tcBorders>
+          </w:tcPr>
+          <w:p>
+            <w:pPr>
+              <w:spacing w:after="0"/>
+              <w:jc w:val="right"/>
+            </w:pPr>
+            <w:r>
+              <w:rPr>
+                <w:b/>
+                <w:color w:val="2F75B5"/>
+              </w:rPr>
+              <w:t>1.</w:t>
+            </w:r>
+          </w:p>
+        </w:tc>
+        <w:tc>
+          <w:tcPr>
+            <w:tcW w:type="dxa" w:w="9101"/>
+            <w:tcMar>
+              <w:top w:w="25" w:type="dxa"/>
+              <w:start w:w="30" w:type="dxa"/>
+              <w:bottom w:w="25" w:type="dxa"/>
+              <w:end w:w="30" w:type="dxa"/>
+            </w:tcMar>
+            <w:tcBorders>
+              <w:top w:val="nil"/>
+              <w:left w:val="nil"/>
+              <w:bottom w:val="nil"/>
+              <w:right w:val="nil"/>
+              <w:insideH w:val="nil"/>
+              <w:insideV w:val="nil"/>
+            </w:tcBorders>
+          </w:tcPr>
+          <w:p>
+            <w:pPr>
+              <w:spacing w:after="0"/>
+            </w:pPr>
+            <w:r>
+              <w:t>DATUM anzeigen und # lange drücken, um die Datumseinstellung zu öffnen.</w:t>
+            </w:r>
+          </w:p>
+        </w:tc>
+      </w:tr>
+      <w:tr>
+        <w:tc>
+          <w:tcPr>
+            <w:tcW w:type="dxa" w:w="403"/>
+            <w:tcMar>
+              <w:top w:w="25" w:type="dxa"/>
+              <w:start w:w="30" w:type="dxa"/>
+              <w:bottom w:w="25" w:type="dxa"/>
+              <w:end w:w="30" w:type="dxa"/>
+            </w:tcMar>
+            <w:tcBorders>
+              <w:top w:val="nil"/>
+              <w:left w:val="nil"/>
+              <w:bottom w:val="nil"/>
+              <w:right w:val="nil"/>
+              <w:insideH w:val="nil"/>
+              <w:insideV w:val="nil"/>
+            </w:tcBorders>
+          </w:tcPr>
+          <w:p>
+            <w:pPr>
+              <w:spacing w:after="0"/>
+              <w:jc w:val="right"/>
+            </w:pPr>
+            <w:r>
+              <w:rPr>
+                <w:b/>
+                <w:color w:val="2F75B5"/>
+              </w:rPr>
+              <w:t>2.</w:t>
+            </w:r>
+          </w:p>
+        </w:tc>
+        <w:tc>
+          <w:tcPr>
+            <w:tcW w:type="dxa" w:w="9101"/>
+            <w:tcMar>
+              <w:top w:w="25" w:type="dxa"/>
+              <w:start w:w="30" w:type="dxa"/>
+              <w:bottom w:w="25" w:type="dxa"/>
+              <w:end w:w="30" w:type="dxa"/>
+            </w:tcMar>
+            <w:tcBorders>
+              <w:top w:val="nil"/>
+              <w:left w:val="nil"/>
+              <w:bottom w:val="nil"/>
+              <w:right w:val="nil"/>
+              <w:insideH w:val="nil"/>
+              <w:insideV w:val="nil"/>
+            </w:tcBorders>
+          </w:tcPr>
+          <w:p>
+            <w:pPr>
+              <w:spacing w:after="0"/>
+            </w:pPr>
+            <w:r>
+              <w:t>Innerhalb der Datumseinstellung # erneut lange drücken.</w:t>
+            </w:r>
+          </w:p>
+        </w:tc>
+      </w:tr>
+      <w:tr>
+        <w:tc>
+          <w:tcPr>
+            <w:tcW w:type="dxa" w:w="403"/>
+            <w:tcMar>
+              <w:top w:w="25" w:type="dxa"/>
+              <w:start w:w="30" w:type="dxa"/>
+              <w:bottom w:w="25" w:type="dxa"/>
+              <w:end w:w="30" w:type="dxa"/>
+            </w:tcMar>
+            <w:tcBorders>
+              <w:top w:val="nil"/>
+              <w:left w:val="nil"/>
+              <w:bottom w:val="nil"/>
+              <w:right w:val="nil"/>
+              <w:insideH w:val="nil"/>
+              <w:insideV w:val="nil"/>
+            </w:tcBorders>
+          </w:tcPr>
+          <w:p>
+            <w:pPr>
+              <w:spacing w:after="0"/>
+              <w:jc w:val="right"/>
+            </w:pPr>
+            <w:r>
+              <w:rPr>
+                <w:b/>
+                <w:color w:val="2F75B5"/>
+              </w:rPr>
+              <w:t>3.</w:t>
+            </w:r>
+          </w:p>
+        </w:tc>
+        <w:tc>
+          <w:tcPr>
+            <w:tcW w:type="dxa" w:w="9101"/>
+            <w:tcMar>
+              <w:top w:w="25" w:type="dxa"/>
+              <w:start w:w="30" w:type="dxa"/>
+              <w:bottom w:w="25" w:type="dxa"/>
+              <w:end w:w="30" w:type="dxa"/>
+            </w:tcMar>
+            <w:tcBorders>
+              <w:top w:val="nil"/>
+              <w:left w:val="nil"/>
+              <w:bottom w:val="nil"/>
+              <w:right w:val="nil"/>
+              <w:insideH w:val="nil"/>
+              <w:insideV w:val="nil"/>
+            </w:tcBorders>
+          </w:tcPr>
+          <w:p>
+            <w:pPr>
+              <w:spacing w:after="0"/>
+            </w:pPr>
+            <w:r>
+              <w:t>Mit kurzem # durch BIN, DICE, BATT, MOON, BEAT, ALTI, TEMP und TZ2 gehen.</w:t>
+            </w:r>
+          </w:p>
+        </w:tc>
+      </w:tr>
+      <w:tr>
+        <w:tc>
+          <w:tcPr>
+            <w:tcW w:type="dxa" w:w="403"/>
+            <w:tcMar>
+              <w:top w:w="25" w:type="dxa"/>
+              <w:start w:w="30" w:type="dxa"/>
+              <w:bottom w:w="25" w:type="dxa"/>
+              <w:end w:w="30" w:type="dxa"/>
+            </w:tcMar>
+            <w:tcBorders>
+              <w:top w:val="nil"/>
+              <w:left w:val="nil"/>
+              <w:bottom w:val="nil"/>
+              <w:right w:val="nil"/>
+              <w:insideH w:val="nil"/>
+              <w:insideV w:val="nil"/>
+            </w:tcBorders>
+          </w:tcPr>
+          <w:p>
+            <w:pPr>
+              <w:spacing w:after="0"/>
+              <w:jc w:val="right"/>
+            </w:pPr>
+            <w:r>
+              <w:rPr>
+                <w:b/>
+                <w:color w:val="2F75B5"/>
+              </w:rPr>
+              <w:t>4.</w:t>
+            </w:r>
+          </w:p>
+        </w:tc>
+        <w:tc>
+          <w:tcPr>
+            <w:tcW w:type="dxa" w:w="9101"/>
+            <w:tcMar>
+              <w:top w:w="25" w:type="dxa"/>
+              <w:start w:w="30" w:type="dxa"/>
+              <w:bottom w:w="25" w:type="dxa"/>
+              <w:end w:w="30" w:type="dxa"/>
+            </w:tcMar>
+            <w:tcBorders>
+              <w:top w:val="nil"/>
+              <w:left w:val="nil"/>
+              <w:bottom w:val="nil"/>
+              <w:right w:val="nil"/>
+              <w:insideH w:val="nil"/>
+              <w:insideV w:val="nil"/>
+            </w:tcBorders>
+          </w:tcPr>
+          <w:p>
+            <w:pPr>
+              <w:spacing w:after="0"/>
+            </w:pPr>
+            <w:r>
+              <w:t>Mit UP oder DOWN ON/OFF wählen. * kehrt zur Datumseinstellung zurück; erneut * speichert und beendet.</w:t>
+            </w:r>
+          </w:p>
+        </w:tc>
+      </w:tr>
+    </w:tbl>
+    <w:tbl>
+      <w:tblPr>
+        <w:tblW w:type="auto" w:w="0"/>
+        <w:jc w:val="center"/>
+        <w:tblLayout w:type="fixed"/>
+        <w:tblLook w:firstColumn="1" w:firstRow="1" w:lastColumn="0" w:lastRow="0" w:noHBand="0" w:noVBand="1" w:val="04A0"/>
+      </w:tblPr>
+      <w:tblGrid>
+        <w:gridCol w:w="9648"/>
+      </w:tblGrid>
+      <w:tr>
+        <w:tc>
+          <w:tcPr>
+            <w:tcW w:type="dxa" w:w="9835"/>
+            <w:shd w:fill="EDF4FA"/>
+            <w:tcMar>
+              <w:top w:w="110" w:type="dxa"/>
+              <w:start w:w="150" w:type="dxa"/>
+              <w:bottom w:w="110" w:type="dxa"/>
+              <w:end w:w="150" w:type="dxa"/>
+            </w:tcMar>
+          </w:tcPr>
+          <w:p>
+            <w:pPr>
+              <w:spacing w:after="0"/>
+            </w:pPr>
+            <w:r>
+              <w:rPr>
+                <w:b/>
+                <w:color w:val="17365D"/>
+              </w:rPr>
+              <w:t xml:space="preserve">Hinweis  </w:t>
+            </w:r>
+            <w:r>
+              <w:t>Die Auswahl liegt nur im Arbeitsspeicher. Nach Batterieentnahme oder Neustart sind alle acht optionalen Menüpunkte wieder ON.</w:t>
+            </w:r>
+          </w:p>
+        </w:tc>
+      </w:tr>
+    </w:tbl>
+    <w:p>
+      <w:pPr>
+        <w:spacing w:after="0"/>
+      </w:pPr>
+    </w:p>
+    <w:p>
+      <w:pPr>
+        <w:pStyle w:val="Heading1"/>
+      </w:pPr>
+      <w:r>
+        <w:t>Hardware und Energiesparen</w:t>
+      </w:r>
+    </w:p>
+    <w:p>
+      <w:pPr>
+        <w:pStyle w:val="ListBullet"/>
+        <w:spacing w:after="60"/>
+        <w:ind w:left="317" w:hanging="202"/>
+      </w:pPr>
+      <w:r>
+        <w:t>Universelles Image für 433/434, 868 und 915 MHz; Funk- und BlueRobin-Funktionen sind nicht enthalten.</w:t>
+      </w:r>
+    </w:p>
+    <w:p>
+      <w:pPr>
+        <w:pStyle w:val="ListBullet"/>
+        <w:spacing w:after="60"/>
+        <w:ind w:left="317" w:hanging="202"/>
+      </w:pPr>
+      <w:r>
+        <w:t>Der Funkblock wird beim Start vorsorglich in Power-down versetzt; der RF-Quarz bleibt aus.</w:t>
+      </w:r>
+    </w:p>
+    <w:p>
+      <w:pPr>
+        <w:pStyle w:val="ListBullet"/>
+        <w:spacing w:after="60"/>
+        <w:ind w:left="317" w:hanging="202"/>
+      </w:pPr>
+      <w:r>
+        <w:t>Beschleunigung, Agility und Bubble Game sind entfernt; der Beschleunigungssensor bleibt stromlos.</w:t>
+      </w:r>
+    </w:p>
+    <w:p>
+      <w:pPr>
+        <w:pStyle w:val="ListBullet"/>
+        <w:spacing w:after="60"/>
+        <w:ind w:left="317" w:hanging="202"/>
+      </w:pPr>
+      <w:r>
+        <w:t>Der Drucksensor wird beim Öffnen von ALTI automatisch erkannt: BMP085 (weiße Platine) oder SCP1000 (ältere schwarze Platine). Beim Verlassen wird er abgeschaltet bzw. in Standby versetzt.</w:t>
+      </w:r>
+    </w:p>
+    <w:p>
+      <w:pPr>
+        <w:pStyle w:val="ListBullet"/>
+        <w:spacing w:after="60"/>
+        <w:ind w:left="317" w:hanging="202"/>
+      </w:pPr>
+      <w:r>
+        <w:t>Guarded LPM3 ist aktiv. Die CPU schläft nur im sicheren Leerlauf; Tasten und der 1-Hz-Takt wecken sie. Watchdog bleibt aktiv.</w:t>
+      </w:r>
+    </w:p>
+    <w:tbl>
+      <w:tblPr>
+        <w:tblW w:type="auto" w:w="0"/>
+        <w:jc w:val="center"/>
+        <w:tblLayout w:type="fixed"/>
+        <w:tblLook w:firstColumn="1" w:firstRow="1" w:lastColumn="0" w:lastRow="0" w:noHBand="0" w:noVBand="1" w:val="04A0"/>
+      </w:tblPr>
+      <w:tblGrid>
+        <w:gridCol w:w="9648"/>
+      </w:tblGrid>
+      <w:tr>
+        <w:tc>
+          <w:tcPr>
+            <w:tcW w:type="dxa" w:w="9835"/>
+            <w:shd w:fill="EDF4FA"/>
+            <w:tcMar>
+              <w:top w:w="110" w:type="dxa"/>
+              <w:start w:w="150" w:type="dxa"/>
+              <w:bottom w:w="110" w:type="dxa"/>
+              <w:end w:w="150" w:type="dxa"/>
+            </w:tcMar>
+          </w:tcPr>
+          <w:p>
+            <w:pPr>
+              <w:spacing w:after="0"/>
+            </w:pPr>
+            <w:r>
+              <w:rPr>
+                <w:b/>
+                <w:color w:val="17365D"/>
+              </w:rPr>
+              <w:t xml:space="preserve">Wichtig  </w:t>
+            </w:r>
+            <w:r>
+              <w:t>Die Firmware speichert keine Verlaufsdaten. Funkübertragung, PC-Synchronisierung, Beschleunigungssensor und Spiele sind bewusst nicht Teil dieses Builds. Dauerlicht und häufige Sensorabfragen erhöhen den Verbrauch deutlich.</w:t>
+            </w:r>
+          </w:p>
+        </w:tc>
+      </w:tr>
+    </w:tbl>
+    <w:p>
+      <w:pPr>
+        <w:spacing w:after="0"/>
+      </w:pPr>
+    </w:p>
+    <w:p>
+      <w:r>
+        <w:br w:type="page"/>
+      </w:r>
+    </w:p>
+    <w:p>
+      <w:pPr>
+        <w:pStyle w:val="Title"/>
+      </w:pPr>
+      <w:r>
+        <w:t>eZ430-Chronos Custom Firmware</w:t>
+        <w:br/>
+        <w:t>User Manual</w:t>
+      </w:r>
+    </w:p>
+    <w:p>
+      <w:pPr>
+        <w:pStyle w:val="Subtitle"/>
+      </w:pPr>
+      <w:r>
+        <w:t>Custom RC1 - MSP430-GCC - CC430F6137</w:t>
+      </w:r>
+    </w:p>
+    <w:p>
+      <w:pPr>
+        <w:spacing w:after="180"/>
+      </w:pPr>
+      <w:r>
+        <w:t>Complete operating guide for the current Custom RC1 firmware.</w:t>
+      </w:r>
+    </w:p>
+    <w:p>
+      <w:pPr>
+        <w:pStyle w:val="Heading1"/>
+      </w:pPr>
+      <w:r>
+        <w:t>Quick start</w:t>
+      </w:r>
+    </w:p>
+    <w:tbl>
+      <w:tblPr>
+        <w:tblW w:type="auto" w:w="0"/>
+        <w:jc w:val="center"/>
+        <w:tblLayout w:type="fixed"/>
+        <w:tblLook w:firstColumn="1" w:firstRow="1" w:lastColumn="0" w:lastRow="0" w:noHBand="0" w:noVBand="1" w:val="04A0"/>
+      </w:tblPr>
+      <w:tblGrid>
+        <w:gridCol w:w="9648"/>
+      </w:tblGrid>
+      <w:tr>
+        <w:tc>
+          <w:tcPr>
+            <w:tcW w:type="dxa" w:w="9835"/>
+            <w:shd w:fill="EDF4FA"/>
+            <w:tcMar>
+              <w:top w:w="110" w:type="dxa"/>
+              <w:start w:w="150" w:type="dxa"/>
+              <w:bottom w:w="110" w:type="dxa"/>
+              <w:end w:w="150" w:type="dxa"/>
+            </w:tcMar>
+          </w:tcPr>
+          <w:p>
+            <w:pPr>
+              <w:spacing w:after="0"/>
+            </w:pPr>
+            <w:r>
+              <w:rPr>
+                <w:b/>
+                <w:color w:val="17365D"/>
+              </w:rPr>
+              <w:t xml:space="preserve">Quick start  </w:t>
+            </w:r>
+            <w:r>
+              <w:t>A short * advances the upper line and a short # advances the lower line. UP operates the upper direct action; DOWN operates the lower direct action. A long press opens the settings of the visible item when available.</w:t>
+            </w:r>
+          </w:p>
+        </w:tc>
+      </w:tr>
+    </w:tbl>
+    <w:p>
+      <w:pPr>
+        <w:spacing w:after="0"/>
+      </w:pPr>
+    </w:p>
+    <w:p>
+      <w:pPr>
+        <w:pStyle w:val="Heading2"/>
+      </w:pPr>
+      <w:r>
+        <w:t>Buttons</w:t>
+      </w:r>
+    </w:p>
+    <w:tbl>
+      <w:tblPr>
+        <w:tblStyle w:val="TableGrid"/>
+        <w:tblW w:type="auto" w:w="0"/>
+        <w:jc w:val="center"/>
+        <w:tblLayout w:type="fixed"/>
+        <w:tblLook w:firstColumn="1" w:firstRow="1" w:lastColumn="0" w:lastRow="0" w:noHBand="0" w:noVBand="1" w:val="04A0"/>
+      </w:tblPr>
+      <w:tblGrid>
+        <w:gridCol w:w="4917"/>
+        <w:gridCol w:w="4917"/>
+      </w:tblGrid>
+      <w:tr>
+        <w:trPr>
+          <w:tblHeader w:val="true"/>
+        </w:trPr>
+        <w:tc>
+          <w:tcPr>
+            <w:tcW w:type="dxa" w:w="1944"/>
+            <w:shd w:fill="17365D"/>
+            <w:tcMar>
+              <w:top w:w="90" w:type="dxa"/>
+              <w:start w:w="100" w:type="dxa"/>
+              <w:bottom w:w="90" w:type="dxa"/>
+              <w:end w:w="100" w:type="dxa"/>
+            </w:tcMar>
+            <w:vAlign w:val="center"/>
+          </w:tcPr>
+          <w:p>
+            <w:pPr>
+              <w:jc w:val="center"/>
+            </w:pPr>
+            <w:r>
+              <w:rPr>
+                <w:b/>
+                <w:color w:val="FFFFFF"/>
+                <w:sz w:val="17"/>
+              </w:rPr>
               <w:t>Button</w:t>
             </w:r>
           </w:p>
         </w:tc>
         <w:tc>
           <w:tcPr>
-            <w:tcW w:type="dxa" w:w="5112"/>
+            <w:tcW w:type="dxa" w:w="7560"/>
+            <w:shd w:fill="17365D"/>
+            <w:tcMar>
+              <w:top w:w="90" w:type="dxa"/>
+              <w:start w:w="100" w:type="dxa"/>
+              <w:bottom w:w="90" w:type="dxa"/>
+              <w:end w:w="100" w:type="dxa"/>
+            </w:tcMar>
+            <w:vAlign w:val="center"/>
           </w:tcPr>
           <w:p>
+            <w:pPr>
+              <w:jc w:val="center"/>
+            </w:pPr>
             <w:r>
+              <w:rPr>
+                <w:b/>
+                <w:color w:val="FFFFFF"/>
+                <w:sz w:val="17"/>
+              </w:rPr>
               <w:t>Function</w:t>
             </w:r>
           </w:p>
@@ -1190,21 +2463,47 @@
       <w:tr>
         <w:tc>
           <w:tcPr>
-            <w:tcW w:type="dxa" w:w="5112"/>
+            <w:tcW w:type="dxa" w:w="1944"/>
+            <w:tcMar>
+              <w:top w:w="90" w:type="dxa"/>
+              <w:start w:w="100" w:type="dxa"/>
+              <w:bottom w:w="90" w:type="dxa"/>
+              <w:end w:w="100" w:type="dxa"/>
+            </w:tcMar>
+            <w:vAlign w:val="center"/>
           </w:tcPr>
           <w:p>
+            <w:pPr>
+              <w:spacing w:after="0"/>
+            </w:pPr>
             <w:r>
-              <w:t>maikling *</w:t>
+              <w:rPr>
+                <w:sz w:val="16"/>
+              </w:rPr>
+              <w:t>short *</w:t>
             </w:r>
           </w:p>
         </w:tc>
         <w:tc>
           <w:tcPr>
-            <w:tcW w:type="dxa" w:w="5112"/>
+            <w:tcW w:type="dxa" w:w="7560"/>
+            <w:tcMar>
+              <w:top w:w="90" w:type="dxa"/>
+              <w:start w:w="100" w:type="dxa"/>
+              <w:bottom w:w="90" w:type="dxa"/>
+              <w:end w:w="100" w:type="dxa"/>
+            </w:tcMar>
+            <w:vAlign w:val="center"/>
           </w:tcPr>
           <w:p>
+            <w:pPr>
+              <w:spacing w:after="0"/>
+            </w:pPr>
             <w:r>
-              <w:t>Lumipat sa susunod na upper menu.</w:t>
+              <w:rPr>
+                <w:sz w:val="16"/>
+              </w:rPr>
+              <w:t>Next upper-line item.</w:t>
             </w:r>
           </w:p>
         </w:tc>
@@ -1212,21 +2511,49 @@
       <w:tr>
         <w:tc>
           <w:tcPr>
-            <w:tcW w:type="dxa" w:w="5112"/>
+            <w:tcW w:type="dxa" w:w="1944"/>
+            <w:tcMar>
+              <w:top w:w="90" w:type="dxa"/>
+              <w:start w:w="100" w:type="dxa"/>
+              <w:bottom w:w="90" w:type="dxa"/>
+              <w:end w:w="100" w:type="dxa"/>
+            </w:tcMar>
+            <w:vAlign w:val="center"/>
+            <w:shd w:fill="F7FAFD"/>
           </w:tcPr>
           <w:p>
+            <w:pPr>
+              <w:spacing w:after="0"/>
+            </w:pPr>
             <w:r>
-              <w:t>mahabang *</w:t>
+              <w:rPr>
+                <w:sz w:val="16"/>
+              </w:rPr>
+              <w:t>long *</w:t>
             </w:r>
           </w:p>
         </w:tc>
         <w:tc>
           <w:tcPr>
-            <w:tcW w:type="dxa" w:w="5112"/>
+            <w:tcW w:type="dxa" w:w="7560"/>
+            <w:tcMar>
+              <w:top w:w="90" w:type="dxa"/>
+              <w:start w:w="100" w:type="dxa"/>
+              <w:bottom w:w="90" w:type="dxa"/>
+              <w:end w:w="100" w:type="dxa"/>
+            </w:tcMar>
+            <w:vAlign w:val="center"/>
+            <w:shd w:fill="F7FAFD"/>
           </w:tcPr>
           <w:p>
+            <w:pPr>
+              <w:spacing w:after="0"/>
+            </w:pPr>
             <w:r>
-              <w:t>Buksan ang settings ng kasalukuyang upper item.</w:t>
+              <w:rPr>
+                <w:sz w:val="16"/>
+              </w:rPr>
+              <w:t>Settings for the upper item.</w:t>
             </w:r>
           </w:p>
         </w:tc>
@@ -1234,21 +2561,47 @@
       <w:tr>
         <w:tc>
           <w:tcPr>
-            <w:tcW w:type="dxa" w:w="5112"/>
+            <w:tcW w:type="dxa" w:w="1944"/>
+            <w:tcMar>
+              <w:top w:w="90" w:type="dxa"/>
+              <w:start w:w="100" w:type="dxa"/>
+              <w:bottom w:w="90" w:type="dxa"/>
+              <w:end w:w="100" w:type="dxa"/>
+            </w:tcMar>
+            <w:vAlign w:val="center"/>
           </w:tcPr>
           <w:p>
+            <w:pPr>
+              <w:spacing w:after="0"/>
+            </w:pPr>
             <w:r>
-              <w:t>maikling #</w:t>
+              <w:rPr>
+                <w:sz w:val="16"/>
+              </w:rPr>
+              <w:t>short #</w:t>
             </w:r>
           </w:p>
         </w:tc>
         <w:tc>
           <w:tcPr>
-            <w:tcW w:type="dxa" w:w="5112"/>
+            <w:tcW w:type="dxa" w:w="7560"/>
+            <w:tcMar>
+              <w:top w:w="90" w:type="dxa"/>
+              <w:start w:w="100" w:type="dxa"/>
+              <w:bottom w:w="90" w:type="dxa"/>
+              <w:end w:w="100" w:type="dxa"/>
+            </w:tcMar>
+            <w:vAlign w:val="center"/>
           </w:tcPr>
           <w:p>
+            <w:pPr>
+              <w:spacing w:after="0"/>
+            </w:pPr>
             <w:r>
-              <w:t>Lumipat sa susunod na lower menu.</w:t>
+              <w:rPr>
+                <w:sz w:val="16"/>
+              </w:rPr>
+              <w:t>Next lower-line item.</w:t>
             </w:r>
           </w:p>
         </w:tc>
@@ -1256,21 +2609,49 @@
       <w:tr>
         <w:tc>
           <w:tcPr>
-            <w:tcW w:type="dxa" w:w="5112"/>
+            <w:tcW w:type="dxa" w:w="1944"/>
+            <w:tcMar>
+              <w:top w:w="90" w:type="dxa"/>
+              <w:start w:w="100" w:type="dxa"/>
+              <w:bottom w:w="90" w:type="dxa"/>
+              <w:end w:w="100" w:type="dxa"/>
+            </w:tcMar>
+            <w:vAlign w:val="center"/>
+            <w:shd w:fill="F7FAFD"/>
           </w:tcPr>
           <w:p>
+            <w:pPr>
+              <w:spacing w:after="0"/>
+            </w:pPr>
             <w:r>
-              <w:t>mahabang #</w:t>
+              <w:rPr>
+                <w:sz w:val="16"/>
+              </w:rPr>
+              <w:t>long #</w:t>
             </w:r>
           </w:p>
         </w:tc>
         <w:tc>
           <w:tcPr>
-            <w:tcW w:type="dxa" w:w="5112"/>
+            <w:tcW w:type="dxa" w:w="7560"/>
+            <w:tcMar>
+              <w:top w:w="90" w:type="dxa"/>
+              <w:start w:w="100" w:type="dxa"/>
+              <w:bottom w:w="90" w:type="dxa"/>
+              <w:end w:w="100" w:type="dxa"/>
+            </w:tcMar>
+            <w:vAlign w:val="center"/>
+            <w:shd w:fill="F7FAFD"/>
           </w:tcPr>
           <w:p>
+            <w:pPr>
+              <w:spacing w:after="0"/>
+            </w:pPr>
             <w:r>
-              <w:t>Buksan ang settings ng kasalukuyang lower item.</w:t>
+              <w:rPr>
+                <w:sz w:val="16"/>
+              </w:rPr>
+              <w:t>Settings for the lower item.</w:t>
             </w:r>
           </w:p>
         </w:tc>
@@ -1278,21 +2659,47 @@
       <w:tr>
         <w:tc>
           <w:tcPr>
-            <w:tcW w:type="dxa" w:w="5112"/>
+            <w:tcW w:type="dxa" w:w="1944"/>
+            <w:tcMar>
+              <w:top w:w="90" w:type="dxa"/>
+              <w:start w:w="100" w:type="dxa"/>
+              <w:bottom w:w="90" w:type="dxa"/>
+              <w:end w:w="100" w:type="dxa"/>
+            </w:tcMar>
+            <w:vAlign w:val="center"/>
           </w:tcPr>
           <w:p>
+            <w:pPr>
+              <w:spacing w:after="0"/>
+            </w:pPr>
             <w:r>
+              <w:rPr>
+                <w:sz w:val="16"/>
+              </w:rPr>
               <w:t>UP</w:t>
             </w:r>
           </w:p>
         </w:tc>
         <w:tc>
           <w:tcPr>
-            <w:tcW w:type="dxa" w:w="5112"/>
+            <w:tcW w:type="dxa" w:w="7560"/>
+            <w:tcMar>
+              <w:top w:w="90" w:type="dxa"/>
+              <w:start w:w="100" w:type="dxa"/>
+              <w:bottom w:w="90" w:type="dxa"/>
+              <w:end w:w="100" w:type="dxa"/>
+            </w:tcMar>
+            <w:vAlign w:val="center"/>
           </w:tcPr>
           <w:p>
+            <w:pPr>
+              <w:spacing w:after="0"/>
+            </w:pPr>
             <w:r>
-              <w:t>Direct action sa itaas; sa Alarm, ON/OFF.</w:t>
+              <w:rPr>
+                <w:sz w:val="16"/>
+              </w:rPr>
+              <w:t>Upper direct action; alarm ON/OFF; stopwatch/countdown reset.</w:t>
             </w:r>
           </w:p>
         </w:tc>
@@ -1300,21 +2707,49 @@
       <w:tr>
         <w:tc>
           <w:tcPr>
-            <w:tcW w:type="dxa" w:w="5112"/>
+            <w:tcW w:type="dxa" w:w="1944"/>
+            <w:tcMar>
+              <w:top w:w="90" w:type="dxa"/>
+              <w:start w:w="100" w:type="dxa"/>
+              <w:bottom w:w="90" w:type="dxa"/>
+              <w:end w:w="100" w:type="dxa"/>
+            </w:tcMar>
+            <w:vAlign w:val="center"/>
+            <w:shd w:fill="F7FAFD"/>
           </w:tcPr>
           <w:p>
+            <w:pPr>
+              <w:spacing w:after="0"/>
+            </w:pPr>
             <w:r>
+              <w:rPr>
+                <w:sz w:val="16"/>
+              </w:rPr>
               <w:t>DOWN</w:t>
             </w:r>
           </w:p>
         </w:tc>
         <w:tc>
           <w:tcPr>
-            <w:tcW w:type="dxa" w:w="5112"/>
+            <w:tcW w:type="dxa" w:w="7560"/>
+            <w:tcMar>
+              <w:top w:w="90" w:type="dxa"/>
+              <w:start w:w="100" w:type="dxa"/>
+              <w:bottom w:w="90" w:type="dxa"/>
+              <w:end w:w="100" w:type="dxa"/>
+            </w:tcMar>
+            <w:vAlign w:val="center"/>
+            <w:shd w:fill="F7FAFD"/>
           </w:tcPr>
           <w:p>
+            <w:pPr>
+              <w:spacing w:after="0"/>
+            </w:pPr>
             <w:r>
-              <w:t>Direct action sa ibaba.</w:t>
+              <w:rPr>
+                <w:sz w:val="16"/>
+              </w:rPr>
+              <w:t>Lower direct action.</w:t>
             </w:r>
           </w:p>
         </w:tc>
@@ -1322,21 +2757,47 @@
       <w:tr>
         <w:tc>
           <w:tcPr>
-            <w:tcW w:type="dxa" w:w="5112"/>
+            <w:tcW w:type="dxa" w:w="1944"/>
+            <w:tcMar>
+              <w:top w:w="90" w:type="dxa"/>
+              <w:start w:w="100" w:type="dxa"/>
+              <w:bottom w:w="90" w:type="dxa"/>
+              <w:end w:w="100" w:type="dxa"/>
+            </w:tcMar>
+            <w:vAlign w:val="center"/>
           </w:tcPr>
           <w:p>
+            <w:pPr>
+              <w:spacing w:after="0"/>
+            </w:pPr>
             <w:r>
-              <w:t>maikling LIGHT</w:t>
+              <w:rPr>
+                <w:sz w:val="16"/>
+              </w:rPr>
+              <w:t>short LIGHT</w:t>
             </w:r>
           </w:p>
         </w:tc>
         <w:tc>
           <w:tcPr>
-            <w:tcW w:type="dxa" w:w="5112"/>
+            <w:tcW w:type="dxa" w:w="7560"/>
+            <w:tcMar>
+              <w:top w:w="90" w:type="dxa"/>
+              <w:start w:w="100" w:type="dxa"/>
+              <w:bottom w:w="90" w:type="dxa"/>
+              <w:end w:w="100" w:type="dxa"/>
+            </w:tcMar>
+            <w:vAlign w:val="center"/>
           </w:tcPr>
           <w:p>
+            <w:pPr>
+              <w:spacing w:after="0"/>
+            </w:pPr>
             <w:r>
-              <w:t>Buksan ang backlight.</w:t>
+              <w:rPr>
+                <w:sz w:val="16"/>
+              </w:rPr>
+              <w:t>Turn on the backlight; this key is always silent.</w:t>
             </w:r>
           </w:p>
         </w:tc>
@@ -1344,21 +2805,49 @@
       <w:tr>
         <w:tc>
           <w:tcPr>
-            <w:tcW w:type="dxa" w:w="5112"/>
+            <w:tcW w:type="dxa" w:w="1944"/>
+            <w:tcMar>
+              <w:top w:w="90" w:type="dxa"/>
+              <w:start w:w="100" w:type="dxa"/>
+              <w:bottom w:w="90" w:type="dxa"/>
+              <w:end w:w="100" w:type="dxa"/>
+            </w:tcMar>
+            <w:vAlign w:val="center"/>
+            <w:shd w:fill="F7FAFD"/>
           </w:tcPr>
           <w:p>
+            <w:pPr>
+              <w:spacing w:after="0"/>
+            </w:pPr>
             <w:r>
-              <w:t>mahabang LIGHT</w:t>
+              <w:rPr>
+                <w:sz w:val="16"/>
+              </w:rPr>
+              <w:t>long LIGHT</w:t>
             </w:r>
           </w:p>
         </w:tc>
         <w:tc>
           <w:tcPr>
-            <w:tcW w:type="dxa" w:w="5112"/>
+            <w:tcW w:type="dxa" w:w="7560"/>
+            <w:tcMar>
+              <w:top w:w="90" w:type="dxa"/>
+              <w:start w:w="100" w:type="dxa"/>
+              <w:bottom w:w="90" w:type="dxa"/>
+              <w:end w:w="100" w:type="dxa"/>
+            </w:tcMar>
+            <w:vAlign w:val="center"/>
+            <w:shd w:fill="F7FAFD"/>
           </w:tcPr>
           <w:p>
+            <w:pPr>
+              <w:spacing w:after="0"/>
+            </w:pPr>
             <w:r>
-              <w:t>Light setup: DOWN 1-30 s, UP tuloy-tuloy ON/OFF, LIGHT save/exit.</w:t>
+              <w:rPr>
+                <w:sz w:val="16"/>
+              </w:rPr>
+              <w:t>Light setup: DOWN = 1-30 s, UP = continuous light ON/OFF, LIGHT = save/exit.</w:t>
             </w:r>
           </w:p>
         </w:tc>
@@ -1366,120 +2855,1434 @@
     </w:tbl>
     <w:p>
       <w:pPr>
+        <w:spacing w:after="0"/>
+      </w:pPr>
+    </w:p>
+    <w:p>
+      <w:pPr>
         <w:pStyle w:val="Heading1"/>
       </w:pPr>
       <w:r>
-        <w:t>Menu</w:t>
-      </w:r>
-    </w:p>
-    <w:p>
-      <w:r>
-        <w:t>LINE 1 (*): Oras -&gt; Alarm -&gt; Temperatura -&gt; Altitude -&gt; Acceleration</w:t>
-      </w:r>
-    </w:p>
-    <w:p>
-      <w:r>
-        <w:t>LINE 2 (#): Petsa -&gt; TZ2 -&gt; Swatch Beat Time -&gt; BIN Watch -&gt; Stopwatch -&gt; Countdown -&gt; Random -&gt; Baterya</w:t>
+        <w:t>Menu sequence</w:t>
       </w:r>
     </w:p>
     <w:p>
       <w:pPr>
-        <w:jc w:val="center"/>
+        <w:pStyle w:val="MenuPath"/>
       </w:pPr>
       <w:r>
-        <w:drawing>
-          <wp:inline xmlns:a="http://schemas.openxmlformats.org/drawingml/2006/main" xmlns:pic="http://schemas.openxmlformats.org/drawingml/2006/picture">
-            <wp:extent cx="6400800" cy="2560320"/>
-            <wp:docPr id="5" name="Picture 5"/>
-            <wp:cNvGraphicFramePr>
-              <a:graphicFrameLocks noChangeAspect="1"/>
-            </wp:cNvGraphicFramePr>
-            <a:graphic>
-              <a:graphicData uri="http://schemas.openxmlformats.org/drawingml/2006/picture">
-                <pic:pic>
-                  <pic:nvPicPr>
-                    <pic:cNvPr id="0" name="tl_line1.png"/>
-                    <pic:cNvPicPr/>
-                  </pic:nvPicPr>
-                  <pic:blipFill>
-                    <a:blip r:embed="rId13"/>
-                    <a:stretch>
-                      <a:fillRect/>
-                    </a:stretch>
-                  </pic:blipFill>
-                  <pic:spPr>
-                    <a:xfrm>
-                      <a:off x="0" y="0"/>
-                      <a:ext cx="6400800" cy="2560320"/>
-                    </a:xfrm>
-                    <a:prstGeom prst="rect"/>
-                  </pic:spPr>
-                </pic:pic>
-              </a:graphicData>
-            </a:graphic>
-          </wp:inline>
-        </w:drawing>
+        <w:t>UPPER (*)  TIME -&gt; ALARM -&gt; TEMP -&gt; ALTI -&gt; BATT</w:t>
       </w:r>
     </w:p>
     <w:p>
       <w:pPr>
-        <w:jc w:val="center"/>
+        <w:pStyle w:val="MenuPath"/>
       </w:pPr>
       <w:r>
-        <w:rPr>
-          <w:b/>
-        </w:rPr>
-        <w:t>Figure A - Line 1 / *</w:t>
+        <w:t>LOWER (#)  DATE -&gt; TZ2 -&gt; BEAT -&gt; BIN -&gt; MOON -&gt; STOPWATCH -&gt; COUNTDOWN -&gt; DICE</w:t>
+      </w:r>
+    </w:p>
+    <w:tbl>
+      <w:tblPr>
+        <w:tblW w:type="auto" w:w="0"/>
+        <w:jc w:val="center"/>
+        <w:tblLayout w:type="fixed"/>
+        <w:tblLook w:firstColumn="1" w:firstRow="1" w:lastColumn="0" w:lastRow="0" w:noHBand="0" w:noVBand="1" w:val="04A0"/>
+      </w:tblPr>
+      <w:tblGrid>
+        <w:gridCol w:w="9648"/>
+      </w:tblGrid>
+      <w:tr>
+        <w:tc>
+          <w:tcPr>
+            <w:tcW w:type="dxa" w:w="9835"/>
+            <w:shd w:fill="EDF4FA"/>
+            <w:tcMar>
+              <w:top w:w="110" w:type="dxa"/>
+              <w:start w:w="150" w:type="dxa"/>
+              <w:bottom w:w="110" w:type="dxa"/>
+              <w:end w:w="150" w:type="dxa"/>
+            </w:tcMar>
+          </w:tcPr>
+          <w:p>
+            <w:pPr>
+              <w:spacing w:after="0"/>
+            </w:pPr>
+            <w:r>
+              <w:rPr>
+                <w:b/>
+                <w:color w:val="17365D"/>
+              </w:rPr>
+              <w:t xml:space="preserve">Note  </w:t>
+            </w:r>
+            <w:r>
+              <w:t>Disabled optional items are skipped automatically. With all eight optional items off, TIME and ALARM remain on the upper line; DATE, STOPWATCH and COUNTDOWN remain on the lower line.</w:t>
+            </w:r>
+          </w:p>
+        </w:tc>
+      </w:tr>
+    </w:tbl>
+    <w:p>
+      <w:pPr>
+        <w:spacing w:after="0"/>
+      </w:pPr>
+    </w:p>
+    <w:p>
+      <w:pPr>
+        <w:pStyle w:val="Heading1"/>
+      </w:pPr>
+      <w:r>
+        <w:t>Functions</w:t>
+      </w:r>
+    </w:p>
+    <w:tbl>
+      <w:tblPr>
+        <w:tblStyle w:val="TableGrid"/>
+        <w:tblW w:type="auto" w:w="0"/>
+        <w:jc w:val="center"/>
+        <w:tblLayout w:type="fixed"/>
+        <w:tblLook w:firstColumn="1" w:firstRow="1" w:lastColumn="0" w:lastRow="0" w:noHBand="0" w:noVBand="1" w:val="04A0"/>
+      </w:tblPr>
+      <w:tblGrid>
+        <w:gridCol w:w="4917"/>
+        <w:gridCol w:w="4917"/>
+      </w:tblGrid>
+      <w:tr>
+        <w:trPr>
+          <w:tblHeader w:val="true"/>
+        </w:trPr>
+        <w:tc>
+          <w:tcPr>
+            <w:tcW w:type="dxa" w:w="1656"/>
+            <w:shd w:fill="17365D"/>
+            <w:tcMar>
+              <w:top w:w="90" w:type="dxa"/>
+              <w:start w:w="100" w:type="dxa"/>
+              <w:bottom w:w="90" w:type="dxa"/>
+              <w:end w:w="100" w:type="dxa"/>
+            </w:tcMar>
+            <w:vAlign w:val="center"/>
+          </w:tcPr>
+          <w:p>
+            <w:pPr>
+              <w:jc w:val="center"/>
+            </w:pPr>
+            <w:r>
+              <w:rPr>
+                <w:b/>
+                <w:color w:val="FFFFFF"/>
+                <w:sz w:val="17"/>
+              </w:rPr>
+              <w:t>Menu</w:t>
+            </w:r>
+          </w:p>
+        </w:tc>
+        <w:tc>
+          <w:tcPr>
+            <w:tcW w:type="dxa" w:w="7848"/>
+            <w:shd w:fill="17365D"/>
+            <w:tcMar>
+              <w:top w:w="90" w:type="dxa"/>
+              <w:start w:w="100" w:type="dxa"/>
+              <w:bottom w:w="90" w:type="dxa"/>
+              <w:end w:w="100" w:type="dxa"/>
+            </w:tcMar>
+            <w:vAlign w:val="center"/>
+          </w:tcPr>
+          <w:p>
+            <w:pPr>
+              <w:jc w:val="center"/>
+            </w:pPr>
+            <w:r>
+              <w:rPr>
+                <w:b/>
+                <w:color w:val="FFFFFF"/>
+                <w:sz w:val="17"/>
+              </w:rPr>
+              <w:t>Operation and display</w:t>
+            </w:r>
+          </w:p>
+        </w:tc>
+      </w:tr>
+      <w:tr>
+        <w:tc>
+          <w:tcPr>
+            <w:tcW w:type="dxa" w:w="1656"/>
+            <w:tcMar>
+              <w:top w:w="90" w:type="dxa"/>
+              <w:start w:w="100" w:type="dxa"/>
+              <w:bottom w:w="90" w:type="dxa"/>
+              <w:end w:w="100" w:type="dxa"/>
+            </w:tcMar>
+            <w:vAlign w:val="center"/>
+          </w:tcPr>
+          <w:p>
+            <w:pPr>
+              <w:spacing w:after="0"/>
+            </w:pPr>
+            <w:r>
+              <w:rPr>
+                <w:sz w:val="16"/>
+              </w:rPr>
+              <w:t>TIME</w:t>
+            </w:r>
+          </w:p>
+        </w:tc>
+        <w:tc>
+          <w:tcPr>
+            <w:tcW w:type="dxa" w:w="7848"/>
+            <w:tcMar>
+              <w:top w:w="90" w:type="dxa"/>
+              <w:start w:w="100" w:type="dxa"/>
+              <w:bottom w:w="90" w:type="dxa"/>
+              <w:end w:w="100" w:type="dxa"/>
+            </w:tcMar>
+            <w:vAlign w:val="center"/>
+          </w:tcPr>
+          <w:p>
+            <w:pPr>
+              <w:spacing w:after="0"/>
+            </w:pPr>
+            <w:r>
+              <w:rPr>
+                <w:sz w:val="16"/>
+              </w:rPr>
+              <w:t>Normal time; the colon toggles every second. UP switches between HH:MM and seconds. Long *: 12/24 h, hour, minute, second, ADJ, DST, HOUR, BEEP and UTC.</w:t>
+            </w:r>
+          </w:p>
+        </w:tc>
+      </w:tr>
+      <w:tr>
+        <w:tc>
+          <w:tcPr>
+            <w:tcW w:type="dxa" w:w="1656"/>
+            <w:tcMar>
+              <w:top w:w="90" w:type="dxa"/>
+              <w:start w:w="100" w:type="dxa"/>
+              <w:bottom w:w="90" w:type="dxa"/>
+              <w:end w:w="100" w:type="dxa"/>
+            </w:tcMar>
+            <w:vAlign w:val="center"/>
+            <w:shd w:fill="F7FAFD"/>
+          </w:tcPr>
+          <w:p>
+            <w:pPr>
+              <w:spacing w:after="0"/>
+            </w:pPr>
+            <w:r>
+              <w:rPr>
+                <w:sz w:val="16"/>
+              </w:rPr>
+              <w:t>ADJ</w:t>
+            </w:r>
+          </w:p>
+        </w:tc>
+        <w:tc>
+          <w:tcPr>
+            <w:tcW w:type="dxa" w:w="7848"/>
+            <w:tcMar>
+              <w:top w:w="90" w:type="dxa"/>
+              <w:start w:w="100" w:type="dxa"/>
+              <w:bottom w:w="90" w:type="dxa"/>
+              <w:end w:w="100" w:type="dxa"/>
+            </w:tcMar>
+            <w:vAlign w:val="center"/>
+            <w:shd w:fill="F7FAFD"/>
+          </w:tcPr>
+          <w:p>
+            <w:pPr>
+              <w:spacing w:after="0"/>
+            </w:pPr>
+            <w:r>
+              <w:rPr>
+                <w:sz w:val="16"/>
+              </w:rPr>
+              <w:t>Fine adjustment in seconds per week from -99 to +99. Positive makes the clock faster; negative makes it slower.</w:t>
+            </w:r>
+          </w:p>
+        </w:tc>
+      </w:tr>
+      <w:tr>
+        <w:tc>
+          <w:tcPr>
+            <w:tcW w:type="dxa" w:w="1656"/>
+            <w:tcMar>
+              <w:top w:w="90" w:type="dxa"/>
+              <w:start w:w="100" w:type="dxa"/>
+              <w:bottom w:w="90" w:type="dxa"/>
+              <w:end w:w="100" w:type="dxa"/>
+            </w:tcMar>
+            <w:vAlign w:val="center"/>
+          </w:tcPr>
+          <w:p>
+            <w:pPr>
+              <w:spacing w:after="0"/>
+            </w:pPr>
+            <w:r>
+              <w:rPr>
+                <w:sz w:val="16"/>
+              </w:rPr>
+              <w:t>DST / UTC</w:t>
+            </w:r>
+          </w:p>
+        </w:tc>
+        <w:tc>
+          <w:tcPr>
+            <w:tcW w:type="dxa" w:w="7848"/>
+            <w:tcMar>
+              <w:top w:w="90" w:type="dxa"/>
+              <w:start w:w="100" w:type="dxa"/>
+              <w:bottom w:w="90" w:type="dxa"/>
+              <w:end w:w="100" w:type="dxa"/>
+            </w:tcMar>
+            <w:vAlign w:val="center"/>
+          </w:tcPr>
+          <w:p>
+            <w:pPr>
+              <w:spacing w:after="0"/>
+            </w:pPr>
+            <w:r>
+              <w:rPr>
+                <w:sz w:val="16"/>
+              </w:rPr>
+              <w:t>DST follows the EU rule. UTC offset uses 30-minute steps and is used for main time and Internet Time calculations.</w:t>
+            </w:r>
+          </w:p>
+        </w:tc>
+      </w:tr>
+      <w:tr>
+        <w:tc>
+          <w:tcPr>
+            <w:tcW w:type="dxa" w:w="1656"/>
+            <w:tcMar>
+              <w:top w:w="90" w:type="dxa"/>
+              <w:start w:w="100" w:type="dxa"/>
+              <w:bottom w:w="90" w:type="dxa"/>
+              <w:end w:w="100" w:type="dxa"/>
+            </w:tcMar>
+            <w:vAlign w:val="center"/>
+            <w:shd w:fill="F7FAFD"/>
+          </w:tcPr>
+          <w:p>
+            <w:pPr>
+              <w:spacing w:after="0"/>
+            </w:pPr>
+            <w:r>
+              <w:rPr>
+                <w:sz w:val="16"/>
+              </w:rPr>
+              <w:t>HOUR / BEEP</w:t>
+            </w:r>
+          </w:p>
+        </w:tc>
+        <w:tc>
+          <w:tcPr>
+            <w:tcW w:type="dxa" w:w="7848"/>
+            <w:tcMar>
+              <w:top w:w="90" w:type="dxa"/>
+              <w:start w:w="100" w:type="dxa"/>
+              <w:bottom w:w="90" w:type="dxa"/>
+              <w:end w:w="100" w:type="dxa"/>
+            </w:tcMar>
+            <w:vAlign w:val="center"/>
+            <w:shd w:fill="F7FAFD"/>
+          </w:tcPr>
+          <w:p>
+            <w:pPr>
+              <w:spacing w:after="0"/>
+            </w:pPr>
+            <w:r>
+              <w:rPr>
+                <w:sz w:val="16"/>
+              </w:rPr>
+              <w:t>HOUR enables the double beep on each full hour. BEEP enables key tones. Locked keys and LIGHT remain silent.</w:t>
+            </w:r>
+          </w:p>
+        </w:tc>
+      </w:tr>
+      <w:tr>
+        <w:tc>
+          <w:tcPr>
+            <w:tcW w:type="dxa" w:w="1656"/>
+            <w:tcMar>
+              <w:top w:w="90" w:type="dxa"/>
+              <w:start w:w="100" w:type="dxa"/>
+              <w:bottom w:w="90" w:type="dxa"/>
+              <w:end w:w="100" w:type="dxa"/>
+            </w:tcMar>
+            <w:vAlign w:val="center"/>
+          </w:tcPr>
+          <w:p>
+            <w:pPr>
+              <w:spacing w:after="0"/>
+            </w:pPr>
+            <w:r>
+              <w:rPr>
+                <w:sz w:val="16"/>
+              </w:rPr>
+              <w:t>ALARM</w:t>
+            </w:r>
+          </w:p>
+        </w:tc>
+        <w:tc>
+          <w:tcPr>
+            <w:tcW w:type="dxa" w:w="7848"/>
+            <w:tcMar>
+              <w:top w:w="90" w:type="dxa"/>
+              <w:start w:w="100" w:type="dxa"/>
+              <w:bottom w:w="90" w:type="dxa"/>
+              <w:end w:w="100" w:type="dxa"/>
+            </w:tcMar>
+            <w:vAlign w:val="center"/>
+          </w:tcPr>
+          <w:p>
+            <w:pPr>
+              <w:spacing w:after="0"/>
+            </w:pPr>
+            <w:r>
+              <w:rPr>
+                <w:sz w:val="16"/>
+              </w:rPr>
+              <w:t>UP toggles the alarm ON/OFF and briefly shows ON/OFF. Long * sets hour and minute. The alarm icon indicates an enabled alarm.</w:t>
+            </w:r>
+          </w:p>
+        </w:tc>
+      </w:tr>
+      <w:tr>
+        <w:tc>
+          <w:tcPr>
+            <w:tcW w:type="dxa" w:w="1656"/>
+            <w:tcMar>
+              <w:top w:w="90" w:type="dxa"/>
+              <w:start w:w="100" w:type="dxa"/>
+              <w:bottom w:w="90" w:type="dxa"/>
+              <w:end w:w="100" w:type="dxa"/>
+            </w:tcMar>
+            <w:vAlign w:val="center"/>
+            <w:shd w:fill="F7FAFD"/>
+          </w:tcPr>
+          <w:p>
+            <w:pPr>
+              <w:spacing w:after="0"/>
+            </w:pPr>
+            <w:r>
+              <w:rPr>
+                <w:sz w:val="16"/>
+              </w:rPr>
+              <w:t>TEMP</w:t>
+            </w:r>
+          </w:p>
+        </w:tc>
+        <w:tc>
+          <w:tcPr>
+            <w:tcW w:type="dxa" w:w="7848"/>
+            <w:tcMar>
+              <w:top w:w="90" w:type="dxa"/>
+              <w:start w:w="100" w:type="dxa"/>
+              <w:bottom w:w="90" w:type="dxa"/>
+              <w:end w:w="100" w:type="dxa"/>
+            </w:tcMar>
+            <w:vAlign w:val="center"/>
+            <w:shd w:fill="F7FAFD"/>
+          </w:tcPr>
+          <w:p>
+            <w:pPr>
+              <w:spacing w:after="0"/>
+            </w:pPr>
+            <w:r>
+              <w:rPr>
+                <w:sz w:val="16"/>
+              </w:rPr>
+              <w:t>Internal temperature sensor in °C or °F. Long * calibrates the reading. UP has no action and remains silent.</w:t>
+            </w:r>
+          </w:p>
+        </w:tc>
+      </w:tr>
+      <w:tr>
+        <w:tc>
+          <w:tcPr>
+            <w:tcW w:type="dxa" w:w="1656"/>
+            <w:tcMar>
+              <w:top w:w="90" w:type="dxa"/>
+              <w:start w:w="100" w:type="dxa"/>
+              <w:bottom w:w="90" w:type="dxa"/>
+              <w:end w:w="100" w:type="dxa"/>
+            </w:tcMar>
+            <w:vAlign w:val="center"/>
+          </w:tcPr>
+          <w:p>
+            <w:pPr>
+              <w:spacing w:after="0"/>
+            </w:pPr>
+            <w:r>
+              <w:rPr>
+                <w:sz w:val="16"/>
+              </w:rPr>
+              <w:t>ALTI</w:t>
+            </w:r>
+          </w:p>
+        </w:tc>
+        <w:tc>
+          <w:tcPr>
+            <w:tcW w:type="dxa" w:w="7848"/>
+            <w:tcMar>
+              <w:top w:w="90" w:type="dxa"/>
+              <w:start w:w="100" w:type="dxa"/>
+              <w:bottom w:w="90" w:type="dxa"/>
+              <w:end w:w="100" w:type="dxa"/>
+            </w:tcMar>
+            <w:vAlign w:val="center"/>
+          </w:tcPr>
+          <w:p>
+            <w:pPr>
+              <w:spacing w:after="0"/>
+            </w:pPr>
+            <w:r>
+              <w:rPr>
+                <w:sz w:val="16"/>
+              </w:rPr>
+              <w:t>UP cycles altitude, pressure in mbar/hPa and pressure in PSI. Long * calibrates current altitude and reference pressure. The sensor runs only while this item is open.</w:t>
+            </w:r>
+          </w:p>
+        </w:tc>
+      </w:tr>
+      <w:tr>
+        <w:tc>
+          <w:tcPr>
+            <w:tcW w:type="dxa" w:w="1656"/>
+            <w:tcMar>
+              <w:top w:w="90" w:type="dxa"/>
+              <w:start w:w="100" w:type="dxa"/>
+              <w:bottom w:w="90" w:type="dxa"/>
+              <w:end w:w="100" w:type="dxa"/>
+            </w:tcMar>
+            <w:vAlign w:val="center"/>
+            <w:shd w:fill="F7FAFD"/>
+          </w:tcPr>
+          <w:p>
+            <w:pPr>
+              <w:spacing w:after="0"/>
+            </w:pPr>
+            <w:r>
+              <w:rPr>
+                <w:sz w:val="16"/>
+              </w:rPr>
+              <w:t>BATT</w:t>
+            </w:r>
+          </w:p>
+        </w:tc>
+        <w:tc>
+          <w:tcPr>
+            <w:tcW w:type="dxa" w:w="7848"/>
+            <w:tcMar>
+              <w:top w:w="90" w:type="dxa"/>
+              <w:start w:w="100" w:type="dxa"/>
+              <w:bottom w:w="90" w:type="dxa"/>
+              <w:end w:w="100" w:type="dxa"/>
+            </w:tcMar>
+            <w:vAlign w:val="center"/>
+            <w:shd w:fill="F7FAFD"/>
+          </w:tcPr>
+          <w:p>
+            <w:pPr>
+              <w:spacing w:after="0"/>
+            </w:pPr>
+            <w:r>
+              <w:rPr>
+                <w:sz w:val="16"/>
+              </w:rPr>
+              <w:t>BATT is shown above and measured voltage below with the V symbol. It refreshes while visible; below 2.40 V the battery icon flashes. # is locked and silent here.</w:t>
+            </w:r>
+          </w:p>
+        </w:tc>
+      </w:tr>
+      <w:tr>
+        <w:tc>
+          <w:tcPr>
+            <w:tcW w:type="dxa" w:w="1656"/>
+            <w:tcMar>
+              <w:top w:w="90" w:type="dxa"/>
+              <w:start w:w="100" w:type="dxa"/>
+              <w:bottom w:w="90" w:type="dxa"/>
+              <w:end w:w="100" w:type="dxa"/>
+            </w:tcMar>
+            <w:vAlign w:val="center"/>
+          </w:tcPr>
+          <w:p>
+            <w:pPr>
+              <w:spacing w:after="0"/>
+            </w:pPr>
+            <w:r>
+              <w:rPr>
+                <w:sz w:val="16"/>
+              </w:rPr>
+              <w:t>DATE</w:t>
+            </w:r>
+          </w:p>
+        </w:tc>
+        <w:tc>
+          <w:tcPr>
+            <w:tcW w:type="dxa" w:w="7848"/>
+            <w:tcMar>
+              <w:top w:w="90" w:type="dxa"/>
+              <w:start w:w="100" w:type="dxa"/>
+              <w:bottom w:w="90" w:type="dxa"/>
+              <w:end w:w="100" w:type="dxa"/>
+            </w:tcMar>
+            <w:vAlign w:val="center"/>
+          </w:tcPr>
+          <w:p>
+            <w:pPr>
+              <w:spacing w:after="0"/>
+            </w:pPr>
+            <w:r>
+              <w:rPr>
+                <w:sz w:val="16"/>
+              </w:rPr>
+              <w:t>DOWN cycles date, year, weekday and a live seconds view. Long #: set year, month, day, weekday language and weekday.</w:t>
+            </w:r>
+          </w:p>
+        </w:tc>
+      </w:tr>
+      <w:tr>
+        <w:tc>
+          <w:tcPr>
+            <w:tcW w:type="dxa" w:w="1656"/>
+            <w:tcMar>
+              <w:top w:w="90" w:type="dxa"/>
+              <w:start w:w="100" w:type="dxa"/>
+              <w:bottom w:w="90" w:type="dxa"/>
+              <w:end w:w="100" w:type="dxa"/>
+            </w:tcMar>
+            <w:vAlign w:val="center"/>
+            <w:shd w:fill="F7FAFD"/>
+          </w:tcPr>
+          <w:p>
+            <w:pPr>
+              <w:spacing w:after="0"/>
+            </w:pPr>
+            <w:r>
+              <w:rPr>
+                <w:sz w:val="16"/>
+              </w:rPr>
+              <w:t>TZ2</w:t>
+            </w:r>
+          </w:p>
+        </w:tc>
+        <w:tc>
+          <w:tcPr>
+            <w:tcW w:type="dxa" w:w="7848"/>
+            <w:tcMar>
+              <w:top w:w="90" w:type="dxa"/>
+              <w:start w:w="100" w:type="dxa"/>
+              <w:bottom w:w="90" w:type="dxa"/>
+              <w:end w:w="100" w:type="dxa"/>
+            </w:tcMar>
+            <w:vAlign w:val="center"/>
+            <w:shd w:fill="F7FAFD"/>
+          </w:tcPr>
+          <w:p>
+            <w:pPr>
+              <w:spacing w:after="0"/>
+            </w:pPr>
+            <w:r>
+              <w:rPr>
+                <w:sz w:val="16"/>
+              </w:rPr>
+              <w:t>DOWN cycles second timezone (HH:MM), Internet Time (XXX.XX, heart on) and main time (HH:MM:SS, always 12-hour with PM). Long #: SWAP, TZ2 offset, DST.</w:t>
+            </w:r>
+          </w:p>
+        </w:tc>
+      </w:tr>
+      <w:tr>
+        <w:tc>
+          <w:tcPr>
+            <w:tcW w:type="dxa" w:w="1656"/>
+            <w:tcMar>
+              <w:top w:w="90" w:type="dxa"/>
+              <w:start w:w="100" w:type="dxa"/>
+              <w:bottom w:w="90" w:type="dxa"/>
+              <w:end w:w="100" w:type="dxa"/>
+            </w:tcMar>
+            <w:vAlign w:val="center"/>
+          </w:tcPr>
+          <w:p>
+            <w:pPr>
+              <w:spacing w:after="0"/>
+            </w:pPr>
+            <w:r>
+              <w:rPr>
+                <w:sz w:val="16"/>
+              </w:rPr>
+              <w:t>SWAP</w:t>
+            </w:r>
+          </w:p>
+        </w:tc>
+        <w:tc>
+          <w:tcPr>
+            <w:tcW w:type="dxa" w:w="7848"/>
+            <w:tcMar>
+              <w:top w:w="90" w:type="dxa"/>
+              <w:start w:w="100" w:type="dxa"/>
+              <w:bottom w:w="90" w:type="dxa"/>
+              <w:end w:w="100" w:type="dxa"/>
+            </w:tcMar>
+            <w:vAlign w:val="center"/>
+          </w:tcPr>
+          <w:p>
+            <w:pPr>
+              <w:spacing w:after="0"/>
+            </w:pPr>
+            <w:r>
+              <w:rPr>
+                <w:sz w:val="16"/>
+              </w:rPr>
+              <w:t>Exchanges main time and TZ2 including UTC offset and DST. The instant, seconds and correct date are preserved.</w:t>
+            </w:r>
+          </w:p>
+        </w:tc>
+      </w:tr>
+      <w:tr>
+        <w:tc>
+          <w:tcPr>
+            <w:tcW w:type="dxa" w:w="1656"/>
+            <w:tcMar>
+              <w:top w:w="90" w:type="dxa"/>
+              <w:start w:w="100" w:type="dxa"/>
+              <w:bottom w:w="90" w:type="dxa"/>
+              <w:end w:w="100" w:type="dxa"/>
+            </w:tcMar>
+            <w:vAlign w:val="center"/>
+            <w:shd w:fill="F7FAFD"/>
+          </w:tcPr>
+          <w:p>
+            <w:pPr>
+              <w:spacing w:after="0"/>
+            </w:pPr>
+            <w:r>
+              <w:rPr>
+                <w:sz w:val="16"/>
+              </w:rPr>
+              <w:t>BEAT</w:t>
+            </w:r>
+          </w:p>
+        </w:tc>
+        <w:tc>
+          <w:tcPr>
+            <w:tcW w:type="dxa" w:w="7848"/>
+            <w:tcMar>
+              <w:top w:w="90" w:type="dxa"/>
+              <w:start w:w="100" w:type="dxa"/>
+              <w:bottom w:w="90" w:type="dxa"/>
+              <w:end w:w="100" w:type="dxa"/>
+            </w:tcMar>
+            <w:vAlign w:val="center"/>
+            <w:shd w:fill="F7FAFD"/>
+          </w:tcPr>
+          <w:p>
+            <w:pPr>
+              <w:spacing w:after="0"/>
+            </w:pPr>
+            <w:r>
+              <w:rPr>
+                <w:sz w:val="16"/>
+              </w:rPr>
+              <w:t>Full-screen Swatch Internet Time. Beat value above, BEAT below. UP and * are locked and silent. The TZ2 Beat view remains available when full-screen BEAT is hidden.</w:t>
+            </w:r>
+          </w:p>
+        </w:tc>
+      </w:tr>
+      <w:tr>
+        <w:tc>
+          <w:tcPr>
+            <w:tcW w:type="dxa" w:w="1656"/>
+            <w:tcMar>
+              <w:top w:w="90" w:type="dxa"/>
+              <w:start w:w="100" w:type="dxa"/>
+              <w:bottom w:w="90" w:type="dxa"/>
+              <w:end w:w="100" w:type="dxa"/>
+            </w:tcMar>
+            <w:vAlign w:val="center"/>
+          </w:tcPr>
+          <w:p>
+            <w:pPr>
+              <w:spacing w:after="0"/>
+            </w:pPr>
+            <w:r>
+              <w:rPr>
+                <w:sz w:val="16"/>
+              </w:rPr>
+              <w:t>BIN</w:t>
+            </w:r>
+          </w:p>
+        </w:tc>
+        <w:tc>
+          <w:tcPr>
+            <w:tcW w:type="dxa" w:w="7848"/>
+            <w:tcMar>
+              <w:top w:w="90" w:type="dxa"/>
+              <w:start w:w="100" w:type="dxa"/>
+              <w:bottom w:w="90" w:type="dxa"/>
+              <w:end w:w="100" w:type="dxa"/>
+            </w:tcMar>
+            <w:vAlign w:val="center"/>
+          </w:tcPr>
+          <w:p>
+            <w:pPr>
+              <w:spacing w:after="0"/>
+            </w:pPr>
+            <w:r>
+              <w:rPr>
+                <w:sz w:val="16"/>
+              </w:rPr>
+              <w:t>Binary watch face using both LCD lines; PM marks the second half of the day. * is locked and silent.</w:t>
+            </w:r>
+          </w:p>
+        </w:tc>
+      </w:tr>
+      <w:tr>
+        <w:tc>
+          <w:tcPr>
+            <w:tcW w:type="dxa" w:w="1656"/>
+            <w:tcMar>
+              <w:top w:w="90" w:type="dxa"/>
+              <w:start w:w="100" w:type="dxa"/>
+              <w:bottom w:w="90" w:type="dxa"/>
+              <w:end w:w="100" w:type="dxa"/>
+            </w:tcMar>
+            <w:vAlign w:val="center"/>
+            <w:shd w:fill="F7FAFD"/>
+          </w:tcPr>
+          <w:p>
+            <w:pPr>
+              <w:spacing w:after="0"/>
+            </w:pPr>
+            <w:r>
+              <w:rPr>
+                <w:sz w:val="16"/>
+              </w:rPr>
+              <w:t>MOON</w:t>
+            </w:r>
+          </w:p>
+        </w:tc>
+        <w:tc>
+          <w:tcPr>
+            <w:tcW w:type="dxa" w:w="7848"/>
+            <w:tcMar>
+              <w:top w:w="90" w:type="dxa"/>
+              <w:start w:w="100" w:type="dxa"/>
+              <w:bottom w:w="90" w:type="dxa"/>
+              <w:end w:w="100" w:type="dxa"/>
+            </w:tcMar>
+            <w:vAlign w:val="center"/>
+            <w:shd w:fill="F7FAFD"/>
+          </w:tcPr>
+          <w:p>
+            <w:pPr>
+              <w:spacing w:after="0"/>
+            </w:pPr>
+            <w:r>
+              <w:rPr>
+                <w:sz w:val="16"/>
+              </w:rPr>
+              <w:t>UP cycles moon phase 0-100% (arrows show waxing/waning), days to NEW and days to FULL. * is locked and silent.</w:t>
+            </w:r>
+          </w:p>
+        </w:tc>
+      </w:tr>
+      <w:tr>
+        <w:tc>
+          <w:tcPr>
+            <w:tcW w:type="dxa" w:w="1656"/>
+            <w:tcMar>
+              <w:top w:w="90" w:type="dxa"/>
+              <w:start w:w="100" w:type="dxa"/>
+              <w:bottom w:w="90" w:type="dxa"/>
+              <w:end w:w="100" w:type="dxa"/>
+            </w:tcMar>
+            <w:vAlign w:val="center"/>
+          </w:tcPr>
+          <w:p>
+            <w:pPr>
+              <w:spacing w:after="0"/>
+            </w:pPr>
+            <w:r>
+              <w:rPr>
+                <w:sz w:val="16"/>
+              </w:rPr>
+              <w:t>STOPWATCH</w:t>
+            </w:r>
+          </w:p>
+        </w:tc>
+        <w:tc>
+          <w:tcPr>
+            <w:tcW w:type="dxa" w:w="7848"/>
+            <w:tcMar>
+              <w:top w:w="90" w:type="dxa"/>
+              <w:start w:w="100" w:type="dxa"/>
+              <w:bottom w:w="90" w:type="dxa"/>
+              <w:end w:w="100" w:type="dxa"/>
+            </w:tcMar>
+            <w:vAlign w:val="center"/>
+          </w:tcPr>
+          <w:p>
+            <w:pPr>
+              <w:spacing w:after="0"/>
+            </w:pPr>
+            <w:r>
+              <w:rPr>
+                <w:sz w:val="16"/>
+              </w:rPr>
+              <w:t>DOWN starts/stops. UP stops and resets. Long # opens STOP/LAP mode setup; lap operation is retained.</w:t>
+            </w:r>
+          </w:p>
+        </w:tc>
+      </w:tr>
+      <w:tr>
+        <w:tc>
+          <w:tcPr>
+            <w:tcW w:type="dxa" w:w="1656"/>
+            <w:tcMar>
+              <w:top w:w="90" w:type="dxa"/>
+              <w:start w:w="100" w:type="dxa"/>
+              <w:bottom w:w="90" w:type="dxa"/>
+              <w:end w:w="100" w:type="dxa"/>
+            </w:tcMar>
+            <w:vAlign w:val="center"/>
+            <w:shd w:fill="F7FAFD"/>
+          </w:tcPr>
+          <w:p>
+            <w:pPr>
+              <w:spacing w:after="0"/>
+            </w:pPr>
+            <w:r>
+              <w:rPr>
+                <w:sz w:val="16"/>
+              </w:rPr>
+              <w:t>COUNTDOWN</w:t>
+            </w:r>
+          </w:p>
+        </w:tc>
+        <w:tc>
+          <w:tcPr>
+            <w:tcW w:type="dxa" w:w="7848"/>
+            <w:tcMar>
+              <w:top w:w="90" w:type="dxa"/>
+              <w:start w:w="100" w:type="dxa"/>
+              <w:bottom w:w="90" w:type="dxa"/>
+              <w:end w:w="100" w:type="dxa"/>
+            </w:tcMar>
+            <w:vAlign w:val="center"/>
+            <w:shd w:fill="F7FAFD"/>
+          </w:tcPr>
+          <w:p>
+            <w:pPr>
+              <w:spacing w:after="0"/>
+            </w:pPr>
+            <w:r>
+              <w:rPr>
+                <w:sz w:val="16"/>
+              </w:rPr>
+              <w:t>DOWN starts/stops. UP restores the configured starting value. Long # sets HH:MM:SS and the existing mode.</w:t>
+            </w:r>
+          </w:p>
+        </w:tc>
+      </w:tr>
+      <w:tr>
+        <w:tc>
+          <w:tcPr>
+            <w:tcW w:type="dxa" w:w="1656"/>
+            <w:tcMar>
+              <w:top w:w="90" w:type="dxa"/>
+              <w:start w:w="100" w:type="dxa"/>
+              <w:bottom w:w="90" w:type="dxa"/>
+              <w:end w:w="100" w:type="dxa"/>
+            </w:tcMar>
+            <w:vAlign w:val="center"/>
+          </w:tcPr>
+          <w:p>
+            <w:pPr>
+              <w:spacing w:after="0"/>
+            </w:pPr>
+            <w:r>
+              <w:rPr>
+                <w:sz w:val="16"/>
+              </w:rPr>
+              <w:t>DICE</w:t>
+            </w:r>
+          </w:p>
+        </w:tc>
+        <w:tc>
+          <w:tcPr>
+            <w:tcW w:type="dxa" w:w="7848"/>
+            <w:tcMar>
+              <w:top w:w="90" w:type="dxa"/>
+              <w:start w:w="100" w:type="dxa"/>
+              <w:bottom w:w="90" w:type="dxa"/>
+              <w:end w:w="100" w:type="dxa"/>
+            </w:tcMar>
+            <w:vAlign w:val="center"/>
+          </w:tcPr>
+          <w:p>
+            <w:pPr>
+              <w:spacing w:after="0"/>
+            </w:pPr>
+            <w:r>
+              <w:rPr>
+                <w:sz w:val="16"/>
+              </w:rPr>
+              <w:t>Random number generator. DOWN produces a new value. Long #: MIN, MAX, MODE and STYL. MIN=1 and MAX=6 gives a die.</w:t>
+            </w:r>
+          </w:p>
+        </w:tc>
+      </w:tr>
+    </w:tbl>
+    <w:p>
+      <w:pPr>
+        <w:spacing w:after="0"/>
+      </w:pPr>
+    </w:p>
+    <w:p>
+      <w:pPr>
+        <w:pStyle w:val="Heading1"/>
+      </w:pPr>
+      <w:r>
+        <w:t>Show or hide optional menu items</w:t>
+      </w:r>
+    </w:p>
+    <w:tbl>
+      <w:tblPr>
+        <w:tblW w:type="auto" w:w="0"/>
+        <w:jc w:val="left"/>
+        <w:tblLayout w:type="fixed"/>
+        <w:tblLook w:firstColumn="1" w:firstRow="1" w:lastColumn="0" w:lastRow="0" w:noHBand="0" w:noVBand="1" w:val="04A0"/>
+      </w:tblPr>
+      <w:tblGrid>
+        <w:gridCol w:w="4917"/>
+        <w:gridCol w:w="4917"/>
+      </w:tblGrid>
+      <w:tr>
+        <w:tc>
+          <w:tcPr>
+            <w:tcW w:type="dxa" w:w="403"/>
+            <w:tcMar>
+              <w:top w:w="25" w:type="dxa"/>
+              <w:start w:w="30" w:type="dxa"/>
+              <w:bottom w:w="25" w:type="dxa"/>
+              <w:end w:w="30" w:type="dxa"/>
+            </w:tcMar>
+            <w:tcBorders>
+              <w:top w:val="nil"/>
+              <w:left w:val="nil"/>
+              <w:bottom w:val="nil"/>
+              <w:right w:val="nil"/>
+              <w:insideH w:val="nil"/>
+              <w:insideV w:val="nil"/>
+            </w:tcBorders>
+          </w:tcPr>
+          <w:p>
+            <w:pPr>
+              <w:spacing w:after="0"/>
+              <w:jc w:val="right"/>
+            </w:pPr>
+            <w:r>
+              <w:rPr>
+                <w:b/>
+                <w:color w:val="2F75B5"/>
+              </w:rPr>
+              <w:t>1.</w:t>
+            </w:r>
+          </w:p>
+        </w:tc>
+        <w:tc>
+          <w:tcPr>
+            <w:tcW w:type="dxa" w:w="9101"/>
+            <w:tcMar>
+              <w:top w:w="25" w:type="dxa"/>
+              <w:start w:w="30" w:type="dxa"/>
+              <w:bottom w:w="25" w:type="dxa"/>
+              <w:end w:w="30" w:type="dxa"/>
+            </w:tcMar>
+            <w:tcBorders>
+              <w:top w:val="nil"/>
+              <w:left w:val="nil"/>
+              <w:bottom w:val="nil"/>
+              <w:right w:val="nil"/>
+              <w:insideH w:val="nil"/>
+              <w:insideV w:val="nil"/>
+            </w:tcBorders>
+          </w:tcPr>
+          <w:p>
+            <w:pPr>
+              <w:spacing w:after="0"/>
+            </w:pPr>
+            <w:r>
+              <w:t>Display DATE and long-press # to open date setup.</w:t>
+            </w:r>
+          </w:p>
+        </w:tc>
+      </w:tr>
+      <w:tr>
+        <w:tc>
+          <w:tcPr>
+            <w:tcW w:type="dxa" w:w="403"/>
+            <w:tcMar>
+              <w:top w:w="25" w:type="dxa"/>
+              <w:start w:w="30" w:type="dxa"/>
+              <w:bottom w:w="25" w:type="dxa"/>
+              <w:end w:w="30" w:type="dxa"/>
+            </w:tcMar>
+            <w:tcBorders>
+              <w:top w:val="nil"/>
+              <w:left w:val="nil"/>
+              <w:bottom w:val="nil"/>
+              <w:right w:val="nil"/>
+              <w:insideH w:val="nil"/>
+              <w:insideV w:val="nil"/>
+            </w:tcBorders>
+          </w:tcPr>
+          <w:p>
+            <w:pPr>
+              <w:spacing w:after="0"/>
+              <w:jc w:val="right"/>
+            </w:pPr>
+            <w:r>
+              <w:rPr>
+                <w:b/>
+                <w:color w:val="2F75B5"/>
+              </w:rPr>
+              <w:t>2.</w:t>
+            </w:r>
+          </w:p>
+        </w:tc>
+        <w:tc>
+          <w:tcPr>
+            <w:tcW w:type="dxa" w:w="9101"/>
+            <w:tcMar>
+              <w:top w:w="25" w:type="dxa"/>
+              <w:start w:w="30" w:type="dxa"/>
+              <w:bottom w:w="25" w:type="dxa"/>
+              <w:end w:w="30" w:type="dxa"/>
+            </w:tcMar>
+            <w:tcBorders>
+              <w:top w:val="nil"/>
+              <w:left w:val="nil"/>
+              <w:bottom w:val="nil"/>
+              <w:right w:val="nil"/>
+              <w:insideH w:val="nil"/>
+              <w:insideV w:val="nil"/>
+            </w:tcBorders>
+          </w:tcPr>
+          <w:p>
+            <w:pPr>
+              <w:spacing w:after="0"/>
+            </w:pPr>
+            <w:r>
+              <w:t>Inside date setup, long-press # again.</w:t>
+            </w:r>
+          </w:p>
+        </w:tc>
+      </w:tr>
+      <w:tr>
+        <w:tc>
+          <w:tcPr>
+            <w:tcW w:type="dxa" w:w="403"/>
+            <w:tcMar>
+              <w:top w:w="25" w:type="dxa"/>
+              <w:start w:w="30" w:type="dxa"/>
+              <w:bottom w:w="25" w:type="dxa"/>
+              <w:end w:w="30" w:type="dxa"/>
+            </w:tcMar>
+            <w:tcBorders>
+              <w:top w:val="nil"/>
+              <w:left w:val="nil"/>
+              <w:bottom w:val="nil"/>
+              <w:right w:val="nil"/>
+              <w:insideH w:val="nil"/>
+              <w:insideV w:val="nil"/>
+            </w:tcBorders>
+          </w:tcPr>
+          <w:p>
+            <w:pPr>
+              <w:spacing w:after="0"/>
+              <w:jc w:val="right"/>
+            </w:pPr>
+            <w:r>
+              <w:rPr>
+                <w:b/>
+                <w:color w:val="2F75B5"/>
+              </w:rPr>
+              <w:t>3.</w:t>
+            </w:r>
+          </w:p>
+        </w:tc>
+        <w:tc>
+          <w:tcPr>
+            <w:tcW w:type="dxa" w:w="9101"/>
+            <w:tcMar>
+              <w:top w:w="25" w:type="dxa"/>
+              <w:start w:w="30" w:type="dxa"/>
+              <w:bottom w:w="25" w:type="dxa"/>
+              <w:end w:w="30" w:type="dxa"/>
+            </w:tcMar>
+            <w:tcBorders>
+              <w:top w:val="nil"/>
+              <w:left w:val="nil"/>
+              <w:bottom w:val="nil"/>
+              <w:right w:val="nil"/>
+              <w:insideH w:val="nil"/>
+              <w:insideV w:val="nil"/>
+            </w:tcBorders>
+          </w:tcPr>
+          <w:p>
+            <w:pPr>
+              <w:spacing w:after="0"/>
+            </w:pPr>
+            <w:r>
+              <w:t>Use short # to step through BIN, DICE, BATT, MOON, BEAT, ALTI, TEMP and TZ2.</w:t>
+            </w:r>
+          </w:p>
+        </w:tc>
+      </w:tr>
+      <w:tr>
+        <w:tc>
+          <w:tcPr>
+            <w:tcW w:type="dxa" w:w="403"/>
+            <w:tcMar>
+              <w:top w:w="25" w:type="dxa"/>
+              <w:start w:w="30" w:type="dxa"/>
+              <w:bottom w:w="25" w:type="dxa"/>
+              <w:end w:w="30" w:type="dxa"/>
+            </w:tcMar>
+            <w:tcBorders>
+              <w:top w:val="nil"/>
+              <w:left w:val="nil"/>
+              <w:bottom w:val="nil"/>
+              <w:right w:val="nil"/>
+              <w:insideH w:val="nil"/>
+              <w:insideV w:val="nil"/>
+            </w:tcBorders>
+          </w:tcPr>
+          <w:p>
+            <w:pPr>
+              <w:spacing w:after="0"/>
+              <w:jc w:val="right"/>
+            </w:pPr>
+            <w:r>
+              <w:rPr>
+                <w:b/>
+                <w:color w:val="2F75B5"/>
+              </w:rPr>
+              <w:t>4.</w:t>
+            </w:r>
+          </w:p>
+        </w:tc>
+        <w:tc>
+          <w:tcPr>
+            <w:tcW w:type="dxa" w:w="9101"/>
+            <w:tcMar>
+              <w:top w:w="25" w:type="dxa"/>
+              <w:start w:w="30" w:type="dxa"/>
+              <w:bottom w:w="25" w:type="dxa"/>
+              <w:end w:w="30" w:type="dxa"/>
+            </w:tcMar>
+            <w:tcBorders>
+              <w:top w:val="nil"/>
+              <w:left w:val="nil"/>
+              <w:bottom w:val="nil"/>
+              <w:right w:val="nil"/>
+              <w:insideH w:val="nil"/>
+              <w:insideV w:val="nil"/>
+            </w:tcBorders>
+          </w:tcPr>
+          <w:p>
+            <w:pPr>
+              <w:spacing w:after="0"/>
+            </w:pPr>
+            <w:r>
+              <w:t>Choose ON/OFF with UP or DOWN. * returns to date setup; another * saves and exits.</w:t>
+            </w:r>
+          </w:p>
+        </w:tc>
+      </w:tr>
+    </w:tbl>
+    <w:tbl>
+      <w:tblPr>
+        <w:tblW w:type="auto" w:w="0"/>
+        <w:jc w:val="center"/>
+        <w:tblLayout w:type="fixed"/>
+        <w:tblLook w:firstColumn="1" w:firstRow="1" w:lastColumn="0" w:lastRow="0" w:noHBand="0" w:noVBand="1" w:val="04A0"/>
+      </w:tblPr>
+      <w:tblGrid>
+        <w:gridCol w:w="9648"/>
+      </w:tblGrid>
+      <w:tr>
+        <w:tc>
+          <w:tcPr>
+            <w:tcW w:type="dxa" w:w="9835"/>
+            <w:shd w:fill="EDF4FA"/>
+            <w:tcMar>
+              <w:top w:w="110" w:type="dxa"/>
+              <w:start w:w="150" w:type="dxa"/>
+              <w:bottom w:w="110" w:type="dxa"/>
+              <w:end w:w="150" w:type="dxa"/>
+            </w:tcMar>
+          </w:tcPr>
+          <w:p>
+            <w:pPr>
+              <w:spacing w:after="0"/>
+            </w:pPr>
+            <w:r>
+              <w:rPr>
+                <w:b/>
+                <w:color w:val="17365D"/>
+              </w:rPr>
+              <w:t xml:space="preserve">Note  </w:t>
+            </w:r>
+            <w:r>
+              <w:t>The selection is held only in RAM. After battery removal or a restart, all eight optional items return to ON.</w:t>
+            </w:r>
+          </w:p>
+        </w:tc>
+      </w:tr>
+    </w:tbl>
+    <w:p>
+      <w:pPr>
+        <w:spacing w:after="0"/>
+      </w:pPr>
+    </w:p>
+    <w:p>
+      <w:pPr>
+        <w:pStyle w:val="Heading1"/>
+      </w:pPr>
+      <w:r>
+        <w:t>Hardware and power saving</w:t>
       </w:r>
     </w:p>
     <w:p>
       <w:pPr>
-        <w:jc w:val="center"/>
+        <w:pStyle w:val="ListBullet"/>
+        <w:spacing w:after="60"/>
+        <w:ind w:left="317" w:hanging="202"/>
       </w:pPr>
       <w:r>
-        <w:drawing>
-          <wp:inline xmlns:a="http://schemas.openxmlformats.org/drawingml/2006/main" xmlns:pic="http://schemas.openxmlformats.org/drawingml/2006/picture">
-            <wp:extent cx="6400800" cy="2560320"/>
-            <wp:docPr id="6" name="Picture 6"/>
-            <wp:cNvGraphicFramePr>
-              <a:graphicFrameLocks noChangeAspect="1"/>
-            </wp:cNvGraphicFramePr>
-            <a:graphic>
-              <a:graphicData uri="http://schemas.openxmlformats.org/drawingml/2006/picture">
-                <pic:pic>
-                  <pic:nvPicPr>
-                    <pic:cNvPr id="0" name="tl_line2.png"/>
-                    <pic:cNvPicPr/>
-                  </pic:nvPicPr>
-                  <pic:blipFill>
-                    <a:blip r:embed="rId14"/>
-                    <a:stretch>
-                      <a:fillRect/>
-                    </a:stretch>
-                  </pic:blipFill>
-                  <pic:spPr>
-                    <a:xfrm>
-                      <a:off x="0" y="0"/>
-                      <a:ext cx="6400800" cy="2560320"/>
-                    </a:xfrm>
-                    <a:prstGeom prst="rect"/>
-                  </pic:spPr>
-                </pic:pic>
-              </a:graphicData>
-            </a:graphic>
-          </wp:inline>
-        </w:drawing>
+        <w:t>One universal image for 433/434, 868 and 915 MHz; radio and BlueRobin functions are not included.</w:t>
       </w:r>
     </w:p>
     <w:p>
       <w:pPr>
-        <w:jc w:val="center"/>
+        <w:pStyle w:val="ListBullet"/>
+        <w:spacing w:after="60"/>
+        <w:ind w:left="317" w:hanging="202"/>
       </w:pPr>
       <w:r>
-        <w:rPr>
-          <w:b/>
-        </w:rPr>
-        <w:t>Figure B - Line 2 / #</w:t>
+        <w:t>At startup the radio block is defensively placed in power-down; the RF crystal remains off.</w:t>
+      </w:r>
+    </w:p>
+    <w:p>
+      <w:pPr>
+        <w:pStyle w:val="ListBullet"/>
+        <w:spacing w:after="60"/>
+        <w:ind w:left="317" w:hanging="202"/>
+      </w:pPr>
+      <w:r>
+        <w:t>Acceleration, Agility and Bubble Game are removed; the accelerometer remains unpowered.</w:t>
+      </w:r>
+    </w:p>
+    <w:p>
+      <w:pPr>
+        <w:pStyle w:val="ListBullet"/>
+        <w:spacing w:after="60"/>
+        <w:ind w:left="317" w:hanging="202"/>
+      </w:pPr>
+      <w:r>
+        <w:t>Opening ALTI automatically detects BMP085 (white PCB) or SCP1000 (older black PCB). On exit it is powered down or placed in standby.</w:t>
+      </w:r>
+    </w:p>
+    <w:p>
+      <w:pPr>
+        <w:pStyle w:val="ListBullet"/>
+        <w:spacing w:after="60"/>
+        <w:ind w:left="317" w:hanging="202"/>
+      </w:pPr>
+      <w:r>
+        <w:t>Guarded LPM3 is active. The CPU sleeps only during safe idle time; buttons and the 1-Hz tick wake it. The watchdog remains enabled.</w:t>
+      </w:r>
+    </w:p>
+    <w:tbl>
+      <w:tblPr>
+        <w:tblW w:type="auto" w:w="0"/>
+        <w:jc w:val="center"/>
+        <w:tblLayout w:type="fixed"/>
+        <w:tblLook w:firstColumn="1" w:firstRow="1" w:lastColumn="0" w:lastRow="0" w:noHBand="0" w:noVBand="1" w:val="04A0"/>
+      </w:tblPr>
+      <w:tblGrid>
+        <w:gridCol w:w="9648"/>
+      </w:tblGrid>
+      <w:tr>
+        <w:tc>
+          <w:tcPr>
+            <w:tcW w:type="dxa" w:w="9835"/>
+            <w:shd w:fill="EDF4FA"/>
+            <w:tcMar>
+              <w:top w:w="110" w:type="dxa"/>
+              <w:start w:w="150" w:type="dxa"/>
+              <w:bottom w:w="110" w:type="dxa"/>
+              <w:end w:w="150" w:type="dxa"/>
+            </w:tcMar>
+          </w:tcPr>
+          <w:p>
+            <w:pPr>
+              <w:spacing w:after="0"/>
+            </w:pPr>
+            <w:r>
+              <w:rPr>
+                <w:b/>
+                <w:color w:val="17365D"/>
+              </w:rPr>
+              <w:t xml:space="preserve">Important  </w:t>
+            </w:r>
+            <w:r>
+              <w:t>The firmware does not store history data. Radio transfer, PC synchronization, accelerometer and games are intentionally absent. Continuous backlight and frequent sensor use significantly increase consumption.</w:t>
+            </w:r>
+          </w:p>
+        </w:tc>
+      </w:tr>
+    </w:tbl>
+    <w:p>
+      <w:pPr>
+        <w:spacing w:after="0"/>
+      </w:pPr>
+    </w:p>
+    <w:p>
+      <w:r>
+        <w:br w:type="page"/>
+      </w:r>
+    </w:p>
+    <w:p>
+      <w:pPr>
+        <w:pStyle w:val="Title"/>
+      </w:pPr>
+      <w:r>
+        <w:t>eZ430-Chronos Custom Firmware</w:t>
+        <w:br/>
+        <w:t>Manwal ng Gumagamit</w:t>
+      </w:r>
+    </w:p>
+    <w:p>
+      <w:pPr>
+        <w:pStyle w:val="Subtitle"/>
+      </w:pPr>
+      <w:r>
+        <w:t>Custom RC1 - MSP430-GCC - CC430F6137</w:t>
+      </w:r>
+    </w:p>
+    <w:p>
+      <w:pPr>
+        <w:spacing w:after="180"/>
+      </w:pPr>
+      <w:r>
+        <w:t>Kumpletong gabay para sa kasalukuyang Custom RC1 firmware.</w:t>
       </w:r>
     </w:p>
     <w:p>
@@ -1487,204 +4290,1953 @@
         <w:pStyle w:val="Heading1"/>
       </w:pPr>
       <w:r>
-        <w:t>Funktionen / Functions / Mga Function</w:t>
+        <w:t>Mabilis na simula</w:t>
       </w:r>
+    </w:p>
+    <w:tbl>
+      <w:tblPr>
+        <w:tblW w:type="auto" w:w="0"/>
+        <w:jc w:val="center"/>
+        <w:tblLayout w:type="fixed"/>
+        <w:tblLook w:firstColumn="1" w:firstRow="1" w:lastColumn="0" w:lastRow="0" w:noHBand="0" w:noVBand="1" w:val="04A0"/>
+      </w:tblPr>
+      <w:tblGrid>
+        <w:gridCol w:w="9648"/>
+      </w:tblGrid>
+      <w:tr>
+        <w:tc>
+          <w:tcPr>
+            <w:tcW w:type="dxa" w:w="9835"/>
+            <w:shd w:fill="EDF4FA"/>
+            <w:tcMar>
+              <w:top w:w="110" w:type="dxa"/>
+              <w:start w:w="150" w:type="dxa"/>
+              <w:bottom w:w="110" w:type="dxa"/>
+              <w:end w:w="150" w:type="dxa"/>
+            </w:tcMar>
+          </w:tcPr>
+          <w:p>
+            <w:pPr>
+              <w:spacing w:after="0"/>
+            </w:pPr>
+            <w:r>
+              <w:rPr>
+                <w:b/>
+                <w:color w:val="17365D"/>
+              </w:rPr>
+              <w:t xml:space="preserve">Mabilis na simula  </w:t>
+            </w:r>
+            <w:r>
+              <w:t>Ang maikling * ay lilipat sa upper line at ang maikling # sa lower line. UP ang direct action sa itaas; DOWN ang direct action sa ibaba. Ang mahabang pindot ay magbubukas ng setting ng nakikitang item kung mayroon.</w:t>
+            </w:r>
+          </w:p>
+        </w:tc>
+      </w:tr>
+    </w:tbl>
+    <w:p>
+      <w:pPr>
+        <w:spacing w:after="0"/>
+      </w:pPr>
     </w:p>
     <w:p>
       <w:pPr>
         <w:pStyle w:val="Heading2"/>
       </w:pPr>
       <w:r>
-        <w:t>Oras</w:t>
+        <w:t>Mga pindutan</w:t>
       </w:r>
     </w:p>
-    <w:p>
-      <w:r>
-        <w:t>Mahabang * para sa time settings. HOUR ang ON/OFF ng dobleng beep bawat buong oras. UTC ang itinakdang pagitan ng oras sa display at UTC; hiwalay na isinasaalang-alang ang DST.</w:t>
-      </w:r>
-    </w:p>
+    <w:tbl>
+      <w:tblPr>
+        <w:tblStyle w:val="TableGrid"/>
+        <w:tblW w:type="auto" w:w="0"/>
+        <w:jc w:val="center"/>
+        <w:tblLayout w:type="fixed"/>
+        <w:tblLook w:firstColumn="1" w:firstRow="1" w:lastColumn="0" w:lastRow="0" w:noHBand="0" w:noVBand="1" w:val="04A0"/>
+      </w:tblPr>
+      <w:tblGrid>
+        <w:gridCol w:w="4917"/>
+        <w:gridCol w:w="4917"/>
+      </w:tblGrid>
+      <w:tr>
+        <w:trPr>
+          <w:tblHeader w:val="true"/>
+        </w:trPr>
+        <w:tc>
+          <w:tcPr>
+            <w:tcW w:type="dxa" w:w="1944"/>
+            <w:shd w:fill="17365D"/>
+            <w:tcMar>
+              <w:top w:w="90" w:type="dxa"/>
+              <w:start w:w="100" w:type="dxa"/>
+              <w:bottom w:w="90" w:type="dxa"/>
+              <w:end w:w="100" w:type="dxa"/>
+            </w:tcMar>
+            <w:vAlign w:val="center"/>
+          </w:tcPr>
+          <w:p>
+            <w:pPr>
+              <w:jc w:val="center"/>
+            </w:pPr>
+            <w:r>
+              <w:rPr>
+                <w:b/>
+                <w:color w:val="FFFFFF"/>
+                <w:sz w:val="17"/>
+              </w:rPr>
+              <w:t>Pindutan</w:t>
+            </w:r>
+          </w:p>
+        </w:tc>
+        <w:tc>
+          <w:tcPr>
+            <w:tcW w:type="dxa" w:w="7560"/>
+            <w:shd w:fill="17365D"/>
+            <w:tcMar>
+              <w:top w:w="90" w:type="dxa"/>
+              <w:start w:w="100" w:type="dxa"/>
+              <w:bottom w:w="90" w:type="dxa"/>
+              <w:end w:w="100" w:type="dxa"/>
+            </w:tcMar>
+            <w:vAlign w:val="center"/>
+          </w:tcPr>
+          <w:p>
+            <w:pPr>
+              <w:jc w:val="center"/>
+            </w:pPr>
+            <w:r>
+              <w:rPr>
+                <w:b/>
+                <w:color w:val="FFFFFF"/>
+                <w:sz w:val="17"/>
+              </w:rPr>
+              <w:t>Gamit</w:t>
+            </w:r>
+          </w:p>
+        </w:tc>
+      </w:tr>
+      <w:tr>
+        <w:tc>
+          <w:tcPr>
+            <w:tcW w:type="dxa" w:w="1944"/>
+            <w:tcMar>
+              <w:top w:w="90" w:type="dxa"/>
+              <w:start w:w="100" w:type="dxa"/>
+              <w:bottom w:w="90" w:type="dxa"/>
+              <w:end w:w="100" w:type="dxa"/>
+            </w:tcMar>
+            <w:vAlign w:val="center"/>
+          </w:tcPr>
+          <w:p>
+            <w:pPr>
+              <w:spacing w:after="0"/>
+            </w:pPr>
+            <w:r>
+              <w:rPr>
+                <w:sz w:val="16"/>
+              </w:rPr>
+              <w:t>maikling *</w:t>
+            </w:r>
+          </w:p>
+        </w:tc>
+        <w:tc>
+          <w:tcPr>
+            <w:tcW w:type="dxa" w:w="7560"/>
+            <w:tcMar>
+              <w:top w:w="90" w:type="dxa"/>
+              <w:start w:w="100" w:type="dxa"/>
+              <w:bottom w:w="90" w:type="dxa"/>
+              <w:end w:w="100" w:type="dxa"/>
+            </w:tcMar>
+            <w:vAlign w:val="center"/>
+          </w:tcPr>
+          <w:p>
+            <w:pPr>
+              <w:spacing w:after="0"/>
+            </w:pPr>
+            <w:r>
+              <w:rPr>
+                <w:sz w:val="16"/>
+              </w:rPr>
+              <w:t>Susunod na item sa upper line.</w:t>
+            </w:r>
+          </w:p>
+        </w:tc>
+      </w:tr>
+      <w:tr>
+        <w:tc>
+          <w:tcPr>
+            <w:tcW w:type="dxa" w:w="1944"/>
+            <w:tcMar>
+              <w:top w:w="90" w:type="dxa"/>
+              <w:start w:w="100" w:type="dxa"/>
+              <w:bottom w:w="90" w:type="dxa"/>
+              <w:end w:w="100" w:type="dxa"/>
+            </w:tcMar>
+            <w:vAlign w:val="center"/>
+            <w:shd w:fill="F7FAFD"/>
+          </w:tcPr>
+          <w:p>
+            <w:pPr>
+              <w:spacing w:after="0"/>
+            </w:pPr>
+            <w:r>
+              <w:rPr>
+                <w:sz w:val="16"/>
+              </w:rPr>
+              <w:t>mahabang *</w:t>
+            </w:r>
+          </w:p>
+        </w:tc>
+        <w:tc>
+          <w:tcPr>
+            <w:tcW w:type="dxa" w:w="7560"/>
+            <w:tcMar>
+              <w:top w:w="90" w:type="dxa"/>
+              <w:start w:w="100" w:type="dxa"/>
+              <w:bottom w:w="90" w:type="dxa"/>
+              <w:end w:w="100" w:type="dxa"/>
+            </w:tcMar>
+            <w:vAlign w:val="center"/>
+            <w:shd w:fill="F7FAFD"/>
+          </w:tcPr>
+          <w:p>
+            <w:pPr>
+              <w:spacing w:after="0"/>
+            </w:pPr>
+            <w:r>
+              <w:rPr>
+                <w:sz w:val="16"/>
+              </w:rPr>
+              <w:t>Settings ng upper item.</w:t>
+            </w:r>
+          </w:p>
+        </w:tc>
+      </w:tr>
+      <w:tr>
+        <w:tc>
+          <w:tcPr>
+            <w:tcW w:type="dxa" w:w="1944"/>
+            <w:tcMar>
+              <w:top w:w="90" w:type="dxa"/>
+              <w:start w:w="100" w:type="dxa"/>
+              <w:bottom w:w="90" w:type="dxa"/>
+              <w:end w:w="100" w:type="dxa"/>
+            </w:tcMar>
+            <w:vAlign w:val="center"/>
+          </w:tcPr>
+          <w:p>
+            <w:pPr>
+              <w:spacing w:after="0"/>
+            </w:pPr>
+            <w:r>
+              <w:rPr>
+                <w:sz w:val="16"/>
+              </w:rPr>
+              <w:t>maikling #</w:t>
+            </w:r>
+          </w:p>
+        </w:tc>
+        <w:tc>
+          <w:tcPr>
+            <w:tcW w:type="dxa" w:w="7560"/>
+            <w:tcMar>
+              <w:top w:w="90" w:type="dxa"/>
+              <w:start w:w="100" w:type="dxa"/>
+              <w:bottom w:w="90" w:type="dxa"/>
+              <w:end w:w="100" w:type="dxa"/>
+            </w:tcMar>
+            <w:vAlign w:val="center"/>
+          </w:tcPr>
+          <w:p>
+            <w:pPr>
+              <w:spacing w:after="0"/>
+            </w:pPr>
+            <w:r>
+              <w:rPr>
+                <w:sz w:val="16"/>
+              </w:rPr>
+              <w:t>Susunod na item sa lower line.</w:t>
+            </w:r>
+          </w:p>
+        </w:tc>
+      </w:tr>
+      <w:tr>
+        <w:tc>
+          <w:tcPr>
+            <w:tcW w:type="dxa" w:w="1944"/>
+            <w:tcMar>
+              <w:top w:w="90" w:type="dxa"/>
+              <w:start w:w="100" w:type="dxa"/>
+              <w:bottom w:w="90" w:type="dxa"/>
+              <w:end w:w="100" w:type="dxa"/>
+            </w:tcMar>
+            <w:vAlign w:val="center"/>
+            <w:shd w:fill="F7FAFD"/>
+          </w:tcPr>
+          <w:p>
+            <w:pPr>
+              <w:spacing w:after="0"/>
+            </w:pPr>
+            <w:r>
+              <w:rPr>
+                <w:sz w:val="16"/>
+              </w:rPr>
+              <w:t>mahabang #</w:t>
+            </w:r>
+          </w:p>
+        </w:tc>
+        <w:tc>
+          <w:tcPr>
+            <w:tcW w:type="dxa" w:w="7560"/>
+            <w:tcMar>
+              <w:top w:w="90" w:type="dxa"/>
+              <w:start w:w="100" w:type="dxa"/>
+              <w:bottom w:w="90" w:type="dxa"/>
+              <w:end w:w="100" w:type="dxa"/>
+            </w:tcMar>
+            <w:vAlign w:val="center"/>
+            <w:shd w:fill="F7FAFD"/>
+          </w:tcPr>
+          <w:p>
+            <w:pPr>
+              <w:spacing w:after="0"/>
+            </w:pPr>
+            <w:r>
+              <w:rPr>
+                <w:sz w:val="16"/>
+              </w:rPr>
+              <w:t>Settings ng lower item.</w:t>
+            </w:r>
+          </w:p>
+        </w:tc>
+      </w:tr>
+      <w:tr>
+        <w:tc>
+          <w:tcPr>
+            <w:tcW w:type="dxa" w:w="1944"/>
+            <w:tcMar>
+              <w:top w:w="90" w:type="dxa"/>
+              <w:start w:w="100" w:type="dxa"/>
+              <w:bottom w:w="90" w:type="dxa"/>
+              <w:end w:w="100" w:type="dxa"/>
+            </w:tcMar>
+            <w:vAlign w:val="center"/>
+          </w:tcPr>
+          <w:p>
+            <w:pPr>
+              <w:spacing w:after="0"/>
+            </w:pPr>
+            <w:r>
+              <w:rPr>
+                <w:sz w:val="16"/>
+              </w:rPr>
+              <w:t>UP</w:t>
+            </w:r>
+          </w:p>
+        </w:tc>
+        <w:tc>
+          <w:tcPr>
+            <w:tcW w:type="dxa" w:w="7560"/>
+            <w:tcMar>
+              <w:top w:w="90" w:type="dxa"/>
+              <w:start w:w="100" w:type="dxa"/>
+              <w:bottom w:w="90" w:type="dxa"/>
+              <w:end w:w="100" w:type="dxa"/>
+            </w:tcMar>
+            <w:vAlign w:val="center"/>
+          </w:tcPr>
+          <w:p>
+            <w:pPr>
+              <w:spacing w:after="0"/>
+            </w:pPr>
+            <w:r>
+              <w:rPr>
+                <w:sz w:val="16"/>
+              </w:rPr>
+              <w:t>Upper direct action; alarm ON/OFF; reset ng stopwatch/countdown.</w:t>
+            </w:r>
+          </w:p>
+        </w:tc>
+      </w:tr>
+      <w:tr>
+        <w:tc>
+          <w:tcPr>
+            <w:tcW w:type="dxa" w:w="1944"/>
+            <w:tcMar>
+              <w:top w:w="90" w:type="dxa"/>
+              <w:start w:w="100" w:type="dxa"/>
+              <w:bottom w:w="90" w:type="dxa"/>
+              <w:end w:w="100" w:type="dxa"/>
+            </w:tcMar>
+            <w:vAlign w:val="center"/>
+            <w:shd w:fill="F7FAFD"/>
+          </w:tcPr>
+          <w:p>
+            <w:pPr>
+              <w:spacing w:after="0"/>
+            </w:pPr>
+            <w:r>
+              <w:rPr>
+                <w:sz w:val="16"/>
+              </w:rPr>
+              <w:t>DOWN</w:t>
+            </w:r>
+          </w:p>
+        </w:tc>
+        <w:tc>
+          <w:tcPr>
+            <w:tcW w:type="dxa" w:w="7560"/>
+            <w:tcMar>
+              <w:top w:w="90" w:type="dxa"/>
+              <w:start w:w="100" w:type="dxa"/>
+              <w:bottom w:w="90" w:type="dxa"/>
+              <w:end w:w="100" w:type="dxa"/>
+            </w:tcMar>
+            <w:vAlign w:val="center"/>
+            <w:shd w:fill="F7FAFD"/>
+          </w:tcPr>
+          <w:p>
+            <w:pPr>
+              <w:spacing w:after="0"/>
+            </w:pPr>
+            <w:r>
+              <w:rPr>
+                <w:sz w:val="16"/>
+              </w:rPr>
+              <w:t>Lower direct action.</w:t>
+            </w:r>
+          </w:p>
+        </w:tc>
+      </w:tr>
+      <w:tr>
+        <w:tc>
+          <w:tcPr>
+            <w:tcW w:type="dxa" w:w="1944"/>
+            <w:tcMar>
+              <w:top w:w="90" w:type="dxa"/>
+              <w:start w:w="100" w:type="dxa"/>
+              <w:bottom w:w="90" w:type="dxa"/>
+              <w:end w:w="100" w:type="dxa"/>
+            </w:tcMar>
+            <w:vAlign w:val="center"/>
+          </w:tcPr>
+          <w:p>
+            <w:pPr>
+              <w:spacing w:after="0"/>
+            </w:pPr>
+            <w:r>
+              <w:rPr>
+                <w:sz w:val="16"/>
+              </w:rPr>
+              <w:t>maikling LIGHT</w:t>
+            </w:r>
+          </w:p>
+        </w:tc>
+        <w:tc>
+          <w:tcPr>
+            <w:tcW w:type="dxa" w:w="7560"/>
+            <w:tcMar>
+              <w:top w:w="90" w:type="dxa"/>
+              <w:start w:w="100" w:type="dxa"/>
+              <w:bottom w:w="90" w:type="dxa"/>
+              <w:end w:w="100" w:type="dxa"/>
+            </w:tcMar>
+            <w:vAlign w:val="center"/>
+          </w:tcPr>
+          <w:p>
+            <w:pPr>
+              <w:spacing w:after="0"/>
+            </w:pPr>
+            <w:r>
+              <w:rPr>
+                <w:sz w:val="16"/>
+              </w:rPr>
+              <w:t>Buksan ang backlight; laging walang tunog ang pindutang ito.</w:t>
+            </w:r>
+          </w:p>
+        </w:tc>
+      </w:tr>
+      <w:tr>
+        <w:tc>
+          <w:tcPr>
+            <w:tcW w:type="dxa" w:w="1944"/>
+            <w:tcMar>
+              <w:top w:w="90" w:type="dxa"/>
+              <w:start w:w="100" w:type="dxa"/>
+              <w:bottom w:w="90" w:type="dxa"/>
+              <w:end w:w="100" w:type="dxa"/>
+            </w:tcMar>
+            <w:vAlign w:val="center"/>
+            <w:shd w:fill="F7FAFD"/>
+          </w:tcPr>
+          <w:p>
+            <w:pPr>
+              <w:spacing w:after="0"/>
+            </w:pPr>
+            <w:r>
+              <w:rPr>
+                <w:sz w:val="16"/>
+              </w:rPr>
+              <w:t>mahabang LIGHT</w:t>
+            </w:r>
+          </w:p>
+        </w:tc>
+        <w:tc>
+          <w:tcPr>
+            <w:tcW w:type="dxa" w:w="7560"/>
+            <w:tcMar>
+              <w:top w:w="90" w:type="dxa"/>
+              <w:start w:w="100" w:type="dxa"/>
+              <w:bottom w:w="90" w:type="dxa"/>
+              <w:end w:w="100" w:type="dxa"/>
+            </w:tcMar>
+            <w:vAlign w:val="center"/>
+            <w:shd w:fill="F7FAFD"/>
+          </w:tcPr>
+          <w:p>
+            <w:pPr>
+              <w:spacing w:after="0"/>
+            </w:pPr>
+            <w:r>
+              <w:rPr>
+                <w:sz w:val="16"/>
+              </w:rPr>
+              <w:t>Light setup: DOWN = 1-30 s, UP = tuloy-tuloy na ilaw ON/OFF, LIGHT = save/exit.</w:t>
+            </w:r>
+          </w:p>
+        </w:tc>
+      </w:tr>
+    </w:tbl>
     <w:p>
       <w:pPr>
-        <w:pStyle w:val="Heading2"/>
+        <w:spacing w:after="0"/>
       </w:pPr>
-      <w:r>
-        <w:t>Alarm</w:t>
-      </w:r>
-    </w:p>
-    <w:p>
-      <w:r>
-        <w:t>UP para ON/OFF at pansamantalang ipinapakita ang ON/OFF. Mahabang * para itakda ang alarm time.</w:t>
-      </w:r>
-    </w:p>
-    <w:p>
-      <w:pPr>
-        <w:pStyle w:val="Heading2"/>
-      </w:pPr>
-      <w:r>
-        <w:t>Temperatura</w:t>
-      </w:r>
-    </w:p>
-    <w:p>
-      <w:r>
-        <w:t>Internal temperature display; mahabang * para sa kasalukuyang setup/calibration.</w:t>
-      </w:r>
-    </w:p>
-    <w:p>
-      <w:pPr>
-        <w:pStyle w:val="Heading2"/>
-      </w:pPr>
-      <w:r>
-        <w:t>Altitude</w:t>
-      </w:r>
-    </w:p>
-    <w:p>
-      <w:r>
-        <w:t>Altitude/pressure function ng pressure sensor; nananatili ang kasalukuyang direct/setup functions.</w:t>
-      </w:r>
-    </w:p>
-    <w:p>
-      <w:pPr>
-        <w:pStyle w:val="Heading2"/>
-      </w:pPr>
-      <w:r>
-        <w:t>Acceleration</w:t>
-      </w:r>
-    </w:p>
-    <w:p>
-      <w:r>
-        <w:t>Acceleration/tilt display ng accelerometer.</w:t>
-      </w:r>
-    </w:p>
-    <w:p>
-      <w:pPr>
-        <w:pStyle w:val="Heading2"/>
-      </w:pPr>
-      <w:r>
-        <w:t>Petsa</w:t>
-      </w:r>
-    </w:p>
-    <w:p>
-      <w:r>
-        <w:t>Mga date view; mahabang # para sa date settings.</w:t>
-      </w:r>
-    </w:p>
-    <w:p>
-      <w:pPr>
-        <w:pStyle w:val="Heading2"/>
-      </w:pPr>
-      <w:r>
-        <w:t>TZ2</w:t>
-      </w:r>
-    </w:p>
-    <w:p>
-      <w:r>
-        <w:t>Ikalawang time zone. Mahabang # para sa offset. Suportado ang half-hour zones, hal. India +5.5 h. May oras, minuto at segundo.</w:t>
-      </w:r>
-    </w:p>
-    <w:p>
-      <w:pPr>
-        <w:pStyle w:val="Heading2"/>
-      </w:pPr>
-      <w:r>
-        <w:t>Swatch Beat Time</w:t>
-      </w:r>
-    </w:p>
-    <w:p>
-      <w:r>
-        <w:t>Beat display na xxx.xx, kinukuwenta mula sa UTC gamit ang naka-set na UTC relationship at DST.</w:t>
-      </w:r>
-    </w:p>
-    <w:p>
-      <w:pPr>
-        <w:pStyle w:val="Heading2"/>
-      </w:pPr>
-      <w:r>
-        <w:t>BIN Watch</w:t>
-      </w:r>
-    </w:p>
-    <w:p>
-      <w:r>
-        <w:t>Binary watch face gamit ang parehong LCD line; PM ang tanda ng ikalawang kalahati ng araw.</w:t>
-      </w:r>
-    </w:p>
-    <w:p>
-      <w:pPr>
-        <w:pStyle w:val="Heading2"/>
-      </w:pPr>
-      <w:r>
-        <w:t>Stopwatch</w:t>
-      </w:r>
-    </w:p>
-    <w:p>
-      <w:r>
-        <w:t>DOWN para sa direct function; mahabang # para sa STOP/LAP mode setup.</w:t>
-      </w:r>
-    </w:p>
-    <w:p>
-      <w:pPr>
-        <w:pStyle w:val="Heading2"/>
-      </w:pPr>
-      <w:r>
-        <w:t>Countdown</w:t>
-      </w:r>
-    </w:p>
-    <w:p>
-      <w:r>
-        <w:t>Countdown timer na may direct control at settings.</w:t>
-      </w:r>
-    </w:p>
-    <w:p>
-      <w:pPr>
-        <w:pStyle w:val="Heading2"/>
-      </w:pPr>
-      <w:r>
-        <w:t>Random</w:t>
-      </w:r>
-    </w:p>
-    <w:p>
-      <w:r>
-        <w:t>Random generator na may MIN, MAX, MODE at STYL. MIN=1/MAX=6 ay nagbibigay lamang ng 1 hanggang 6.</w:t>
-      </w:r>
-    </w:p>
-    <w:p>
-      <w:pPr>
-        <w:pStyle w:val="Heading2"/>
-      </w:pPr>
-      <w:r>
-        <w:t>Baterya</w:t>
-      </w:r>
-    </w:p>
-    <w:p>
-      <w:r>
-        <w:t>May tunay na ADC measurement sa pagpasok at nagre-refresh habang nakikita. Sa ibaba 2.40 V, kumikislap ang battery icon sa lahat ng menu. Sa beta na ito, gamitin ang boltahe lalo na bilang trend value.</w:t>
-      </w:r>
     </w:p>
     <w:p>
       <w:pPr>
         <w:pStyle w:val="Heading1"/>
       </w:pPr>
       <w:r>
-        <w:t>Beta / Technical</w:t>
+        <w:t>Ayos ng menu</w:t>
       </w:r>
     </w:p>
     <w:p>
+      <w:pPr>
+        <w:pStyle w:val="MenuPath"/>
+      </w:pPr>
       <w:r>
-        <w:t>Naka-enable ang watchdog. Sadyang naka-disable ang LPM3/sleep dahil ang dating sleep path ay nagdulot ng delayed o maling button behavior matapos ang mahabang paggamit.</w:t>
+        <w:t>UPPER (*)  TIME -&gt; ALARM -&gt; TEMP -&gt; ALTI -&gt; BATT</w:t>
       </w:r>
     </w:p>
     <w:p>
+      <w:pPr>
+        <w:pStyle w:val="MenuPath"/>
+      </w:pPr>
       <w:r>
-        <w:t>Build: make clean &amp;&amp; make FREQUENCY=868 SUPPORT_DIR=C:/ti/msp430-gcc/include</w:t>
+        <w:t>LOWER (#)  DATE -&gt; TZ2 -&gt; BEAT -&gt; BIN -&gt; MOON -&gt; STOPWATCH -&gt; COUNTDOWN -&gt; DICE</w:t>
       </w:r>
     </w:p>
+    <w:tbl>
+      <w:tblPr>
+        <w:tblW w:type="auto" w:w="0"/>
+        <w:jc w:val="center"/>
+        <w:tblLayout w:type="fixed"/>
+        <w:tblLook w:firstColumn="1" w:firstRow="1" w:lastColumn="0" w:lastRow="0" w:noHBand="0" w:noVBand="1" w:val="04A0"/>
+      </w:tblPr>
+      <w:tblGrid>
+        <w:gridCol w:w="9648"/>
+      </w:tblGrid>
+      <w:tr>
+        <w:tc>
+          <w:tcPr>
+            <w:tcW w:type="dxa" w:w="9835"/>
+            <w:shd w:fill="EDF4FA"/>
+            <w:tcMar>
+              <w:top w:w="110" w:type="dxa"/>
+              <w:start w:w="150" w:type="dxa"/>
+              <w:bottom w:w="110" w:type="dxa"/>
+              <w:end w:w="150" w:type="dxa"/>
+            </w:tcMar>
+          </w:tcPr>
+          <w:p>
+            <w:pPr>
+              <w:spacing w:after="0"/>
+            </w:pPr>
+            <w:r>
+              <w:rPr>
+                <w:b/>
+                <w:color w:val="17365D"/>
+              </w:rPr>
+              <w:t xml:space="preserve">Paalala  </w:t>
+            </w:r>
+            <w:r>
+              <w:t>Awtomatikong nilalaktawan ang naka-OFF na optional items. Kapag OFF lahat ng walo, TIME at ALARM ang matitira sa upper line; DATE, STOPWATCH at COUNTDOWN sa lower line.</w:t>
+            </w:r>
+          </w:p>
+        </w:tc>
+      </w:tr>
+    </w:tbl>
+    <w:p>
+      <w:pPr>
+        <w:spacing w:after="0"/>
+      </w:pPr>
+    </w:p>
+    <w:p>
+      <w:pPr>
+        <w:pStyle w:val="Heading1"/>
+      </w:pPr>
+      <w:r>
+        <w:t>Mga function</w:t>
+      </w:r>
+    </w:p>
+    <w:tbl>
+      <w:tblPr>
+        <w:tblStyle w:val="TableGrid"/>
+        <w:tblW w:type="auto" w:w="0"/>
+        <w:jc w:val="center"/>
+        <w:tblLayout w:type="fixed"/>
+        <w:tblLook w:firstColumn="1" w:firstRow="1" w:lastColumn="0" w:lastRow="0" w:noHBand="0" w:noVBand="1" w:val="04A0"/>
+      </w:tblPr>
+      <w:tblGrid>
+        <w:gridCol w:w="4917"/>
+        <w:gridCol w:w="4917"/>
+      </w:tblGrid>
+      <w:tr>
+        <w:trPr>
+          <w:tblHeader w:val="true"/>
+        </w:trPr>
+        <w:tc>
+          <w:tcPr>
+            <w:tcW w:type="dxa" w:w="1656"/>
+            <w:shd w:fill="17365D"/>
+            <w:tcMar>
+              <w:top w:w="90" w:type="dxa"/>
+              <w:start w:w="100" w:type="dxa"/>
+              <w:bottom w:w="90" w:type="dxa"/>
+              <w:end w:w="100" w:type="dxa"/>
+            </w:tcMar>
+            <w:vAlign w:val="center"/>
+          </w:tcPr>
+          <w:p>
+            <w:pPr>
+              <w:jc w:val="center"/>
+            </w:pPr>
+            <w:r>
+              <w:rPr>
+                <w:b/>
+                <w:color w:val="FFFFFF"/>
+                <w:sz w:val="17"/>
+              </w:rPr>
+              <w:t>Menu</w:t>
+            </w:r>
+          </w:p>
+        </w:tc>
+        <w:tc>
+          <w:tcPr>
+            <w:tcW w:type="dxa" w:w="7848"/>
+            <w:shd w:fill="17365D"/>
+            <w:tcMar>
+              <w:top w:w="90" w:type="dxa"/>
+              <w:start w:w="100" w:type="dxa"/>
+              <w:bottom w:w="90" w:type="dxa"/>
+              <w:end w:w="100" w:type="dxa"/>
+            </w:tcMar>
+            <w:vAlign w:val="center"/>
+          </w:tcPr>
+          <w:p>
+            <w:pPr>
+              <w:jc w:val="center"/>
+            </w:pPr>
+            <w:r>
+              <w:rPr>
+                <w:b/>
+                <w:color w:val="FFFFFF"/>
+                <w:sz w:val="17"/>
+              </w:rPr>
+              <w:t>Paggamit at display</w:t>
+            </w:r>
+          </w:p>
+        </w:tc>
+      </w:tr>
+      <w:tr>
+        <w:tc>
+          <w:tcPr>
+            <w:tcW w:type="dxa" w:w="1656"/>
+            <w:tcMar>
+              <w:top w:w="90" w:type="dxa"/>
+              <w:start w:w="100" w:type="dxa"/>
+              <w:bottom w:w="90" w:type="dxa"/>
+              <w:end w:w="100" w:type="dxa"/>
+            </w:tcMar>
+            <w:vAlign w:val="center"/>
+          </w:tcPr>
+          <w:p>
+            <w:pPr>
+              <w:spacing w:after="0"/>
+            </w:pPr>
+            <w:r>
+              <w:rPr>
+                <w:sz w:val="16"/>
+              </w:rPr>
+              <w:t>TIME</w:t>
+            </w:r>
+          </w:p>
+        </w:tc>
+        <w:tc>
+          <w:tcPr>
+            <w:tcW w:type="dxa" w:w="7848"/>
+            <w:tcMar>
+              <w:top w:w="90" w:type="dxa"/>
+              <w:start w:w="100" w:type="dxa"/>
+              <w:bottom w:w="90" w:type="dxa"/>
+              <w:end w:w="100" w:type="dxa"/>
+            </w:tcMar>
+            <w:vAlign w:val="center"/>
+          </w:tcPr>
+          <w:p>
+            <w:pPr>
+              <w:spacing w:after="0"/>
+            </w:pPr>
+            <w:r>
+              <w:rPr>
+                <w:sz w:val="16"/>
+              </w:rPr>
+              <w:t>Normal na oras; kumikislap bawat segundo ang colon. UP ay nagpapalit ng HH:MM at seconds view. Mahabang *: 12/24 h, hour, minute, second, ADJ, DST, HOUR, BEEP at UTC.</w:t>
+            </w:r>
+          </w:p>
+        </w:tc>
+      </w:tr>
+      <w:tr>
+        <w:tc>
+          <w:tcPr>
+            <w:tcW w:type="dxa" w:w="1656"/>
+            <w:tcMar>
+              <w:top w:w="90" w:type="dxa"/>
+              <w:start w:w="100" w:type="dxa"/>
+              <w:bottom w:w="90" w:type="dxa"/>
+              <w:end w:w="100" w:type="dxa"/>
+            </w:tcMar>
+            <w:vAlign w:val="center"/>
+            <w:shd w:fill="F7FAFD"/>
+          </w:tcPr>
+          <w:p>
+            <w:pPr>
+              <w:spacing w:after="0"/>
+            </w:pPr>
+            <w:r>
+              <w:rPr>
+                <w:sz w:val="16"/>
+              </w:rPr>
+              <w:t>ADJ</w:t>
+            </w:r>
+          </w:p>
+        </w:tc>
+        <w:tc>
+          <w:tcPr>
+            <w:tcW w:type="dxa" w:w="7848"/>
+            <w:tcMar>
+              <w:top w:w="90" w:type="dxa"/>
+              <w:start w:w="100" w:type="dxa"/>
+              <w:bottom w:w="90" w:type="dxa"/>
+              <w:end w:w="100" w:type="dxa"/>
+            </w:tcMar>
+            <w:vAlign w:val="center"/>
+            <w:shd w:fill="F7FAFD"/>
+          </w:tcPr>
+          <w:p>
+            <w:pPr>
+              <w:spacing w:after="0"/>
+            </w:pPr>
+            <w:r>
+              <w:rPr>
+                <w:sz w:val="16"/>
+              </w:rPr>
+              <w:t>Fine adjustment na -99 hanggang +99 segundo bawat linggo. Positive para pabilisin; negative para pabagalin ang relo.</w:t>
+            </w:r>
+          </w:p>
+        </w:tc>
+      </w:tr>
+      <w:tr>
+        <w:tc>
+          <w:tcPr>
+            <w:tcW w:type="dxa" w:w="1656"/>
+            <w:tcMar>
+              <w:top w:w="90" w:type="dxa"/>
+              <w:start w:w="100" w:type="dxa"/>
+              <w:bottom w:w="90" w:type="dxa"/>
+              <w:end w:w="100" w:type="dxa"/>
+            </w:tcMar>
+            <w:vAlign w:val="center"/>
+          </w:tcPr>
+          <w:p>
+            <w:pPr>
+              <w:spacing w:after="0"/>
+            </w:pPr>
+            <w:r>
+              <w:rPr>
+                <w:sz w:val="16"/>
+              </w:rPr>
+              <w:t>DST / UTC</w:t>
+            </w:r>
+          </w:p>
+        </w:tc>
+        <w:tc>
+          <w:tcPr>
+            <w:tcW w:type="dxa" w:w="7848"/>
+            <w:tcMar>
+              <w:top w:w="90" w:type="dxa"/>
+              <w:start w:w="100" w:type="dxa"/>
+              <w:bottom w:w="90" w:type="dxa"/>
+              <w:end w:w="100" w:type="dxa"/>
+            </w:tcMar>
+            <w:vAlign w:val="center"/>
+          </w:tcPr>
+          <w:p>
+            <w:pPr>
+              <w:spacing w:after="0"/>
+            </w:pPr>
+            <w:r>
+              <w:rPr>
+                <w:sz w:val="16"/>
+              </w:rPr>
+              <w:t>Sinusunod ng DST ang EU rule. Ang UTC offset ay 30-minute steps at ginagamit sa main time at Internet Time.</w:t>
+            </w:r>
+          </w:p>
+        </w:tc>
+      </w:tr>
+      <w:tr>
+        <w:tc>
+          <w:tcPr>
+            <w:tcW w:type="dxa" w:w="1656"/>
+            <w:tcMar>
+              <w:top w:w="90" w:type="dxa"/>
+              <w:start w:w="100" w:type="dxa"/>
+              <w:bottom w:w="90" w:type="dxa"/>
+              <w:end w:w="100" w:type="dxa"/>
+            </w:tcMar>
+            <w:vAlign w:val="center"/>
+            <w:shd w:fill="F7FAFD"/>
+          </w:tcPr>
+          <w:p>
+            <w:pPr>
+              <w:spacing w:after="0"/>
+            </w:pPr>
+            <w:r>
+              <w:rPr>
+                <w:sz w:val="16"/>
+              </w:rPr>
+              <w:t>HOUR / BEEP</w:t>
+            </w:r>
+          </w:p>
+        </w:tc>
+        <w:tc>
+          <w:tcPr>
+            <w:tcW w:type="dxa" w:w="7848"/>
+            <w:tcMar>
+              <w:top w:w="90" w:type="dxa"/>
+              <w:start w:w="100" w:type="dxa"/>
+              <w:bottom w:w="90" w:type="dxa"/>
+              <w:end w:w="100" w:type="dxa"/>
+            </w:tcMar>
+            <w:vAlign w:val="center"/>
+            <w:shd w:fill="F7FAFD"/>
+          </w:tcPr>
+          <w:p>
+            <w:pPr>
+              <w:spacing w:after="0"/>
+            </w:pPr>
+            <w:r>
+              <w:rPr>
+                <w:sz w:val="16"/>
+              </w:rPr>
+              <w:t>HOUR para sa dobleng beep tuwing eksaktong oras. BEEP para sa key tones. Tahimik ang locked keys at LIGHT.</w:t>
+            </w:r>
+          </w:p>
+        </w:tc>
+      </w:tr>
+      <w:tr>
+        <w:tc>
+          <w:tcPr>
+            <w:tcW w:type="dxa" w:w="1656"/>
+            <w:tcMar>
+              <w:top w:w="90" w:type="dxa"/>
+              <w:start w:w="100" w:type="dxa"/>
+              <w:bottom w:w="90" w:type="dxa"/>
+              <w:end w:w="100" w:type="dxa"/>
+            </w:tcMar>
+            <w:vAlign w:val="center"/>
+          </w:tcPr>
+          <w:p>
+            <w:pPr>
+              <w:spacing w:after="0"/>
+            </w:pPr>
+            <w:r>
+              <w:rPr>
+                <w:sz w:val="16"/>
+              </w:rPr>
+              <w:t>ALARM</w:t>
+            </w:r>
+          </w:p>
+        </w:tc>
+        <w:tc>
+          <w:tcPr>
+            <w:tcW w:type="dxa" w:w="7848"/>
+            <w:tcMar>
+              <w:top w:w="90" w:type="dxa"/>
+              <w:start w:w="100" w:type="dxa"/>
+              <w:bottom w:w="90" w:type="dxa"/>
+              <w:end w:w="100" w:type="dxa"/>
+            </w:tcMar>
+            <w:vAlign w:val="center"/>
+          </w:tcPr>
+          <w:p>
+            <w:pPr>
+              <w:spacing w:after="0"/>
+            </w:pPr>
+            <w:r>
+              <w:rPr>
+                <w:sz w:val="16"/>
+              </w:rPr>
+              <w:t>UP para ON/OFF at pansamantalang ipinapakita ang ON/OFF. Mahabang * para itakda ang hour at minute. Ang alarm icon ay tanda na aktibo ito.</w:t>
+            </w:r>
+          </w:p>
+        </w:tc>
+      </w:tr>
+      <w:tr>
+        <w:tc>
+          <w:tcPr>
+            <w:tcW w:type="dxa" w:w="1656"/>
+            <w:tcMar>
+              <w:top w:w="90" w:type="dxa"/>
+              <w:start w:w="100" w:type="dxa"/>
+              <w:bottom w:w="90" w:type="dxa"/>
+              <w:end w:w="100" w:type="dxa"/>
+            </w:tcMar>
+            <w:vAlign w:val="center"/>
+            <w:shd w:fill="F7FAFD"/>
+          </w:tcPr>
+          <w:p>
+            <w:pPr>
+              <w:spacing w:after="0"/>
+            </w:pPr>
+            <w:r>
+              <w:rPr>
+                <w:sz w:val="16"/>
+              </w:rPr>
+              <w:t>TEMP</w:t>
+            </w:r>
+          </w:p>
+        </w:tc>
+        <w:tc>
+          <w:tcPr>
+            <w:tcW w:type="dxa" w:w="7848"/>
+            <w:tcMar>
+              <w:top w:w="90" w:type="dxa"/>
+              <w:start w:w="100" w:type="dxa"/>
+              <w:bottom w:w="90" w:type="dxa"/>
+              <w:end w:w="100" w:type="dxa"/>
+            </w:tcMar>
+            <w:vAlign w:val="center"/>
+            <w:shd w:fill="F7FAFD"/>
+          </w:tcPr>
+          <w:p>
+            <w:pPr>
+              <w:spacing w:after="0"/>
+            </w:pPr>
+            <w:r>
+              <w:rPr>
+                <w:sz w:val="16"/>
+              </w:rPr>
+              <w:t>Internal temperature sensor sa °C o °F. Mahabang * para i-calibrate. Walang function at tahimik ang UP.</w:t>
+            </w:r>
+          </w:p>
+        </w:tc>
+      </w:tr>
+      <w:tr>
+        <w:tc>
+          <w:tcPr>
+            <w:tcW w:type="dxa" w:w="1656"/>
+            <w:tcMar>
+              <w:top w:w="90" w:type="dxa"/>
+              <w:start w:w="100" w:type="dxa"/>
+              <w:bottom w:w="90" w:type="dxa"/>
+              <w:end w:w="100" w:type="dxa"/>
+            </w:tcMar>
+            <w:vAlign w:val="center"/>
+          </w:tcPr>
+          <w:p>
+            <w:pPr>
+              <w:spacing w:after="0"/>
+            </w:pPr>
+            <w:r>
+              <w:rPr>
+                <w:sz w:val="16"/>
+              </w:rPr>
+              <w:t>ALTI</w:t>
+            </w:r>
+          </w:p>
+        </w:tc>
+        <w:tc>
+          <w:tcPr>
+            <w:tcW w:type="dxa" w:w="7848"/>
+            <w:tcMar>
+              <w:top w:w="90" w:type="dxa"/>
+              <w:start w:w="100" w:type="dxa"/>
+              <w:bottom w:w="90" w:type="dxa"/>
+              <w:end w:w="100" w:type="dxa"/>
+            </w:tcMar>
+            <w:vAlign w:val="center"/>
+          </w:tcPr>
+          <w:p>
+            <w:pPr>
+              <w:spacing w:after="0"/>
+            </w:pPr>
+            <w:r>
+              <w:rPr>
+                <w:sz w:val="16"/>
+              </w:rPr>
+              <w:t>UP ay nagpapalit ng altitude, pressure sa mbar/hPa at PSI. Mahabang * para i-calibrate ang kasalukuyang altitude at reference pressure. Gumagana lang ang sensor habang bukas ang item.</w:t>
+            </w:r>
+          </w:p>
+        </w:tc>
+      </w:tr>
+      <w:tr>
+        <w:tc>
+          <w:tcPr>
+            <w:tcW w:type="dxa" w:w="1656"/>
+            <w:tcMar>
+              <w:top w:w="90" w:type="dxa"/>
+              <w:start w:w="100" w:type="dxa"/>
+              <w:bottom w:w="90" w:type="dxa"/>
+              <w:end w:w="100" w:type="dxa"/>
+            </w:tcMar>
+            <w:vAlign w:val="center"/>
+            <w:shd w:fill="F7FAFD"/>
+          </w:tcPr>
+          <w:p>
+            <w:pPr>
+              <w:spacing w:after="0"/>
+            </w:pPr>
+            <w:r>
+              <w:rPr>
+                <w:sz w:val="16"/>
+              </w:rPr>
+              <w:t>BATT</w:t>
+            </w:r>
+          </w:p>
+        </w:tc>
+        <w:tc>
+          <w:tcPr>
+            <w:tcW w:type="dxa" w:w="7848"/>
+            <w:tcMar>
+              <w:top w:w="90" w:type="dxa"/>
+              <w:start w:w="100" w:type="dxa"/>
+              <w:bottom w:w="90" w:type="dxa"/>
+              <w:end w:w="100" w:type="dxa"/>
+            </w:tcMar>
+            <w:vAlign w:val="center"/>
+            <w:shd w:fill="F7FAFD"/>
+          </w:tcPr>
+          <w:p>
+            <w:pPr>
+              <w:spacing w:after="0"/>
+            </w:pPr>
+            <w:r>
+              <w:rPr>
+                <w:sz w:val="16"/>
+              </w:rPr>
+              <w:t>BATT sa itaas at sinusukat na boltahe sa ibaba kasama ang V symbol. Nagre-refresh habang nakikita; sa ibaba 2.40 V ay kumikislap ang battery icon. Locked at tahimik ang # dito.</w:t>
+            </w:r>
+          </w:p>
+        </w:tc>
+      </w:tr>
+      <w:tr>
+        <w:tc>
+          <w:tcPr>
+            <w:tcW w:type="dxa" w:w="1656"/>
+            <w:tcMar>
+              <w:top w:w="90" w:type="dxa"/>
+              <w:start w:w="100" w:type="dxa"/>
+              <w:bottom w:w="90" w:type="dxa"/>
+              <w:end w:w="100" w:type="dxa"/>
+            </w:tcMar>
+            <w:vAlign w:val="center"/>
+          </w:tcPr>
+          <w:p>
+            <w:pPr>
+              <w:spacing w:after="0"/>
+            </w:pPr>
+            <w:r>
+              <w:rPr>
+                <w:sz w:val="16"/>
+              </w:rPr>
+              <w:t>DATE</w:t>
+            </w:r>
+          </w:p>
+        </w:tc>
+        <w:tc>
+          <w:tcPr>
+            <w:tcW w:type="dxa" w:w="7848"/>
+            <w:tcMar>
+              <w:top w:w="90" w:type="dxa"/>
+              <w:start w:w="100" w:type="dxa"/>
+              <w:bottom w:w="90" w:type="dxa"/>
+              <w:end w:w="100" w:type="dxa"/>
+            </w:tcMar>
+            <w:vAlign w:val="center"/>
+          </w:tcPr>
+          <w:p>
+            <w:pPr>
+              <w:spacing w:after="0"/>
+            </w:pPr>
+            <w:r>
+              <w:rPr>
+                <w:sz w:val="16"/>
+              </w:rPr>
+              <w:t>DOWN ay nagpapalit ng date, year, weekday at live seconds. Mahabang #: itakda ang year, month, day, language ng weekday at weekday.</w:t>
+            </w:r>
+          </w:p>
+        </w:tc>
+      </w:tr>
+      <w:tr>
+        <w:tc>
+          <w:tcPr>
+            <w:tcW w:type="dxa" w:w="1656"/>
+            <w:tcMar>
+              <w:top w:w="90" w:type="dxa"/>
+              <w:start w:w="100" w:type="dxa"/>
+              <w:bottom w:w="90" w:type="dxa"/>
+              <w:end w:w="100" w:type="dxa"/>
+            </w:tcMar>
+            <w:vAlign w:val="center"/>
+            <w:shd w:fill="F7FAFD"/>
+          </w:tcPr>
+          <w:p>
+            <w:pPr>
+              <w:spacing w:after="0"/>
+            </w:pPr>
+            <w:r>
+              <w:rPr>
+                <w:sz w:val="16"/>
+              </w:rPr>
+              <w:t>TZ2</w:t>
+            </w:r>
+          </w:p>
+        </w:tc>
+        <w:tc>
+          <w:tcPr>
+            <w:tcW w:type="dxa" w:w="7848"/>
+            <w:tcMar>
+              <w:top w:w="90" w:type="dxa"/>
+              <w:start w:w="100" w:type="dxa"/>
+              <w:bottom w:w="90" w:type="dxa"/>
+              <w:end w:w="100" w:type="dxa"/>
+            </w:tcMar>
+            <w:vAlign w:val="center"/>
+            <w:shd w:fill="F7FAFD"/>
+          </w:tcPr>
+          <w:p>
+            <w:pPr>
+              <w:spacing w:after="0"/>
+            </w:pPr>
+            <w:r>
+              <w:rPr>
+                <w:sz w:val="16"/>
+              </w:rPr>
+              <w:t>DOWN ay nagpapalit ng second timezone (HH:MM), Internet Time (XXX.XX, heart on), at main time (HH:MM:SS, laging 12-hour na may PM). Mahabang #: SWAP, TZ2 offset, DST.</w:t>
+            </w:r>
+          </w:p>
+        </w:tc>
+      </w:tr>
+      <w:tr>
+        <w:tc>
+          <w:tcPr>
+            <w:tcW w:type="dxa" w:w="1656"/>
+            <w:tcMar>
+              <w:top w:w="90" w:type="dxa"/>
+              <w:start w:w="100" w:type="dxa"/>
+              <w:bottom w:w="90" w:type="dxa"/>
+              <w:end w:w="100" w:type="dxa"/>
+            </w:tcMar>
+            <w:vAlign w:val="center"/>
+          </w:tcPr>
+          <w:p>
+            <w:pPr>
+              <w:spacing w:after="0"/>
+            </w:pPr>
+            <w:r>
+              <w:rPr>
+                <w:sz w:val="16"/>
+              </w:rPr>
+              <w:t>SWAP</w:t>
+            </w:r>
+          </w:p>
+        </w:tc>
+        <w:tc>
+          <w:tcPr>
+            <w:tcW w:type="dxa" w:w="7848"/>
+            <w:tcMar>
+              <w:top w:w="90" w:type="dxa"/>
+              <w:start w:w="100" w:type="dxa"/>
+              <w:bottom w:w="90" w:type="dxa"/>
+              <w:end w:w="100" w:type="dxa"/>
+            </w:tcMar>
+            <w:vAlign w:val="center"/>
+          </w:tcPr>
+          <w:p>
+            <w:pPr>
+              <w:spacing w:after="0"/>
+            </w:pPr>
+            <w:r>
+              <w:rPr>
+                <w:sz w:val="16"/>
+              </w:rPr>
+              <w:t>Pinagpapalit ang main time at TZ2 kasama ang UTC offset at DST. Nananatiling tama ang instant, seconds at date.</w:t>
+            </w:r>
+          </w:p>
+        </w:tc>
+      </w:tr>
+      <w:tr>
+        <w:tc>
+          <w:tcPr>
+            <w:tcW w:type="dxa" w:w="1656"/>
+            <w:tcMar>
+              <w:top w:w="90" w:type="dxa"/>
+              <w:start w:w="100" w:type="dxa"/>
+              <w:bottom w:w="90" w:type="dxa"/>
+              <w:end w:w="100" w:type="dxa"/>
+            </w:tcMar>
+            <w:vAlign w:val="center"/>
+            <w:shd w:fill="F7FAFD"/>
+          </w:tcPr>
+          <w:p>
+            <w:pPr>
+              <w:spacing w:after="0"/>
+            </w:pPr>
+            <w:r>
+              <w:rPr>
+                <w:sz w:val="16"/>
+              </w:rPr>
+              <w:t>BEAT</w:t>
+            </w:r>
+          </w:p>
+        </w:tc>
+        <w:tc>
+          <w:tcPr>
+            <w:tcW w:type="dxa" w:w="7848"/>
+            <w:tcMar>
+              <w:top w:w="90" w:type="dxa"/>
+              <w:start w:w="100" w:type="dxa"/>
+              <w:bottom w:w="90" w:type="dxa"/>
+              <w:end w:w="100" w:type="dxa"/>
+            </w:tcMar>
+            <w:vAlign w:val="center"/>
+            <w:shd w:fill="F7FAFD"/>
+          </w:tcPr>
+          <w:p>
+            <w:pPr>
+              <w:spacing w:after="0"/>
+            </w:pPr>
+            <w:r>
+              <w:rPr>
+                <w:sz w:val="16"/>
+              </w:rPr>
+              <w:t>Full-screen Swatch Internet Time. Beat value sa itaas, BEAT sa ibaba. Locked at tahimik ang UP at *. Available pa rin ang TZ2 Beat view kahit nakatago ang full-screen BEAT.</w:t>
+            </w:r>
+          </w:p>
+        </w:tc>
+      </w:tr>
+      <w:tr>
+        <w:tc>
+          <w:tcPr>
+            <w:tcW w:type="dxa" w:w="1656"/>
+            <w:tcMar>
+              <w:top w:w="90" w:type="dxa"/>
+              <w:start w:w="100" w:type="dxa"/>
+              <w:bottom w:w="90" w:type="dxa"/>
+              <w:end w:w="100" w:type="dxa"/>
+            </w:tcMar>
+            <w:vAlign w:val="center"/>
+          </w:tcPr>
+          <w:p>
+            <w:pPr>
+              <w:spacing w:after="0"/>
+            </w:pPr>
+            <w:r>
+              <w:rPr>
+                <w:sz w:val="16"/>
+              </w:rPr>
+              <w:t>BIN</w:t>
+            </w:r>
+          </w:p>
+        </w:tc>
+        <w:tc>
+          <w:tcPr>
+            <w:tcW w:type="dxa" w:w="7848"/>
+            <w:tcMar>
+              <w:top w:w="90" w:type="dxa"/>
+              <w:start w:w="100" w:type="dxa"/>
+              <w:bottom w:w="90" w:type="dxa"/>
+              <w:end w:w="100" w:type="dxa"/>
+            </w:tcMar>
+            <w:vAlign w:val="center"/>
+          </w:tcPr>
+          <w:p>
+            <w:pPr>
+              <w:spacing w:after="0"/>
+            </w:pPr>
+            <w:r>
+              <w:rPr>
+                <w:sz w:val="16"/>
+              </w:rPr>
+              <w:t>Binary watch face sa dalawang LCD line; PM ang tanda ng ikalawang kalahati ng araw. Locked at tahimik ang *.</w:t>
+            </w:r>
+          </w:p>
+        </w:tc>
+      </w:tr>
+      <w:tr>
+        <w:tc>
+          <w:tcPr>
+            <w:tcW w:type="dxa" w:w="1656"/>
+            <w:tcMar>
+              <w:top w:w="90" w:type="dxa"/>
+              <w:start w:w="100" w:type="dxa"/>
+              <w:bottom w:w="90" w:type="dxa"/>
+              <w:end w:w="100" w:type="dxa"/>
+            </w:tcMar>
+            <w:vAlign w:val="center"/>
+            <w:shd w:fill="F7FAFD"/>
+          </w:tcPr>
+          <w:p>
+            <w:pPr>
+              <w:spacing w:after="0"/>
+            </w:pPr>
+            <w:r>
+              <w:rPr>
+                <w:sz w:val="16"/>
+              </w:rPr>
+              <w:t>MOON</w:t>
+            </w:r>
+          </w:p>
+        </w:tc>
+        <w:tc>
+          <w:tcPr>
+            <w:tcW w:type="dxa" w:w="7848"/>
+            <w:tcMar>
+              <w:top w:w="90" w:type="dxa"/>
+              <w:start w:w="100" w:type="dxa"/>
+              <w:bottom w:w="90" w:type="dxa"/>
+              <w:end w:w="100" w:type="dxa"/>
+            </w:tcMar>
+            <w:vAlign w:val="center"/>
+            <w:shd w:fill="F7FAFD"/>
+          </w:tcPr>
+          <w:p>
+            <w:pPr>
+              <w:spacing w:after="0"/>
+            </w:pPr>
+            <w:r>
+              <w:rPr>
+                <w:sz w:val="16"/>
+              </w:rPr>
+              <w:t>UP ay nagpapalit ng moon phase 0-100% (arrows para waxing/waning), araw bago NEW, at araw bago FULL. Locked at tahimik ang *.</w:t>
+            </w:r>
+          </w:p>
+        </w:tc>
+      </w:tr>
+      <w:tr>
+        <w:tc>
+          <w:tcPr>
+            <w:tcW w:type="dxa" w:w="1656"/>
+            <w:tcMar>
+              <w:top w:w="90" w:type="dxa"/>
+              <w:start w:w="100" w:type="dxa"/>
+              <w:bottom w:w="90" w:type="dxa"/>
+              <w:end w:w="100" w:type="dxa"/>
+            </w:tcMar>
+            <w:vAlign w:val="center"/>
+          </w:tcPr>
+          <w:p>
+            <w:pPr>
+              <w:spacing w:after="0"/>
+            </w:pPr>
+            <w:r>
+              <w:rPr>
+                <w:sz w:val="16"/>
+              </w:rPr>
+              <w:t>STOPWATCH</w:t>
+            </w:r>
+          </w:p>
+        </w:tc>
+        <w:tc>
+          <w:tcPr>
+            <w:tcW w:type="dxa" w:w="7848"/>
+            <w:tcMar>
+              <w:top w:w="90" w:type="dxa"/>
+              <w:start w:w="100" w:type="dxa"/>
+              <w:bottom w:w="90" w:type="dxa"/>
+              <w:end w:w="100" w:type="dxa"/>
+            </w:tcMar>
+            <w:vAlign w:val="center"/>
+          </w:tcPr>
+          <w:p>
+            <w:pPr>
+              <w:spacing w:after="0"/>
+            </w:pPr>
+            <w:r>
+              <w:rPr>
+                <w:sz w:val="16"/>
+              </w:rPr>
+              <w:t>DOWN para start/stop. UP para stop at reset. Mahabang # para sa STOP/LAP mode; nananatili ang lap function.</w:t>
+            </w:r>
+          </w:p>
+        </w:tc>
+      </w:tr>
+      <w:tr>
+        <w:tc>
+          <w:tcPr>
+            <w:tcW w:type="dxa" w:w="1656"/>
+            <w:tcMar>
+              <w:top w:w="90" w:type="dxa"/>
+              <w:start w:w="100" w:type="dxa"/>
+              <w:bottom w:w="90" w:type="dxa"/>
+              <w:end w:w="100" w:type="dxa"/>
+            </w:tcMar>
+            <w:vAlign w:val="center"/>
+            <w:shd w:fill="F7FAFD"/>
+          </w:tcPr>
+          <w:p>
+            <w:pPr>
+              <w:spacing w:after="0"/>
+            </w:pPr>
+            <w:r>
+              <w:rPr>
+                <w:sz w:val="16"/>
+              </w:rPr>
+              <w:t>COUNTDOWN</w:t>
+            </w:r>
+          </w:p>
+        </w:tc>
+        <w:tc>
+          <w:tcPr>
+            <w:tcW w:type="dxa" w:w="7848"/>
+            <w:tcMar>
+              <w:top w:w="90" w:type="dxa"/>
+              <w:start w:w="100" w:type="dxa"/>
+              <w:bottom w:w="90" w:type="dxa"/>
+              <w:end w:w="100" w:type="dxa"/>
+            </w:tcMar>
+            <w:vAlign w:val="center"/>
+            <w:shd w:fill="F7FAFD"/>
+          </w:tcPr>
+          <w:p>
+            <w:pPr>
+              <w:spacing w:after="0"/>
+            </w:pPr>
+            <w:r>
+              <w:rPr>
+                <w:sz w:val="16"/>
+              </w:rPr>
+              <w:t>DOWN para start/stop. UP para ibalik ang configured starting value. Mahabang # para sa HH:MM:SS at kasalukuyang mode.</w:t>
+            </w:r>
+          </w:p>
+        </w:tc>
+      </w:tr>
+      <w:tr>
+        <w:tc>
+          <w:tcPr>
+            <w:tcW w:type="dxa" w:w="1656"/>
+            <w:tcMar>
+              <w:top w:w="90" w:type="dxa"/>
+              <w:start w:w="100" w:type="dxa"/>
+              <w:bottom w:w="90" w:type="dxa"/>
+              <w:end w:w="100" w:type="dxa"/>
+            </w:tcMar>
+            <w:vAlign w:val="center"/>
+          </w:tcPr>
+          <w:p>
+            <w:pPr>
+              <w:spacing w:after="0"/>
+            </w:pPr>
+            <w:r>
+              <w:rPr>
+                <w:sz w:val="16"/>
+              </w:rPr>
+              <w:t>DICE</w:t>
+            </w:r>
+          </w:p>
+        </w:tc>
+        <w:tc>
+          <w:tcPr>
+            <w:tcW w:type="dxa" w:w="7848"/>
+            <w:tcMar>
+              <w:top w:w="90" w:type="dxa"/>
+              <w:start w:w="100" w:type="dxa"/>
+              <w:bottom w:w="90" w:type="dxa"/>
+              <w:end w:w="100" w:type="dxa"/>
+            </w:tcMar>
+            <w:vAlign w:val="center"/>
+          </w:tcPr>
+          <w:p>
+            <w:pPr>
+              <w:spacing w:after="0"/>
+            </w:pPr>
+            <w:r>
+              <w:rPr>
+                <w:sz w:val="16"/>
+              </w:rPr>
+              <w:t>Random number generator. DOWN para sa bagong value. Mahabang #: MIN, MAX, MODE at STYL. MIN=1 at MAX=6 ay parang dice.</w:t>
+            </w:r>
+          </w:p>
+        </w:tc>
+      </w:tr>
+    </w:tbl>
+    <w:p>
+      <w:pPr>
+        <w:spacing w:after="0"/>
+      </w:pPr>
+    </w:p>
+    <w:p>
+      <w:pPr>
+        <w:pStyle w:val="Heading1"/>
+      </w:pPr>
+      <w:r>
+        <w:t>Ipakita o itago ang optional menu items</w:t>
+      </w:r>
+    </w:p>
+    <w:tbl>
+      <w:tblPr>
+        <w:tblW w:type="auto" w:w="0"/>
+        <w:jc w:val="left"/>
+        <w:tblLayout w:type="fixed"/>
+        <w:tblLook w:firstColumn="1" w:firstRow="1" w:lastColumn="0" w:lastRow="0" w:noHBand="0" w:noVBand="1" w:val="04A0"/>
+      </w:tblPr>
+      <w:tblGrid>
+        <w:gridCol w:w="4917"/>
+        <w:gridCol w:w="4917"/>
+      </w:tblGrid>
+      <w:tr>
+        <w:tc>
+          <w:tcPr>
+            <w:tcW w:type="dxa" w:w="403"/>
+            <w:tcMar>
+              <w:top w:w="25" w:type="dxa"/>
+              <w:start w:w="30" w:type="dxa"/>
+              <w:bottom w:w="25" w:type="dxa"/>
+              <w:end w:w="30" w:type="dxa"/>
+            </w:tcMar>
+            <w:tcBorders>
+              <w:top w:val="nil"/>
+              <w:left w:val="nil"/>
+              <w:bottom w:val="nil"/>
+              <w:right w:val="nil"/>
+              <w:insideH w:val="nil"/>
+              <w:insideV w:val="nil"/>
+            </w:tcBorders>
+          </w:tcPr>
+          <w:p>
+            <w:pPr>
+              <w:spacing w:after="0"/>
+              <w:jc w:val="right"/>
+            </w:pPr>
+            <w:r>
+              <w:rPr>
+                <w:b/>
+                <w:color w:val="2F75B5"/>
+              </w:rPr>
+              <w:t>1.</w:t>
+            </w:r>
+          </w:p>
+        </w:tc>
+        <w:tc>
+          <w:tcPr>
+            <w:tcW w:type="dxa" w:w="9101"/>
+            <w:tcMar>
+              <w:top w:w="25" w:type="dxa"/>
+              <w:start w:w="30" w:type="dxa"/>
+              <w:bottom w:w="25" w:type="dxa"/>
+              <w:end w:w="30" w:type="dxa"/>
+            </w:tcMar>
+            <w:tcBorders>
+              <w:top w:val="nil"/>
+              <w:left w:val="nil"/>
+              <w:bottom w:val="nil"/>
+              <w:right w:val="nil"/>
+              <w:insideH w:val="nil"/>
+              <w:insideV w:val="nil"/>
+            </w:tcBorders>
+          </w:tcPr>
+          <w:p>
+            <w:pPr>
+              <w:spacing w:after="0"/>
+            </w:pPr>
+            <w:r>
+              <w:t>Ipakita ang DATE at pindutin nang matagal ang # para buksan ang date setup.</w:t>
+            </w:r>
+          </w:p>
+        </w:tc>
+      </w:tr>
+      <w:tr>
+        <w:tc>
+          <w:tcPr>
+            <w:tcW w:type="dxa" w:w="403"/>
+            <w:tcMar>
+              <w:top w:w="25" w:type="dxa"/>
+              <w:start w:w="30" w:type="dxa"/>
+              <w:bottom w:w="25" w:type="dxa"/>
+              <w:end w:w="30" w:type="dxa"/>
+            </w:tcMar>
+            <w:tcBorders>
+              <w:top w:val="nil"/>
+              <w:left w:val="nil"/>
+              <w:bottom w:val="nil"/>
+              <w:right w:val="nil"/>
+              <w:insideH w:val="nil"/>
+              <w:insideV w:val="nil"/>
+            </w:tcBorders>
+          </w:tcPr>
+          <w:p>
+            <w:pPr>
+              <w:spacing w:after="0"/>
+              <w:jc w:val="right"/>
+            </w:pPr>
+            <w:r>
+              <w:rPr>
+                <w:b/>
+                <w:color w:val="2F75B5"/>
+              </w:rPr>
+              <w:t>2.</w:t>
+            </w:r>
+          </w:p>
+        </w:tc>
+        <w:tc>
+          <w:tcPr>
+            <w:tcW w:type="dxa" w:w="9101"/>
+            <w:tcMar>
+              <w:top w:w="25" w:type="dxa"/>
+              <w:start w:w="30" w:type="dxa"/>
+              <w:bottom w:w="25" w:type="dxa"/>
+              <w:end w:w="30" w:type="dxa"/>
+            </w:tcMar>
+            <w:tcBorders>
+              <w:top w:val="nil"/>
+              <w:left w:val="nil"/>
+              <w:bottom w:val="nil"/>
+              <w:right w:val="nil"/>
+              <w:insideH w:val="nil"/>
+              <w:insideV w:val="nil"/>
+            </w:tcBorders>
+          </w:tcPr>
+          <w:p>
+            <w:pPr>
+              <w:spacing w:after="0"/>
+            </w:pPr>
+            <w:r>
+              <w:t>Sa loob ng date setup, pindutin ulit nang matagal ang #.</w:t>
+            </w:r>
+          </w:p>
+        </w:tc>
+      </w:tr>
+      <w:tr>
+        <w:tc>
+          <w:tcPr>
+            <w:tcW w:type="dxa" w:w="403"/>
+            <w:tcMar>
+              <w:top w:w="25" w:type="dxa"/>
+              <w:start w:w="30" w:type="dxa"/>
+              <w:bottom w:w="25" w:type="dxa"/>
+              <w:end w:w="30" w:type="dxa"/>
+            </w:tcMar>
+            <w:tcBorders>
+              <w:top w:val="nil"/>
+              <w:left w:val="nil"/>
+              <w:bottom w:val="nil"/>
+              <w:right w:val="nil"/>
+              <w:insideH w:val="nil"/>
+              <w:insideV w:val="nil"/>
+            </w:tcBorders>
+          </w:tcPr>
+          <w:p>
+            <w:pPr>
+              <w:spacing w:after="0"/>
+              <w:jc w:val="right"/>
+            </w:pPr>
+            <w:r>
+              <w:rPr>
+                <w:b/>
+                <w:color w:val="2F75B5"/>
+              </w:rPr>
+              <w:t>3.</w:t>
+            </w:r>
+          </w:p>
+        </w:tc>
+        <w:tc>
+          <w:tcPr>
+            <w:tcW w:type="dxa" w:w="9101"/>
+            <w:tcMar>
+              <w:top w:w="25" w:type="dxa"/>
+              <w:start w:w="30" w:type="dxa"/>
+              <w:bottom w:w="25" w:type="dxa"/>
+              <w:end w:w="30" w:type="dxa"/>
+            </w:tcMar>
+            <w:tcBorders>
+              <w:top w:val="nil"/>
+              <w:left w:val="nil"/>
+              <w:bottom w:val="nil"/>
+              <w:right w:val="nil"/>
+              <w:insideH w:val="nil"/>
+              <w:insideV w:val="nil"/>
+            </w:tcBorders>
+          </w:tcPr>
+          <w:p>
+            <w:pPr>
+              <w:spacing w:after="0"/>
+            </w:pPr>
+            <w:r>
+              <w:t>Gamitin ang maikling # para lumipat sa BIN, DICE, BATT, MOON, BEAT, ALTI, TEMP at TZ2.</w:t>
+            </w:r>
+          </w:p>
+        </w:tc>
+      </w:tr>
+      <w:tr>
+        <w:tc>
+          <w:tcPr>
+            <w:tcW w:type="dxa" w:w="403"/>
+            <w:tcMar>
+              <w:top w:w="25" w:type="dxa"/>
+              <w:start w:w="30" w:type="dxa"/>
+              <w:bottom w:w="25" w:type="dxa"/>
+              <w:end w:w="30" w:type="dxa"/>
+            </w:tcMar>
+            <w:tcBorders>
+              <w:top w:val="nil"/>
+              <w:left w:val="nil"/>
+              <w:bottom w:val="nil"/>
+              <w:right w:val="nil"/>
+              <w:insideH w:val="nil"/>
+              <w:insideV w:val="nil"/>
+            </w:tcBorders>
+          </w:tcPr>
+          <w:p>
+            <w:pPr>
+              <w:spacing w:after="0"/>
+              <w:jc w:val="right"/>
+            </w:pPr>
+            <w:r>
+              <w:rPr>
+                <w:b/>
+                <w:color w:val="2F75B5"/>
+              </w:rPr>
+              <w:t>4.</w:t>
+            </w:r>
+          </w:p>
+        </w:tc>
+        <w:tc>
+          <w:tcPr>
+            <w:tcW w:type="dxa" w:w="9101"/>
+            <w:tcMar>
+              <w:top w:w="25" w:type="dxa"/>
+              <w:start w:w="30" w:type="dxa"/>
+              <w:bottom w:w="25" w:type="dxa"/>
+              <w:end w:w="30" w:type="dxa"/>
+            </w:tcMar>
+            <w:tcBorders>
+              <w:top w:val="nil"/>
+              <w:left w:val="nil"/>
+              <w:bottom w:val="nil"/>
+              <w:right w:val="nil"/>
+              <w:insideH w:val="nil"/>
+              <w:insideV w:val="nil"/>
+            </w:tcBorders>
+          </w:tcPr>
+          <w:p>
+            <w:pPr>
+              <w:spacing w:after="0"/>
+            </w:pPr>
+            <w:r>
+              <w:t>Piliin ang ON/OFF gamit ang UP o DOWN. * para bumalik sa date setup; isa pang * para save at exit.</w:t>
+            </w:r>
+          </w:p>
+        </w:tc>
+      </w:tr>
+    </w:tbl>
+    <w:tbl>
+      <w:tblPr>
+        <w:tblW w:type="auto" w:w="0"/>
+        <w:jc w:val="center"/>
+        <w:tblLayout w:type="fixed"/>
+        <w:tblLook w:firstColumn="1" w:firstRow="1" w:lastColumn="0" w:lastRow="0" w:noHBand="0" w:noVBand="1" w:val="04A0"/>
+      </w:tblPr>
+      <w:tblGrid>
+        <w:gridCol w:w="9648"/>
+      </w:tblGrid>
+      <w:tr>
+        <w:tc>
+          <w:tcPr>
+            <w:tcW w:type="dxa" w:w="9835"/>
+            <w:shd w:fill="EDF4FA"/>
+            <w:tcMar>
+              <w:top w:w="110" w:type="dxa"/>
+              <w:start w:w="150" w:type="dxa"/>
+              <w:bottom w:w="110" w:type="dxa"/>
+              <w:end w:w="150" w:type="dxa"/>
+            </w:tcMar>
+          </w:tcPr>
+          <w:p>
+            <w:pPr>
+              <w:spacing w:after="0"/>
+            </w:pPr>
+            <w:r>
+              <w:rPr>
+                <w:b/>
+                <w:color w:val="17365D"/>
+              </w:rPr>
+              <w:t xml:space="preserve">Paalala  </w:t>
+            </w:r>
+            <w:r>
+              <w:t>Sa RAM lamang nakatago ang pagpili. Pagkatapos alisin ang baterya o mag-restart, babalik sa ON ang lahat ng walong optional item.</w:t>
+            </w:r>
+          </w:p>
+        </w:tc>
+      </w:tr>
+    </w:tbl>
+    <w:p>
+      <w:pPr>
+        <w:spacing w:after="0"/>
+      </w:pPr>
+    </w:p>
+    <w:p>
+      <w:pPr>
+        <w:pStyle w:val="Heading1"/>
+      </w:pPr>
+      <w:r>
+        <w:t>Hardware at pagtitipid ng enerhiya</w:t>
+      </w:r>
+    </w:p>
+    <w:p>
+      <w:pPr>
+        <w:pStyle w:val="ListBullet"/>
+        <w:spacing w:after="60"/>
+        <w:ind w:left="317" w:hanging="202"/>
+      </w:pPr>
+      <w:r>
+        <w:t>Isang universal image para sa 433/434, 868 at 915 MHz; walang radio at BlueRobin functions.</w:t>
+      </w:r>
+    </w:p>
+    <w:p>
+      <w:pPr>
+        <w:pStyle w:val="ListBullet"/>
+        <w:spacing w:after="60"/>
+        <w:ind w:left="317" w:hanging="202"/>
+      </w:pPr>
+      <w:r>
+        <w:t>Sa startup, inilalagay ang radio block sa power-down at nananatiling patay ang RF crystal.</w:t>
+      </w:r>
+    </w:p>
+    <w:p>
+      <w:pPr>
+        <w:pStyle w:val="ListBullet"/>
+        <w:spacing w:after="60"/>
+        <w:ind w:left="317" w:hanging="202"/>
+      </w:pPr>
+      <w:r>
+        <w:t>Tinanggal ang Acceleration, Agility at Bubble Game; nananatiling walang power ang accelerometer.</w:t>
+      </w:r>
+    </w:p>
+    <w:p>
+      <w:pPr>
+        <w:pStyle w:val="ListBullet"/>
+        <w:spacing w:after="60"/>
+        <w:ind w:left="317" w:hanging="202"/>
+      </w:pPr>
+      <w:r>
+        <w:t>Sa pagbukas ng ALTI, awtomatikong nade-detect ang BMP085 (white PCB) o SCP1000 (older black PCB). Sa paglabas, pinapatay o inilalagay sa standby ang sensor.</w:t>
+      </w:r>
+    </w:p>
+    <w:p>
+      <w:pPr>
+        <w:pStyle w:val="ListBullet"/>
+        <w:spacing w:after="60"/>
+        <w:ind w:left="317" w:hanging="202"/>
+      </w:pPr>
+      <w:r>
+        <w:t>Aktibo ang guarded LPM3. Natutulog lang ang CPU sa ligtas na idle; ginigising ito ng buttons at 1-Hz tick. Aktibo rin ang watchdog.</w:t>
+      </w:r>
+    </w:p>
+    <w:tbl>
+      <w:tblPr>
+        <w:tblW w:type="auto" w:w="0"/>
+        <w:jc w:val="center"/>
+        <w:tblLayout w:type="fixed"/>
+        <w:tblLook w:firstColumn="1" w:firstRow="1" w:lastColumn="0" w:lastRow="0" w:noHBand="0" w:noVBand="1" w:val="04A0"/>
+      </w:tblPr>
+      <w:tblGrid>
+        <w:gridCol w:w="9648"/>
+      </w:tblGrid>
+      <w:tr>
+        <w:tc>
+          <w:tcPr>
+            <w:tcW w:type="dxa" w:w="9835"/>
+            <w:shd w:fill="EDF4FA"/>
+            <w:tcMar>
+              <w:top w:w="110" w:type="dxa"/>
+              <w:start w:w="150" w:type="dxa"/>
+              <w:bottom w:w="110" w:type="dxa"/>
+              <w:end w:w="150" w:type="dxa"/>
+            </w:tcMar>
+          </w:tcPr>
+          <w:p>
+            <w:pPr>
+              <w:spacing w:after="0"/>
+            </w:pPr>
+            <w:r>
+              <w:rPr>
+                <w:b/>
+                <w:color w:val="17365D"/>
+              </w:rPr>
+              <w:t xml:space="preserve">Mahalaga  </w:t>
+            </w:r>
+            <w:r>
+              <w:t>Hindi nag-iimbak ng history data ang firmware. Sadyang walang radio transfer, PC synchronization, accelerometer at games. Malaki ang dagdag sa konsumo ng continuous backlight at madalas na sensor use.</w:t>
+            </w:r>
+          </w:p>
+        </w:tc>
+      </w:tr>
+    </w:tbl>
+    <w:p>
+      <w:pPr>
+        <w:spacing w:after="0"/>
+      </w:pPr>
+    </w:p>
     <w:sectPr>
-      <w:pgSz w:w="12240" w:h="15840"/>
-      <w:pgMar w:top="1008" w:right="1008" w:bottom="1008" w:left="1008" w:header="720" w:footer="720" w:gutter="0"/>
+      <w:footerReference w:type="default" r:id="rId9"/>
+      <w:pgSz w:w="11909" w:h="16834"/>
+      <w:pgMar w:top="979" w:right="1037" w:bottom="936" w:left="1037" w:header="720" w:footer="720" w:gutter="0"/>
       <w:cols w:space="720"/>
       <w:docGrid w:linePitch="360"/>
     </w:sectPr>
   </w:body>
 </w:document>
+</file>
+
+<file path=word/footer1.xml><?xml version="1.0" encoding="utf-8"?>
+<w:ftr xmlns:m="http://schemas.openxmlformats.org/officeDocument/2006/math" xmlns:mc="http://schemas.openxmlformats.org/markup-compatibility/2006" xmlns:mo="http://schemas.microsoft.com/office/mac/office/2008/main" xmlns:mv="urn:schemas-microsoft-com:mac:vml" xmlns:o="urn:schemas-microsoft-com:office:office" xmlns:r="http://schemas.openxmlformats.org/officeDocument/2006/relationships" xmlns:v="urn:schemas-microsoft-com:vml" xmlns:w10="urn:schemas-microsoft-com:office:word" xmlns:w14="http://schemas.microsoft.com/office/word/2010/wordml" xmlns:w="http://schemas.openxmlformats.org/wordprocessingml/2006/main" xmlns:wne="http://schemas.microsoft.com/office/word/2006/wordml" xmlns:wp14="http://schemas.microsoft.com/office/word/2010/wordprocessingDrawing" xmlns:wp="http://schemas.openxmlformats.org/drawingml/2006/wordprocessingDrawing" xmlns:wpc="http://schemas.microsoft.com/office/word/2010/wordprocessingCanvas" xmlns:wpg="http://schemas.microsoft.com/office/word/2010/wordprocessingGroup" xmlns:wpi="http://schemas.microsoft.com/office/word/2010/wordprocessingInk" xmlns:wps="http://schemas.microsoft.com/office/word/2010/wordprocessingShape" mc:Ignorable="w14 wp14">
+  <w:p>
+    <w:pPr>
+      <w:pStyle w:val="Footer"/>
+      <w:jc w:val="center"/>
+    </w:pPr>
+    <w:r>
+      <w:rPr>
+        <w:rFonts w:ascii="Arial" w:hAnsi="Arial"/>
+        <w:color w:val="7A8794"/>
+        <w:sz w:val="15"/>
+      </w:rPr>
+      <w:t>eZ430-Chronos Custom RC1  |  Universal RF-free firmware  |  DE / EN / TL</w:t>
+    </w:r>
+  </w:p>
+</w:ftr>
 </file>
 
 <file path=word/numbering.xml><?xml version="1.0" encoding="utf-8"?>
@@ -2050,9 +6602,13 @@
     <w:name w:val="Normal"/>
     <w:qFormat/>
     <w:rsid w:val="00FC693F"/>
+    <w:pPr>
+      <w:spacing w:after="80" w:line="259" w:lineRule="auto"/>
+    </w:pPr>
     <w:rPr>
       <w:rFonts w:ascii="Arial" w:hAnsi="Arial"/>
-      <w:sz w:val="20"/>
+      <w:color w:val="243342"/>
+      <w:sz w:val="18"/>
     </w:rPr>
   </w:style>
   <w:style w:type="paragraph" w:styleId="Header">
@@ -2110,15 +6666,15 @@
     <w:pPr>
       <w:keepNext/>
       <w:keepLines/>
-      <w:spacing w:before="480" w:after="0"/>
+      <w:spacing w:before="240" w:after="140"/>
       <w:outlineLvl w:val="0"/>
     </w:pPr>
     <w:rPr>
-      <w:rFonts w:asciiTheme="majorHAnsi" w:eastAsiaTheme="majorEastAsia" w:hAnsiTheme="majorHAnsi" w:cstheme="majorBidi"/>
+      <w:rFonts w:asciiTheme="majorHAnsi" w:eastAsiaTheme="majorEastAsia" w:hAnsiTheme="majorHAnsi" w:cstheme="majorBidi" w:ascii="Arial" w:hAnsi="Arial"/>
       <w:b/>
       <w:bCs/>
-      <w:color w:val="365F91" w:themeColor="accent1" w:themeShade="BF"/>
-      <w:sz w:val="28"/>
+      <w:color w:val="17365D"/>
+      <w:sz w:val="38"/>
       <w:szCs w:val="28"/>
     </w:rPr>
   </w:style>
@@ -2134,14 +6690,14 @@
     <w:pPr>
       <w:keepNext/>
       <w:keepLines/>
-      <w:spacing w:before="200" w:after="0"/>
+      <w:spacing w:before="180" w:after="80"/>
       <w:outlineLvl w:val="1"/>
     </w:pPr>
     <w:rPr>
-      <w:rFonts w:asciiTheme="majorHAnsi" w:eastAsiaTheme="majorEastAsia" w:hAnsiTheme="majorHAnsi" w:cstheme="majorBidi"/>
+      <w:rFonts w:asciiTheme="majorHAnsi" w:eastAsiaTheme="majorEastAsia" w:hAnsiTheme="majorHAnsi" w:cstheme="majorBidi" w:ascii="Arial" w:hAnsi="Arial"/>
       <w:b/>
       <w:bCs/>
-      <w:color w:val="4F81BD" w:themeColor="accent1"/>
+      <w:color w:val="2F75B5"/>
       <w:sz w:val="26"/>
       <w:szCs w:val="26"/>
     </w:rPr>
@@ -2158,14 +6714,15 @@
     <w:pPr>
       <w:keepNext/>
       <w:keepLines/>
-      <w:spacing w:before="200" w:after="0"/>
+      <w:spacing w:before="120" w:after="40"/>
       <w:outlineLvl w:val="2"/>
     </w:pPr>
     <w:rPr>
-      <w:rFonts w:asciiTheme="majorHAnsi" w:eastAsiaTheme="majorEastAsia" w:hAnsiTheme="majorHAnsi" w:cstheme="majorBidi"/>
+      <w:rFonts w:asciiTheme="majorHAnsi" w:eastAsiaTheme="majorEastAsia" w:hAnsiTheme="majorHAnsi" w:cstheme="majorBidi" w:ascii="Arial" w:hAnsi="Arial"/>
       <w:b/>
       <w:bCs/>
-      <w:color w:val="4F81BD" w:themeColor="accent1"/>
+      <w:color w:val="17365D"/>
+      <w:sz w:val="21"/>
     </w:rPr>
   </w:style>
   <w:style w:type="paragraph" w:styleId="Heading4">
@@ -2396,18 +6953,20 @@
     <w:qFormat/>
     <w:rsid w:val="00FC693F"/>
     <w:pPr>
+      <w:keepNext/>
       <w:pBdr>
         <w:bottom w:val="single" w:sz="8" w:space="4" w:color="4F81BD" w:themeColor="accent1"/>
       </w:pBdr>
-      <w:spacing w:after="300" w:line="240" w:lineRule="auto"/>
+      <w:spacing w:after="200" w:line="240" w:lineRule="auto" w:before="0"/>
       <w:contextualSpacing/>
     </w:pPr>
     <w:rPr>
-      <w:rFonts w:asciiTheme="majorHAnsi" w:eastAsiaTheme="majorEastAsia" w:hAnsiTheme="majorHAnsi" w:cstheme="majorBidi"/>
-      <w:color w:val="17365D" w:themeColor="text2" w:themeShade="BF"/>
+      <w:rFonts w:asciiTheme="majorHAnsi" w:eastAsiaTheme="majorEastAsia" w:hAnsiTheme="majorHAnsi" w:cstheme="majorBidi" w:ascii="Arial" w:hAnsi="Arial"/>
+      <w:b/>
+      <w:color w:val="17365D"/>
       <w:spacing w:val="5"/>
       <w:kern w:val="28"/>
-      <w:sz w:val="52"/>
+      <w:sz w:val="56"/>
       <w:szCs w:val="52"/>
     </w:rPr>
   </w:style>
@@ -2435,15 +6994,18 @@
     <w:qFormat/>
     <w:rsid w:val="00FC693F"/>
     <w:pPr>
+      <w:keepNext/>
       <w:numPr>
         <w:ilvl w:val="1"/>
       </w:numPr>
+      <w:spacing w:before="0" w:after="160"/>
     </w:pPr>
     <w:rPr>
-      <w:rFonts w:asciiTheme="majorHAnsi" w:eastAsiaTheme="majorEastAsia" w:hAnsiTheme="majorHAnsi" w:cstheme="majorBidi"/>
+      <w:rFonts w:asciiTheme="majorHAnsi" w:eastAsiaTheme="majorEastAsia" w:hAnsiTheme="majorHAnsi" w:cstheme="majorBidi" w:ascii="Arial" w:hAnsi="Arial"/>
+      <w:b w:val="0"/>
       <w:i/>
       <w:iCs/>
-      <w:color w:val="4F81BD" w:themeColor="accent1"/>
+      <w:color w:val="5B6573"/>
       <w:spacing w:val="15"/>
       <w:sz w:val="24"/>
       <w:szCs w:val="24"/>
@@ -13736,6 +18298,18 @@
         <w:shd w:val="clear" w:color="auto" w:fill="FBCAA2" w:themeFill="accent6" w:themeFillTint="7F"/>
       </w:tcPr>
     </w:tblStylePr>
+  </w:style>
+  <w:style w:type="paragraph" w:customStyle="1" w:styleId="MenuPath">
+    <w:name w:val="Menu Path"/>
+    <w:pPr>
+      <w:spacing w:before="40" w:after="160"/>
+    </w:pPr>
+    <w:rPr>
+      <w:rFonts w:ascii="Arial" w:hAnsi="Arial"/>
+      <w:b/>
+      <w:color w:val="17365D"/>
+      <w:sz w:val="20"/>
+    </w:rPr>
   </w:style>
 </w:styles>
 </file>
